--- a/00-首页/题组Word/阶段测试卷/元素与分析阶段测试卷-学生版.docx
+++ b/00-首页/题组Word/阶段测试卷/元素与分析阶段测试卷-学生版.docx
@@ -1328,15 +1328,22 @@
         <w:rPr>
           <w:rFonts w:ascii="Times New Roman" w:hAnsi="Times New Roman" w:eastAsia="Times New Roman" w:cs="Times New Roman"/>
         </w:rPr>
-        <w:t xml:space="preserve"> H</w:t>
-      </w:r>
-      <w:r>
-        <w:rPr>
-          <w:rFonts w:ascii="Times New Roman" w:hAnsi="Times New Roman" w:eastAsia="Times New Roman" w:cs="Times New Roman"/>
-          <w:vertAlign w:val="subscript"/>
-        </w:rPr>
-        <w:t>2</w:t>
-      </w:r>
+        <w:t xml:space="preserve"> </w:t>
+      </w:r>
+      <m:oMath>
+        <m:sSub>
+          <m:e>
+            <m:r>
+              <m:t>H</m:t>
+            </m:r>
+          </m:e>
+          <m:sub>
+            <m:r>
+              <m:t>2</m:t>
+            </m:r>
+          </m:sub>
+        </m:sSub>
+      </m:oMath>
       <w:r>
         <w:rPr>
           <w:rFonts w:ascii="Times New Roman" w:hAnsi="Times New Roman" w:eastAsia="Times New Roman" w:cs="Times New Roman"/>
@@ -1491,20 +1498,42 @@
         <w:rPr>
           <w:rFonts w:ascii="Times New Roman" w:hAnsi="Times New Roman" w:eastAsia="Times New Roman" w:cs="Times New Roman"/>
         </w:rPr>
-        <w:t xml:space="preserve"> 1.245 L CO</w:t>
-      </w:r>
-      <w:r>
-        <w:rPr>
-          <w:rFonts w:ascii="Times New Roman" w:hAnsi="Times New Roman" w:eastAsia="Times New Roman" w:cs="Times New Roman"/>
-          <w:vertAlign w:val="subscript"/>
-        </w:rPr>
-        <w:t>2</w:t>
-      </w:r>
-      <w:r>
-        <w:rPr>
-          <w:rFonts w:ascii="Times New Roman" w:hAnsi="Times New Roman" w:eastAsia="Times New Roman" w:cs="Times New Roman"/>
-        </w:rPr>
-        <w:t xml:space="preserve"> (101.325 kPa, </w:t>
+        <w:t xml:space="preserve"> 1.245 L</w:t>
+      </w:r>
+      <w:r>
+        <w:rPr>
+          <w:rFonts w:ascii="Times New Roman" w:hAnsi="Times New Roman" w:eastAsia="Times New Roman" w:cs="Times New Roman"/>
+        </w:rPr>
+        <w:t xml:space="preserve"> </w:t>
+      </w:r>
+      <m:oMath>
+        <m:r>
+          <m:t>C</m:t>
+        </m:r>
+        <m:sSub>
+          <m:e>
+            <m:r>
+              <m:t>O</m:t>
+            </m:r>
+          </m:e>
+          <m:sub>
+            <m:r>
+              <m:t>2</m:t>
+            </m:r>
+          </m:sub>
+        </m:sSub>
+      </m:oMath>
+      <w:r>
+        <w:rPr>
+          <w:rFonts w:ascii="Times New Roman" w:hAnsi="Times New Roman" w:eastAsia="Times New Roman" w:cs="Times New Roman"/>
+        </w:rPr>
+        <w:t xml:space="preserve"> </w:t>
+      </w:r>
+      <w:r>
+        <w:rPr>
+          <w:rFonts w:ascii="Times New Roman" w:hAnsi="Times New Roman" w:eastAsia="Times New Roman" w:cs="Times New Roman"/>
+        </w:rPr>
+        <w:t xml:space="preserve">(101.325 kPa, </w:t>
       </w:r>
       <w:r>
         <w:rPr>
@@ -1619,20 +1648,33 @@
         <w:rPr>
           <w:rFonts w:ascii="Times New Roman" w:hAnsi="Times New Roman" w:eastAsia="Times New Roman" w:cs="Times New Roman"/>
         </w:rPr>
-        <w:t xml:space="preserve"> H</w:t>
-      </w:r>
-      <w:r>
-        <w:rPr>
-          <w:rFonts w:ascii="Times New Roman" w:hAnsi="Times New Roman" w:eastAsia="Times New Roman" w:cs="Times New Roman"/>
-          <w:vertAlign w:val="subscript"/>
-        </w:rPr>
-        <w:t>2</w:t>
-      </w:r>
-      <w:r>
-        <w:rPr>
-          <w:rFonts w:ascii="Times New Roman" w:hAnsi="Times New Roman" w:eastAsia="Times New Roman" w:cs="Times New Roman"/>
-        </w:rPr>
-        <w:t xml:space="preserve"> 、CO </w:t>
+        <w:t xml:space="preserve"> </w:t>
+      </w:r>
+      <m:oMath>
+        <m:sSub>
+          <m:e>
+            <m:r>
+              <m:t>H</m:t>
+            </m:r>
+          </m:e>
+          <m:sub>
+            <m:r>
+              <m:t>2</m:t>
+            </m:r>
+          </m:sub>
+        </m:sSub>
+      </m:oMath>
+      <w:r>
+        <w:rPr>
+          <w:rFonts w:ascii="Times New Roman" w:hAnsi="Times New Roman" w:eastAsia="Times New Roman" w:cs="Times New Roman"/>
+        </w:rPr>
+        <w:t xml:space="preserve"> </w:t>
+      </w:r>
+      <w:r>
+        <w:rPr>
+          <w:rFonts w:ascii="Times New Roman" w:hAnsi="Times New Roman" w:eastAsia="Times New Roman" w:cs="Times New Roman"/>
+        </w:rPr>
+        <w:t xml:space="preserve">、CO </w:t>
       </w:r>
       <w:r>
         <w:rPr>
@@ -2586,15 +2628,31 @@
         <w:rPr>
           <w:rFonts w:ascii="Times New Roman" w:hAnsi="Times New Roman" w:eastAsia="Times New Roman" w:cs="Times New Roman"/>
         </w:rPr>
-        <w:t xml:space="preserve"> Fe</w:t>
-      </w:r>
-      <w:r>
-        <w:rPr>
-          <w:rFonts w:ascii="Times New Roman" w:hAnsi="Times New Roman" w:eastAsia="Times New Roman" w:cs="Times New Roman"/>
-          <w:vertAlign w:val="superscript"/>
-        </w:rPr>
-        <w:t>2+</w:t>
-      </w:r>
+        <w:t xml:space="preserve"> </w:t>
+      </w:r>
+      <m:oMath>
+        <m:r>
+          <m:t>F</m:t>
+        </m:r>
+        <m:sSup>
+          <m:e>
+            <m:r>
+              <m:t>e</m:t>
+            </m:r>
+          </m:e>
+          <m:sup>
+            <m:r>
+              <m:t>2</m:t>
+            </m:r>
+            <m:r>
+              <m:rPr>
+                <m:sty m:val="p"/>
+              </m:rPr>
+              <m:t>+</m:t>
+            </m:r>
+          </m:sup>
+        </m:sSup>
+      </m:oMath>
       <w:r>
         <w:rPr>
           <w:rFonts w:ascii="Times New Roman" w:hAnsi="Times New Roman" w:eastAsia="Times New Roman" w:cs="Times New Roman"/>
@@ -2805,15 +2863,28 @@
         <w:rPr>
           <w:rFonts w:ascii="Times New Roman" w:hAnsi="Times New Roman" w:eastAsia="Times New Roman" w:cs="Times New Roman"/>
         </w:rPr>
-        <w:t xml:space="preserve"> MoS</w:t>
-      </w:r>
-      <w:r>
-        <w:rPr>
-          <w:rFonts w:ascii="Times New Roman" w:hAnsi="Times New Roman" w:eastAsia="Times New Roman" w:cs="Times New Roman"/>
-          <w:vertAlign w:val="subscript"/>
-        </w:rPr>
-        <w:t>2</w:t>
-      </w:r>
+        <w:t xml:space="preserve"> </w:t>
+      </w:r>
+      <m:oMath>
+        <m:r>
+          <m:t>M</m:t>
+        </m:r>
+        <m:r>
+          <m:t>o</m:t>
+        </m:r>
+        <m:sSub>
+          <m:e>
+            <m:r>
+              <m:t>S</m:t>
+            </m:r>
+          </m:e>
+          <m:sub>
+            <m:r>
+              <m:t>2</m:t>
+            </m:r>
+          </m:sub>
+        </m:sSub>
+      </m:oMath>
       <w:r>
         <w:rPr>
           <w:rFonts w:ascii="Times New Roman" w:hAnsi="Times New Roman" w:eastAsia="Times New Roman" w:cs="Times New Roman"/>
@@ -3738,15 +3809,31 @@
         <w:rPr>
           <w:rFonts w:ascii="Times New Roman" w:hAnsi="Times New Roman" w:eastAsia="Times New Roman" w:cs="Times New Roman"/>
         </w:rPr>
-        <w:t xml:space="preserve"> TiCl</w:t>
-      </w:r>
-      <w:r>
-        <w:rPr>
-          <w:rFonts w:ascii="Times New Roman" w:hAnsi="Times New Roman" w:eastAsia="Times New Roman" w:cs="Times New Roman"/>
-          <w:vertAlign w:val="subscript"/>
-        </w:rPr>
-        <w:t>3</w:t>
-      </w:r>
+        <w:t xml:space="preserve"> </w:t>
+      </w:r>
+      <m:oMath>
+        <m:r>
+          <m:t>T</m:t>
+        </m:r>
+        <m:r>
+          <m:t>i</m:t>
+        </m:r>
+        <m:r>
+          <m:t>C</m:t>
+        </m:r>
+        <m:sSub>
+          <m:e>
+            <m:r>
+              <m:t>l</m:t>
+            </m:r>
+          </m:e>
+          <m:sub>
+            <m:r>
+              <m:t>3</m:t>
+            </m:r>
+          </m:sub>
+        </m:sSub>
+      </m:oMath>
       <w:r>
         <w:rPr>
           <w:rFonts w:ascii="Times New Roman" w:hAnsi="Times New Roman" w:eastAsia="Times New Roman" w:cs="Times New Roman"/>
@@ -3848,15 +3935,31 @@
         <w:rPr>
           <w:rFonts w:ascii="Times New Roman" w:hAnsi="Times New Roman" w:eastAsia="Times New Roman" w:cs="Times New Roman"/>
         </w:rPr>
-        <w:t xml:space="preserve"> TiCl</w:t>
-      </w:r>
-      <w:r>
-        <w:rPr>
-          <w:rFonts w:ascii="Times New Roman" w:hAnsi="Times New Roman" w:eastAsia="Times New Roman" w:cs="Times New Roman"/>
-          <w:vertAlign w:val="subscript"/>
-        </w:rPr>
-        <w:t>3</w:t>
-      </w:r>
+        <w:t xml:space="preserve"> </w:t>
+      </w:r>
+      <m:oMath>
+        <m:r>
+          <m:t>T</m:t>
+        </m:r>
+        <m:r>
+          <m:t>i</m:t>
+        </m:r>
+        <m:r>
+          <m:t>C</m:t>
+        </m:r>
+        <m:sSub>
+          <m:e>
+            <m:r>
+              <m:t>l</m:t>
+            </m:r>
+          </m:e>
+          <m:sub>
+            <m:r>
+              <m:t>3</m:t>
+            </m:r>
+          </m:sub>
+        </m:sSub>
+      </m:oMath>
       <w:r>
         <w:rPr>
           <w:rFonts w:ascii="Times New Roman" w:hAnsi="Times New Roman" w:eastAsia="Times New Roman" w:cs="Times New Roman"/>
@@ -4224,15 +4327,28 @@
         <w:rPr>
           <w:rFonts w:ascii="Times New Roman" w:hAnsi="Times New Roman" w:eastAsia="Times New Roman" w:cs="Times New Roman"/>
         </w:rPr>
-        <w:t xml:space="preserve"> V</w:t>
-      </w:r>
-      <w:r>
-        <w:rPr>
-          <w:rFonts w:ascii="Times New Roman" w:hAnsi="Times New Roman" w:eastAsia="Times New Roman" w:cs="Times New Roman"/>
-          <w:vertAlign w:val="superscript"/>
-        </w:rPr>
-        <w:t>2+</w:t>
-      </w:r>
+        <w:t xml:space="preserve"> </w:t>
+      </w:r>
+      <m:oMath>
+        <m:sSup>
+          <m:e>
+            <m:r>
+              <m:t>V</m:t>
+            </m:r>
+          </m:e>
+          <m:sup>
+            <m:r>
+              <m:t>2</m:t>
+            </m:r>
+            <m:r>
+              <m:rPr>
+                <m:sty m:val="p"/>
+              </m:rPr>
+              <m:t>+</m:t>
+            </m:r>
+          </m:sup>
+        </m:sSup>
+      </m:oMath>
       <w:r>
         <w:rPr>
           <w:rFonts w:ascii="Times New Roman" w:hAnsi="Times New Roman" w:eastAsia="Times New Roman" w:cs="Times New Roman"/>
@@ -4249,15 +4365,31 @@
         <w:rPr>
           <w:rFonts w:ascii="Times New Roman" w:hAnsi="Times New Roman" w:eastAsia="Times New Roman" w:cs="Times New Roman"/>
         </w:rPr>
-        <w:t xml:space="preserve"> KMnO</w:t>
-      </w:r>
-      <w:r>
-        <w:rPr>
-          <w:rFonts w:ascii="Times New Roman" w:hAnsi="Times New Roman" w:eastAsia="Times New Roman" w:cs="Times New Roman"/>
-          <w:vertAlign w:val="subscript"/>
-        </w:rPr>
-        <w:t>4</w:t>
-      </w:r>
+        <w:t xml:space="preserve"> </w:t>
+      </w:r>
+      <m:oMath>
+        <m:r>
+          <m:t>K</m:t>
+        </m:r>
+        <m:r>
+          <m:t>M</m:t>
+        </m:r>
+        <m:r>
+          <m:t>n</m:t>
+        </m:r>
+        <m:sSub>
+          <m:e>
+            <m:r>
+              <m:t>O</m:t>
+            </m:r>
+          </m:e>
+          <m:sub>
+            <m:r>
+              <m:t>4</m:t>
+            </m:r>
+          </m:sub>
+        </m:sSub>
+      </m:oMath>
       <w:r>
         <w:rPr>
           <w:rFonts w:ascii="Times New Roman" w:hAnsi="Times New Roman" w:eastAsia="Times New Roman" w:cs="Times New Roman"/>
@@ -4964,15 +5096,31 @@
         <w:rPr>
           <w:rFonts w:ascii="Times New Roman" w:hAnsi="Times New Roman" w:eastAsia="Times New Roman" w:cs="Times New Roman"/>
         </w:rPr>
-        <w:t xml:space="preserve"> Fe</w:t>
-      </w:r>
-      <w:r>
-        <w:rPr>
-          <w:rFonts w:ascii="Times New Roman" w:hAnsi="Times New Roman" w:eastAsia="Times New Roman" w:cs="Times New Roman"/>
-          <w:vertAlign w:val="superscript"/>
-        </w:rPr>
-        <w:t>3+</w:t>
-      </w:r>
+        <w:t xml:space="preserve"> </w:t>
+      </w:r>
+      <m:oMath>
+        <m:r>
+          <m:t>F</m:t>
+        </m:r>
+        <m:sSup>
+          <m:e>
+            <m:r>
+              <m:t>e</m:t>
+            </m:r>
+          </m:e>
+          <m:sup>
+            <m:r>
+              <m:t>3</m:t>
+            </m:r>
+            <m:r>
+              <m:rPr>
+                <m:sty m:val="p"/>
+              </m:rPr>
+              <m:t>+</m:t>
+            </m:r>
+          </m:sup>
+        </m:sSup>
+      </m:oMath>
       <w:r>
         <w:rPr>
           <w:rFonts w:ascii="Times New Roman" w:hAnsi="Times New Roman" w:eastAsia="Times New Roman" w:cs="Times New Roman"/>
@@ -4989,15 +5137,31 @@
         <w:rPr>
           <w:rFonts w:ascii="Times New Roman" w:hAnsi="Times New Roman" w:eastAsia="Times New Roman" w:cs="Times New Roman"/>
         </w:rPr>
-        <w:t xml:space="preserve"> Ti</w:t>
-      </w:r>
-      <w:r>
-        <w:rPr>
-          <w:rFonts w:ascii="Times New Roman" w:hAnsi="Times New Roman" w:eastAsia="Times New Roman" w:cs="Times New Roman"/>
-          <w:vertAlign w:val="superscript"/>
-        </w:rPr>
-        <w:t>3+</w:t>
-      </w:r>
+        <w:t xml:space="preserve"> </w:t>
+      </w:r>
+      <m:oMath>
+        <m:r>
+          <m:t>T</m:t>
+        </m:r>
+        <m:sSup>
+          <m:e>
+            <m:r>
+              <m:t>i</m:t>
+            </m:r>
+          </m:e>
+          <m:sup>
+            <m:r>
+              <m:t>3</m:t>
+            </m:r>
+            <m:r>
+              <m:rPr>
+                <m:sty m:val="p"/>
+              </m:rPr>
+              <m:t>+</m:t>
+            </m:r>
+          </m:sup>
+        </m:sSup>
+      </m:oMath>
       <w:r>
         <w:rPr>
           <w:rFonts w:ascii="Times New Roman" w:hAnsi="Times New Roman" w:eastAsia="Times New Roman" w:cs="Times New Roman"/>
@@ -5322,59 +5486,159 @@
         <w:rPr>
           <w:rFonts w:ascii="Times New Roman" w:hAnsi="Times New Roman" w:eastAsia="Times New Roman" w:cs="Times New Roman"/>
         </w:rPr>
-        <w:t xml:space="preserve"> TiF</w:t>
-      </w:r>
-      <w:r>
-        <w:rPr>
-          <w:rFonts w:ascii="Times New Roman" w:hAnsi="Times New Roman" w:eastAsia="Times New Roman" w:cs="Times New Roman"/>
-          <w:vertAlign w:val="subscript"/>
-        </w:rPr>
-        <w:t>4</w:t>
-      </w:r>
-      <w:r>
-        <w:rPr>
-          <w:rFonts w:ascii="Times New Roman" w:hAnsi="Times New Roman" w:eastAsia="Times New Roman" w:cs="Times New Roman"/>
-        </w:rPr>
-        <w:t xml:space="preserve"> 284℃; TiCl</w:t>
-      </w:r>
-      <w:r>
-        <w:rPr>
-          <w:rFonts w:ascii="Times New Roman" w:hAnsi="Times New Roman" w:eastAsia="Times New Roman" w:cs="Times New Roman"/>
-          <w:vertAlign w:val="subscript"/>
-        </w:rPr>
-        <w:t>4</w:t>
-      </w:r>
-      <w:r>
-        <w:rPr>
-          <w:rFonts w:ascii="Times New Roman" w:hAnsi="Times New Roman" w:eastAsia="Times New Roman" w:cs="Times New Roman"/>
-        </w:rPr>
-        <w:t xml:space="preserve"> -25℃; TiBr</w:t>
-      </w:r>
-      <w:r>
-        <w:rPr>
-          <w:rFonts w:ascii="Times New Roman" w:hAnsi="Times New Roman" w:eastAsia="Times New Roman" w:cs="Times New Roman"/>
-          <w:vertAlign w:val="subscript"/>
-        </w:rPr>
-        <w:t>4</w:t>
-      </w:r>
-      <w:r>
-        <w:rPr>
-          <w:rFonts w:ascii="Times New Roman" w:hAnsi="Times New Roman" w:eastAsia="Times New Roman" w:cs="Times New Roman"/>
-        </w:rPr>
-        <w:t xml:space="preserve"> 39℃; TiI</w:t>
-      </w:r>
-      <w:r>
-        <w:rPr>
-          <w:rFonts w:ascii="Times New Roman" w:hAnsi="Times New Roman" w:eastAsia="Times New Roman" w:cs="Times New Roman"/>
-          <w:vertAlign w:val="subscript"/>
-        </w:rPr>
-        <w:t>4</w:t>
-      </w:r>
-      <w:r>
-        <w:rPr>
-          <w:rFonts w:ascii="Times New Roman" w:hAnsi="Times New Roman" w:eastAsia="Times New Roman" w:cs="Times New Roman"/>
-        </w:rPr>
-        <w:t xml:space="preserve"> 150℃。</w:t>
+        <w:t xml:space="preserve"> </w:t>
+      </w:r>
+      <m:oMath>
+        <m:r>
+          <m:t>T</m:t>
+        </m:r>
+        <m:r>
+          <m:t>i</m:t>
+        </m:r>
+        <m:sSub>
+          <m:e>
+            <m:r>
+              <m:t>F</m:t>
+            </m:r>
+          </m:e>
+          <m:sub>
+            <m:r>
+              <m:t>4</m:t>
+            </m:r>
+          </m:sub>
+        </m:sSub>
+      </m:oMath>
+      <w:r>
+        <w:rPr>
+          <w:rFonts w:ascii="Times New Roman" w:hAnsi="Times New Roman" w:eastAsia="Times New Roman" w:cs="Times New Roman"/>
+        </w:rPr>
+        <w:t xml:space="preserve"> </w:t>
+      </w:r>
+      <w:r>
+        <w:rPr>
+          <w:rFonts w:ascii="Times New Roman" w:hAnsi="Times New Roman" w:eastAsia="Times New Roman" w:cs="Times New Roman"/>
+        </w:rPr>
+        <w:t xml:space="preserve">284℃;</w:t>
+      </w:r>
+      <w:r>
+        <w:rPr>
+          <w:rFonts w:ascii="Times New Roman" w:hAnsi="Times New Roman" w:eastAsia="Times New Roman" w:cs="Times New Roman"/>
+        </w:rPr>
+        <w:t xml:space="preserve"> </w:t>
+      </w:r>
+      <m:oMath>
+        <m:r>
+          <m:t>T</m:t>
+        </m:r>
+        <m:r>
+          <m:t>i</m:t>
+        </m:r>
+        <m:r>
+          <m:t>C</m:t>
+        </m:r>
+        <m:sSub>
+          <m:e>
+            <m:r>
+              <m:t>l</m:t>
+            </m:r>
+          </m:e>
+          <m:sub>
+            <m:r>
+              <m:t>4</m:t>
+            </m:r>
+          </m:sub>
+        </m:sSub>
+      </m:oMath>
+      <w:r>
+        <w:rPr>
+          <w:rFonts w:ascii="Times New Roman" w:hAnsi="Times New Roman" w:eastAsia="Times New Roman" w:cs="Times New Roman"/>
+        </w:rPr>
+        <w:t xml:space="preserve"> </w:t>
+      </w:r>
+      <w:r>
+        <w:rPr>
+          <w:rFonts w:ascii="Times New Roman" w:hAnsi="Times New Roman" w:eastAsia="Times New Roman" w:cs="Times New Roman"/>
+        </w:rPr>
+        <w:t xml:space="preserve">-25℃;</w:t>
+      </w:r>
+      <w:r>
+        <w:rPr>
+          <w:rFonts w:ascii="Times New Roman" w:hAnsi="Times New Roman" w:eastAsia="Times New Roman" w:cs="Times New Roman"/>
+        </w:rPr>
+        <w:t xml:space="preserve"> </w:t>
+      </w:r>
+      <m:oMath>
+        <m:r>
+          <m:t>T</m:t>
+        </m:r>
+        <m:r>
+          <m:t>i</m:t>
+        </m:r>
+        <m:r>
+          <m:t>B</m:t>
+        </m:r>
+        <m:sSub>
+          <m:e>
+            <m:r>
+              <m:t>r</m:t>
+            </m:r>
+          </m:e>
+          <m:sub>
+            <m:r>
+              <m:t>4</m:t>
+            </m:r>
+          </m:sub>
+        </m:sSub>
+      </m:oMath>
+      <w:r>
+        <w:rPr>
+          <w:rFonts w:ascii="Times New Roman" w:hAnsi="Times New Roman" w:eastAsia="Times New Roman" w:cs="Times New Roman"/>
+        </w:rPr>
+        <w:t xml:space="preserve"> </w:t>
+      </w:r>
+      <w:r>
+        <w:rPr>
+          <w:rFonts w:ascii="Times New Roman" w:hAnsi="Times New Roman" w:eastAsia="Times New Roman" w:cs="Times New Roman"/>
+        </w:rPr>
+        <w:t xml:space="preserve">39℃;</w:t>
+      </w:r>
+      <w:r>
+        <w:rPr>
+          <w:rFonts w:ascii="Times New Roman" w:hAnsi="Times New Roman" w:eastAsia="Times New Roman" w:cs="Times New Roman"/>
+        </w:rPr>
+        <w:t xml:space="preserve"> </w:t>
+      </w:r>
+      <m:oMath>
+        <m:r>
+          <m:t>T</m:t>
+        </m:r>
+        <m:r>
+          <m:t>i</m:t>
+        </m:r>
+        <m:sSub>
+          <m:e>
+            <m:r>
+              <m:t>I</m:t>
+            </m:r>
+          </m:e>
+          <m:sub>
+            <m:r>
+              <m:t>4</m:t>
+            </m:r>
+          </m:sub>
+        </m:sSub>
+      </m:oMath>
+      <w:r>
+        <w:rPr>
+          <w:rFonts w:ascii="Times New Roman" w:hAnsi="Times New Roman" w:eastAsia="Times New Roman" w:cs="Times New Roman"/>
+        </w:rPr>
+        <w:t xml:space="preserve"> </w:t>
+      </w:r>
+      <w:r>
+        <w:rPr>
+          <w:rFonts w:ascii="Times New Roman" w:hAnsi="Times New Roman" w:eastAsia="Times New Roman" w:cs="Times New Roman"/>
+        </w:rPr>
+        <w:t xml:space="preserve">150℃。</w:t>
       </w:r>
     </w:p>
     <w:p>
@@ -5475,19 +5739,7 @@
             </m:e>
             <m:lim>
               <m:r>
-                <m:t>1</m:t>
-              </m:r>
-              <m:r>
-                <m:rPr>
-                  <m:sty m:val="p"/>
-                </m:rPr>
-                <m:t>.</m:t>
-              </m:r>
-              <m:r>
-                <m:t>0</m:t>
-              </m:r>
-              <m:r>
-                <m:t>0</m:t>
+                <m:t>1.00</m:t>
               </m:r>
               <m:r>
                 <m:rPr>
@@ -5535,19 +5787,7 @@
             </m:e>
             <m:lim>
               <m:r>
-                <m:t>0</m:t>
-              </m:r>
-              <m:r>
-                <m:rPr>
-                  <m:sty m:val="p"/>
-                </m:rPr>
-                <m:t>.</m:t>
-              </m:r>
-              <m:r>
-                <m:t>3</m:t>
-              </m:r>
-              <m:r>
-                <m:t>4</m:t>
+                <m:t>0.34</m:t>
               </m:r>
               <m:r>
                 <m:rPr>
@@ -5595,19 +5835,7 @@
                 <m:t>−</m:t>
               </m:r>
               <m:r>
-                <m:t>0</m:t>
-              </m:r>
-              <m:r>
-                <m:rPr>
-                  <m:sty m:val="p"/>
-                </m:rPr>
-                <m:t>.</m:t>
-              </m:r>
-              <m:r>
-                <m:t>2</m:t>
-              </m:r>
-              <m:r>
-                <m:t>6</m:t>
+                <m:t>0.26</m:t>
               </m:r>
               <m:r>
                 <m:rPr>
@@ -5655,22 +5883,7 @@
                 <m:t>−</m:t>
               </m:r>
               <m:r>
-                <m:t>1</m:t>
-              </m:r>
-              <m:r>
-                <m:rPr>
-                  <m:sty m:val="p"/>
-                </m:rPr>
-                <m:t>.</m:t>
-              </m:r>
-              <m:r>
-                <m:t>1</m:t>
-              </m:r>
-              <m:r>
-                <m:t>7</m:t>
-              </m:r>
-              <m:r>
-                <m:t>5</m:t>
+                <m:t>1.175</m:t>
               </m:r>
               <m:r>
                 <m:rPr>
@@ -5854,15 +6067,28 @@
         <w:rPr>
           <w:rFonts w:ascii="Times New Roman" w:hAnsi="Times New Roman" w:eastAsia="Times New Roman" w:cs="Times New Roman"/>
         </w:rPr>
-        <w:t xml:space="preserve"> V</w:t>
-      </w:r>
-      <w:r>
-        <w:rPr>
-          <w:rFonts w:ascii="Times New Roman" w:hAnsi="Times New Roman" w:eastAsia="Times New Roman" w:cs="Times New Roman"/>
-          <w:vertAlign w:val="superscript"/>
-        </w:rPr>
-        <w:t>3+</w:t>
-      </w:r>
+        <w:t xml:space="preserve"> </w:t>
+      </w:r>
+      <m:oMath>
+        <m:sSup>
+          <m:e>
+            <m:r>
+              <m:t>V</m:t>
+            </m:r>
+          </m:e>
+          <m:sup>
+            <m:r>
+              <m:t>3</m:t>
+            </m:r>
+            <m:r>
+              <m:rPr>
+                <m:sty m:val="p"/>
+              </m:rPr>
+              <m:t>+</m:t>
+            </m:r>
+          </m:sup>
+        </m:sSup>
+      </m:oMath>
       <w:r>
         <w:rPr>
           <w:rFonts w:ascii="Times New Roman" w:hAnsi="Times New Roman" w:eastAsia="Times New Roman" w:cs="Times New Roman"/>
@@ -5972,15 +6198,31 @@
         <w:rPr>
           <w:rFonts w:ascii="Times New Roman" w:hAnsi="Times New Roman" w:eastAsia="Times New Roman" w:cs="Times New Roman"/>
         </w:rPr>
-        <w:t xml:space="preserve"> TiCl</w:t>
-      </w:r>
-      <w:r>
-        <w:rPr>
-          <w:rFonts w:ascii="Times New Roman" w:hAnsi="Times New Roman" w:eastAsia="Times New Roman" w:cs="Times New Roman"/>
-          <w:vertAlign w:val="subscript"/>
-        </w:rPr>
-        <w:t>4</w:t>
-      </w:r>
+        <w:t xml:space="preserve"> </w:t>
+      </w:r>
+      <m:oMath>
+        <m:r>
+          <m:t>T</m:t>
+        </m:r>
+        <m:r>
+          <m:t>i</m:t>
+        </m:r>
+        <m:r>
+          <m:t>C</m:t>
+        </m:r>
+        <m:sSub>
+          <m:e>
+            <m:r>
+              <m:t>l</m:t>
+            </m:r>
+          </m:e>
+          <m:sub>
+            <m:r>
+              <m:t>4</m:t>
+            </m:r>
+          </m:sub>
+        </m:sSub>
+      </m:oMath>
       <w:r>
         <w:rPr>
           <w:rFonts w:ascii="Times New Roman" w:hAnsi="Times New Roman" w:eastAsia="Times New Roman" w:cs="Times New Roman"/>
@@ -6689,15 +6931,31 @@
         <w:rPr>
           <w:rFonts w:ascii="Times New Roman" w:hAnsi="Times New Roman" w:eastAsia="Times New Roman" w:cs="Times New Roman"/>
         </w:rPr>
-        <w:t xml:space="preserve"> CuCl</w:t>
-      </w:r>
-      <w:r>
-        <w:rPr>
-          <w:rFonts w:ascii="Times New Roman" w:hAnsi="Times New Roman" w:eastAsia="Times New Roman" w:cs="Times New Roman"/>
-          <w:vertAlign w:val="subscript"/>
-        </w:rPr>
-        <w:t>2</w:t>
-      </w:r>
+        <w:t xml:space="preserve"> </w:t>
+      </w:r>
+      <m:oMath>
+        <m:r>
+          <m:t>C</m:t>
+        </m:r>
+        <m:r>
+          <m:t>u</m:t>
+        </m:r>
+        <m:r>
+          <m:t>C</m:t>
+        </m:r>
+        <m:sSub>
+          <m:e>
+            <m:r>
+              <m:t>l</m:t>
+            </m:r>
+          </m:e>
+          <m:sub>
+            <m:r>
+              <m:t>2</m:t>
+            </m:r>
+          </m:sub>
+        </m:sSub>
+      </m:oMath>
       <w:r>
         <w:rPr>
           <w:rFonts w:ascii="Times New Roman" w:hAnsi="Times New Roman" w:eastAsia="Times New Roman" w:cs="Times New Roman"/>
@@ -8818,13 +9076,10 @@
               </m:r>
             </m:e>
             <m:lim>
-              <m:r>
-                <m:t>4</m:t>
-              </m:r>
               <m:sSup>
                 <m:e>
                   <m:r>
-                    <m:t>0</m:t>
+                    <m:t>40</m:t>
                   </m:r>
                 </m:e>
                 <m:sup>
@@ -8878,13 +9133,10 @@
               </m:r>
             </m:e>
             <m:lim>
-              <m:r>
-                <m:t>5</m:t>
-              </m:r>
               <m:sSup>
                 <m:e>
                   <m:r>
-                    <m:t>5</m:t>
+                    <m:t>55</m:t>
                   </m:r>
                 </m:e>
                 <m:sup>
@@ -9253,15 +9505,22 @@
         <w:rPr>
           <w:rFonts w:ascii="Times New Roman" w:hAnsi="Times New Roman" w:eastAsia="Times New Roman" w:cs="Times New Roman"/>
         </w:rPr>
-        <w:t xml:space="preserve"> I</w:t>
-      </w:r>
-      <w:r>
-        <w:rPr>
-          <w:rFonts w:ascii="Times New Roman" w:hAnsi="Times New Roman" w:eastAsia="Times New Roman" w:cs="Times New Roman"/>
-          <w:vertAlign w:val="subscript"/>
-        </w:rPr>
-        <w:t>2</w:t>
-      </w:r>
+        <w:t xml:space="preserve"> </w:t>
+      </w:r>
+      <m:oMath>
+        <m:sSub>
+          <m:e>
+            <m:r>
+              <m:t>I</m:t>
+            </m:r>
+          </m:e>
+          <m:sub>
+            <m:r>
+              <m:t>2</m:t>
+            </m:r>
+          </m:sub>
+        </m:sSub>
+      </m:oMath>
       <w:r>
         <w:rPr>
           <w:rFonts w:ascii="Times New Roman" w:hAnsi="Times New Roman" w:eastAsia="Times New Roman" w:cs="Times New Roman"/>
@@ -9673,15 +9932,28 @@
         <w:rPr>
           <w:rFonts w:ascii="Times New Roman" w:hAnsi="Times New Roman" w:eastAsia="Times New Roman" w:cs="Times New Roman"/>
         </w:rPr>
-        <w:t xml:space="preserve"> M</w:t>
-      </w:r>
-      <w:r>
-        <w:rPr>
-          <w:rFonts w:ascii="Times New Roman" w:hAnsi="Times New Roman" w:eastAsia="Times New Roman" w:cs="Times New Roman"/>
-          <w:vertAlign w:val="superscript"/>
-        </w:rPr>
-        <w:t>3+</w:t>
-      </w:r>
+        <w:t xml:space="preserve"> </w:t>
+      </w:r>
+      <m:oMath>
+        <m:sSup>
+          <m:e>
+            <m:r>
+              <m:t>M</m:t>
+            </m:r>
+          </m:e>
+          <m:sup>
+            <m:r>
+              <m:t>3</m:t>
+            </m:r>
+            <m:r>
+              <m:rPr>
+                <m:sty m:val="p"/>
+              </m:rPr>
+              <m:t>+</m:t>
+            </m:r>
+          </m:sup>
+        </m:sSup>
+      </m:oMath>
       <w:r>
         <w:rPr>
           <w:rFonts w:ascii="Times New Roman" w:hAnsi="Times New Roman" w:eastAsia="Times New Roman" w:cs="Times New Roman"/>
@@ -10356,15 +10628,22 @@
         <w:rPr>
           <w:rFonts w:ascii="Times New Roman" w:hAnsi="Times New Roman" w:eastAsia="Times New Roman" w:cs="Times New Roman"/>
         </w:rPr>
-        <w:t xml:space="preserve"> N</w:t>
-      </w:r>
-      <w:r>
-        <w:rPr>
-          <w:rFonts w:ascii="Times New Roman" w:hAnsi="Times New Roman" w:eastAsia="Times New Roman" w:cs="Times New Roman"/>
-          <w:vertAlign w:val="subscript"/>
-        </w:rPr>
-        <w:t>2</w:t>
-      </w:r>
+        <w:t xml:space="preserve"> </w:t>
+      </w:r>
+      <m:oMath>
+        <m:sSub>
+          <m:e>
+            <m:r>
+              <m:t>N</m:t>
+            </m:r>
+          </m:e>
+          <m:sub>
+            <m:r>
+              <m:t>2</m:t>
+            </m:r>
+          </m:sub>
+        </m:sSub>
+      </m:oMath>
       <w:r>
         <w:rPr>
           <w:rFonts w:ascii="Times New Roman" w:hAnsi="Times New Roman" w:eastAsia="Times New Roman" w:cs="Times New Roman"/>
@@ -13110,15 +13389,25 @@
         <w:rPr>
           <w:rFonts w:ascii="Times New Roman" w:hAnsi="Times New Roman" w:eastAsia="Times New Roman" w:cs="Times New Roman"/>
         </w:rPr>
-        <w:t xml:space="preserve"> H</w:t>
-      </w:r>
-      <w:r>
-        <w:rPr>
-          <w:rFonts w:ascii="Times New Roman" w:hAnsi="Times New Roman" w:eastAsia="Times New Roman" w:cs="Times New Roman"/>
-          <w:vertAlign w:val="superscript"/>
-        </w:rPr>
-        <w:t>+</w:t>
-      </w:r>
+        <w:t xml:space="preserve"> </w:t>
+      </w:r>
+      <m:oMath>
+        <m:sSup>
+          <m:e>
+            <m:r>
+              <m:t>H</m:t>
+            </m:r>
+          </m:e>
+          <m:sup>
+            <m:r>
+              <m:rPr>
+                <m:sty m:val="p"/>
+              </m:rPr>
+              <m:t>+</m:t>
+            </m:r>
+          </m:sup>
+        </m:sSup>
+      </m:oMath>
       <w:r>
         <w:rPr>
           <w:rFonts w:ascii="Times New Roman" w:hAnsi="Times New Roman" w:eastAsia="Times New Roman" w:cs="Times New Roman"/>
@@ -17549,15 +17838,31 @@
         <w:rPr>
           <w:rFonts w:ascii="Times New Roman" w:hAnsi="Times New Roman" w:eastAsia="Times New Roman" w:cs="Times New Roman"/>
         </w:rPr>
-        <w:t xml:space="preserve"> MnCl</w:t>
-      </w:r>
-      <w:r>
-        <w:rPr>
-          <w:rFonts w:ascii="Times New Roman" w:hAnsi="Times New Roman" w:eastAsia="Times New Roman" w:cs="Times New Roman"/>
-          <w:vertAlign w:val="subscript"/>
-        </w:rPr>
-        <w:t>2</w:t>
-      </w:r>
+        <w:t xml:space="preserve"> </w:t>
+      </w:r>
+      <m:oMath>
+        <m:r>
+          <m:t>M</m:t>
+        </m:r>
+        <m:r>
+          <m:t>n</m:t>
+        </m:r>
+        <m:r>
+          <m:t>C</m:t>
+        </m:r>
+        <m:sSub>
+          <m:e>
+            <m:r>
+              <m:t>l</m:t>
+            </m:r>
+          </m:e>
+          <m:sub>
+            <m:r>
+              <m:t>2</m:t>
+            </m:r>
+          </m:sub>
+        </m:sSub>
+      </m:oMath>
       <w:r>
         <w:rPr>
           <w:rFonts w:ascii="Times New Roman" w:hAnsi="Times New Roman" w:eastAsia="Times New Roman" w:cs="Times New Roman"/>
@@ -18384,15 +18689,28 @@
         <w:rPr>
           <w:rFonts w:ascii="Times New Roman" w:hAnsi="Times New Roman" w:eastAsia="Times New Roman" w:cs="Times New Roman"/>
         </w:rPr>
-        <w:t xml:space="preserve"> OH</w:t>
-      </w:r>
-      <w:r>
-        <w:rPr>
-          <w:rFonts w:ascii="Times New Roman" w:hAnsi="Times New Roman" w:eastAsia="Times New Roman" w:cs="Times New Roman"/>
-          <w:vertAlign w:val="superscript"/>
-        </w:rPr>
-        <w:t>-</w:t>
-      </w:r>
+        <w:t xml:space="preserve"> </w:t>
+      </w:r>
+      <m:oMath>
+        <m:r>
+          <m:t>O</m:t>
+        </m:r>
+        <m:sSup>
+          <m:e>
+            <m:r>
+              <m:t>H</m:t>
+            </m:r>
+          </m:e>
+          <m:sup>
+            <m:r>
+              <m:rPr>
+                <m:sty m:val="p"/>
+              </m:rPr>
+              <m:t>−</m:t>
+            </m:r>
+          </m:sup>
+        </m:sSup>
+      </m:oMath>
       <w:r>
         <w:rPr>
           <w:rFonts w:ascii="Times New Roman" w:hAnsi="Times New Roman" w:eastAsia="Times New Roman" w:cs="Times New Roman"/>
@@ -18616,16 +18934,7 @@
                       </m:fPr>
                       <m:num>
                         <m:r>
-                          <m:t>1</m:t>
-                        </m:r>
-                        <m:r>
-                          <m:rPr>
-                            <m:sty m:val="p"/>
-                          </m:rPr>
-                          <m:t>.</m:t>
-                        </m:r>
-                        <m:r>
-                          <m:t>9</m:t>
+                          <m:t>1.9</m:t>
                         </m:r>
                         <m:r>
                           <m:rPr>
@@ -18633,13 +18942,10 @@
                           </m:rPr>
                           <m:t>×</m:t>
                         </m:r>
-                        <m:r>
-                          <m:t>1</m:t>
-                        </m:r>
                         <m:sSup>
                           <m:e>
                             <m:r>
-                              <m:t>0</m:t>
+                              <m:t>10</m:t>
                             </m:r>
                           </m:e>
                           <m:sup>
@@ -18650,29 +18956,14 @@
                               <m:t>−</m:t>
                             </m:r>
                             <m:r>
-                              <m:t>1</m:t>
-                            </m:r>
-                            <m:r>
-                              <m:t>3</m:t>
+                              <m:t>13</m:t>
                             </m:r>
                           </m:sup>
                         </m:sSup>
                       </m:num>
                       <m:den>
                         <m:r>
-                          <m:t>0</m:t>
-                        </m:r>
-                        <m:r>
-                          <m:rPr>
-                            <m:sty m:val="p"/>
-                          </m:rPr>
-                          <m:t>.</m:t>
-                        </m:r>
-                        <m:r>
-                          <m:t>1</m:t>
-                        </m:r>
-                        <m:r>
-                          <m:t>0</m:t>
+                          <m:t>0.10</m:t>
                         </m:r>
                       </m:den>
                     </m:f>
@@ -18685,16 +18976,7 @@
                   <m:t>=</m:t>
                 </m:r>
                 <m:r>
-                  <m:t>1</m:t>
-                </m:r>
-                <m:r>
-                  <m:rPr>
-                    <m:sty m:val="p"/>
-                  </m:rPr>
-                  <m:t>.</m:t>
-                </m:r>
-                <m:r>
-                  <m:t>4</m:t>
+                  <m:t>1.4</m:t>
                 </m:r>
                 <m:r>
                   <m:rPr>
@@ -18702,13 +18984,10 @@
                   </m:rPr>
                   <m:t>×</m:t>
                 </m:r>
-                <m:r>
-                  <m:t>1</m:t>
-                </m:r>
                 <m:sSup>
                   <m:e>
                     <m:r>
-                      <m:t>0</m:t>
+                      <m:t>10</m:t>
                     </m:r>
                   </m:e>
                   <m:sup>
@@ -18734,16 +19013,7 @@
                   <m:t>=</m:t>
                 </m:r>
                 <m:r>
-                  <m:t>1</m:t>
-                </m:r>
-                <m:r>
-                  <m:rPr>
-                    <m:sty m:val="p"/>
-                  </m:rPr>
-                  <m:t>.</m:t>
-                </m:r>
-                <m:r>
-                  <m:t>4</m:t>
+                  <m:t>1.4</m:t>
                 </m:r>
                 <m:r>
                   <m:rPr>
@@ -18751,13 +19021,10 @@
                   </m:rPr>
                   <m:t>×</m:t>
                 </m:r>
-                <m:r>
-                  <m:t>1</m:t>
-                </m:r>
                 <m:sSup>
                   <m:e>
                     <m:r>
-                      <m:t>0</m:t>
+                      <m:t>10</m:t>
                     </m:r>
                   </m:e>
                   <m:sup>
@@ -19175,25 +19442,7 @@
                 <m:t>&amp;</m:t>
               </m:r>
               <m:r>
-                <m:t>0</m:t>
-              </m:r>
-              <m:r>
-                <m:rPr>
-                  <m:sty m:val="p"/>
-                </m:rPr>
-                <m:t>.</m:t>
-              </m:r>
-              <m:r>
-                <m:t>0</m:t>
-              </m:r>
-              <m:r>
-                <m:t>0</m:t>
-              </m:r>
-              <m:r>
-                <m:t>5</m:t>
-              </m:r>
-              <m:r>
-                <m:t>0</m:t>
+                <m:t>0.0050</m:t>
               </m:r>
               <m:r>
                 <m:t>  </m:t>
@@ -19208,16 +19457,7 @@
                 <m:t>  </m:t>
               </m:r>
               <m:r>
-                <m:t>1</m:t>
-              </m:r>
-              <m:r>
-                <m:rPr>
-                  <m:sty m:val="p"/>
-                </m:rPr>
-                <m:t>.</m:t>
-              </m:r>
-              <m:r>
-                <m:t>4</m:t>
+                <m:t>1.4</m:t>
               </m:r>
               <m:r>
                 <m:rPr>
@@ -19225,13 +19465,10 @@
                 </m:rPr>
                 <m:t>×</m:t>
               </m:r>
-              <m:r>
-                <m:t>1</m:t>
-              </m:r>
               <m:sSup>
                 <m:e>
                   <m:r>
-                    <m:t>0</m:t>
+                    <m:t>10</m:t>
                   </m:r>
                 </m:e>
                 <m:sup>
@@ -19266,16 +19503,7 @@
                     <m:t>(</m:t>
                   </m:r>
                   <m:r>
-                    <m:t>1</m:t>
-                  </m:r>
-                  <m:r>
-                    <m:rPr>
-                      <m:sty m:val="p"/>
-                    </m:rPr>
-                    <m:t>.</m:t>
-                  </m:r>
-                  <m:r>
-                    <m:t>4</m:t>
+                    <m:t>1.4</m:t>
                   </m:r>
                   <m:r>
                     <m:rPr>
@@ -19283,13 +19511,10 @@
                     </m:rPr>
                     <m:t>×</m:t>
                   </m:r>
-                  <m:r>
-                    <m:t>1</m:t>
-                  </m:r>
                   <m:sSup>
                     <m:e>
                       <m:r>
-                        <m:t>0</m:t>
+                        <m:t>10</m:t>
                       </m:r>
                     </m:e>
                     <m:sup>
@@ -19313,25 +19538,7 @@
                 </m:num>
                 <m:den>
                   <m:r>
-                    <m:t>0</m:t>
-                  </m:r>
-                  <m:r>
-                    <m:rPr>
-                      <m:sty m:val="p"/>
-                    </m:rPr>
-                    <m:t>.</m:t>
-                  </m:r>
-                  <m:r>
-                    <m:t>0</m:t>
-                  </m:r>
-                  <m:r>
-                    <m:t>0</m:t>
-                  </m:r>
-                  <m:r>
-                    <m:t>5</m:t>
-                  </m:r>
-                  <m:r>
-                    <m:t>0</m:t>
+                    <m:t>0.0050</m:t>
                   </m:r>
                 </m:den>
               </m:f>
@@ -19342,16 +19549,7 @@
                 <m:t>=</m:t>
               </m:r>
               <m:r>
-                <m:t>1</m:t>
-              </m:r>
-              <m:r>
-                <m:rPr>
-                  <m:sty m:val="p"/>
-                </m:rPr>
-                <m:t>.</m:t>
-              </m:r>
-              <m:r>
-                <m:t>8</m:t>
+                <m:t>1.8</m:t>
               </m:r>
               <m:r>
                 <m:rPr>
@@ -19359,13 +19557,10 @@
                 </m:rPr>
                 <m:t>×</m:t>
               </m:r>
-              <m:r>
-                <m:t>1</m:t>
-              </m:r>
               <m:sSup>
                 <m:e>
                   <m:r>
-                    <m:t>0</m:t>
+                    <m:t>10</m:t>
                   </m:r>
                 </m:e>
                 <m:sup>
@@ -19399,16 +19594,7 @@
                 <m:t>=</m:t>
               </m:r>
               <m:r>
-                <m:t>6</m:t>
-              </m:r>
-              <m:r>
-                <m:rPr>
-                  <m:sty m:val="p"/>
-                </m:rPr>
-                <m:t>.</m:t>
-              </m:r>
-              <m:r>
-                <m:t>4</m:t>
+                <m:t>6.4</m:t>
               </m:r>
               <m:r>
                 <m:rPr>
@@ -19416,13 +19602,10 @@
                 </m:rPr>
                 <m:t>×</m:t>
               </m:r>
-              <m:r>
-                <m:t>1</m:t>
-              </m:r>
               <m:sSup>
                 <m:e>
                   <m:r>
-                    <m:t>0</m:t>
+                    <m:t>10</m:t>
                   </m:r>
                 </m:e>
                 <m:sup>
@@ -19490,16 +19673,7 @@
                 <m:t>=</m:t>
               </m:r>
               <m:r>
-                <m:t>6</m:t>
-              </m:r>
-              <m:r>
-                <m:rPr>
-                  <m:sty m:val="p"/>
-                </m:rPr>
-                <m:t>.</m:t>
-              </m:r>
-              <m:r>
-                <m:t>4</m:t>
+                <m:t>6.4</m:t>
               </m:r>
               <m:r>
                 <m:rPr>
@@ -19507,13 +19681,10 @@
                 </m:rPr>
                 <m:t>×</m:t>
               </m:r>
-              <m:r>
-                <m:t>1</m:t>
-              </m:r>
               <m:sSup>
                 <m:e>
                   <m:r>
-                    <m:t>0</m:t>
+                    <m:t>10</m:t>
                   </m:r>
                 </m:e>
                 <m:sup>
@@ -19694,16 +19865,7 @@
                   <m:t>×</m:t>
                 </m:r>
                 <m:r>
-                  <m:t>6</m:t>
-                </m:r>
-                <m:r>
-                  <m:rPr>
-                    <m:sty m:val="p"/>
-                  </m:rPr>
-                  <m:t>.</m:t>
-                </m:r>
-                <m:r>
-                  <m:t>4</m:t>
+                  <m:t>6.4</m:t>
                 </m:r>
                 <m:r>
                   <m:rPr>
@@ -19711,13 +19873,10 @@
                   </m:rPr>
                   <m:t>×</m:t>
                 </m:r>
-                <m:r>
-                  <m:t>1</m:t>
-                </m:r>
                 <m:sSup>
                   <m:e>
                     <m:r>
-                      <m:t>0</m:t>
+                      <m:t>10</m:t>
                     </m:r>
                   </m:e>
                   <m:sup>
@@ -19790,16 +19949,7 @@
                   <m:t>=</m:t>
                 </m:r>
                 <m:r>
-                  <m:t>1</m:t>
-                </m:r>
-                <m:r>
-                  <m:rPr>
-                    <m:sty m:val="p"/>
-                  </m:rPr>
-                  <m:t>.</m:t>
-                </m:r>
-                <m:r>
-                  <m:t>3</m:t>
+                  <m:t>1.3</m:t>
                 </m:r>
                 <m:r>
                   <m:rPr>
@@ -19807,13 +19957,10 @@
                   </m:rPr>
                   <m:t>×</m:t>
                 </m:r>
-                <m:r>
-                  <m:t>1</m:t>
-                </m:r>
                 <m:sSup>
                   <m:e>
                     <m:r>
-                      <m:t>0</m:t>
+                      <m:t>10</m:t>
                     </m:r>
                   </m:e>
                   <m:sup>
@@ -19938,19 +20085,7 @@
                   <m:t>=</m:t>
                 </m:r>
                 <m:r>
-                  <m:t>0</m:t>
-                </m:r>
-                <m:r>
-                  <m:rPr>
-                    <m:sty m:val="p"/>
-                  </m:rPr>
-                  <m:t>.</m:t>
-                </m:r>
-                <m:r>
-                  <m:t>1</m:t>
-                </m:r>
-                <m:r>
-                  <m:t>3</m:t>
+                  <m:t>0.13</m:t>
                 </m:r>
                 <m:r>
                   <m:rPr>
@@ -20010,19 +20145,7 @@
                   <m:t>×</m:t>
                 </m:r>
                 <m:r>
-                  <m:t>5</m:t>
-                </m:r>
-                <m:r>
-                  <m:t>3</m:t>
-                </m:r>
-                <m:r>
-                  <m:rPr>
-                    <m:sty m:val="p"/>
-                  </m:rPr>
-                  <m:t>.</m:t>
-                </m:r>
-                <m:r>
-                  <m:t>5</m:t>
+                  <m:t>53.5</m:t>
                 </m:r>
                 <m:r>
                   <m:rPr>
@@ -20081,13 +20204,7 @@
                   </m:fPr>
                   <m:num>
                     <m:r>
-                      <m:t>1</m:t>
-                    </m:r>
-                    <m:r>
-                      <m:t>0</m:t>
-                    </m:r>
-                    <m:r>
-                      <m:t>0</m:t>
+                      <m:t>100</m:t>
                     </m:r>
                     <m:sSup>
                       <m:e>
@@ -20113,16 +20230,7 @@
                   </m:num>
                   <m:den>
                     <m:r>
-                      <m:t>1</m:t>
-                    </m:r>
-                    <m:r>
-                      <m:t>0</m:t>
-                    </m:r>
-                    <m:r>
-                      <m:t>0</m:t>
-                    </m:r>
-                    <m:r>
-                      <m:t>0</m:t>
+                      <m:t>1000</m:t>
                     </m:r>
                     <m:sSup>
                       <m:e>
@@ -20187,19 +20295,7 @@
                   <m:t>=</m:t>
                 </m:r>
                 <m:r>
-                  <m:t>0</m:t>
-                </m:r>
-                <m:r>
-                  <m:rPr>
-                    <m:sty m:val="p"/>
-                  </m:rPr>
-                  <m:t>.</m:t>
-                </m:r>
-                <m:r>
-                  <m:t>7</m:t>
-                </m:r>
-                <m:r>
-                  <m:t>0</m:t>
+                  <m:t>0.70</m:t>
                 </m:r>
                 <m:r>
                   <m:rPr>
@@ -20286,15 +20382,28 @@
         <w:rPr>
           <w:rFonts w:ascii="Times New Roman" w:hAnsi="Times New Roman" w:eastAsia="Times New Roman" w:cs="Times New Roman"/>
         </w:rPr>
-        <w:t xml:space="preserve"> OH</w:t>
-      </w:r>
-      <w:r>
-        <w:rPr>
-          <w:rFonts w:ascii="Times New Roman" w:hAnsi="Times New Roman" w:eastAsia="Times New Roman" w:cs="Times New Roman"/>
-          <w:vertAlign w:val="superscript"/>
-        </w:rPr>
-        <w:t>-</w:t>
-      </w:r>
+        <w:t xml:space="preserve"> </w:t>
+      </w:r>
+      <m:oMath>
+        <m:r>
+          <m:t>O</m:t>
+        </m:r>
+        <m:sSup>
+          <m:e>
+            <m:r>
+              <m:t>H</m:t>
+            </m:r>
+          </m:e>
+          <m:sup>
+            <m:r>
+              <m:rPr>
+                <m:sty m:val="p"/>
+              </m:rPr>
+              <m:t>−</m:t>
+            </m:r>
+          </m:sup>
+        </m:sSup>
+      </m:oMath>
       <w:r>
         <w:rPr>
           <w:rFonts w:ascii="Times New Roman" w:hAnsi="Times New Roman" w:eastAsia="Times New Roman" w:cs="Times New Roman"/>
@@ -27265,20 +27374,42 @@
         <w:rPr>
           <w:rFonts w:ascii="Times New Roman" w:hAnsi="Times New Roman" w:eastAsia="Times New Roman" w:cs="Times New Roman"/>
         </w:rPr>
-        <w:t xml:space="preserve"> Fe</w:t>
-      </w:r>
-      <w:r>
-        <w:rPr>
-          <w:rFonts w:ascii="Times New Roman" w:hAnsi="Times New Roman" w:eastAsia="Times New Roman" w:cs="Times New Roman"/>
-          <w:vertAlign w:val="superscript"/>
-        </w:rPr>
-        <w:t>3+</w:t>
-      </w:r>
-      <w:r>
-        <w:rPr>
-          <w:rFonts w:ascii="Times New Roman" w:hAnsi="Times New Roman" w:eastAsia="Times New Roman" w:cs="Times New Roman"/>
-        </w:rPr>
-        <w:t xml:space="preserve"> 、</w:t>
+        <w:t xml:space="preserve"> </w:t>
+      </w:r>
+      <m:oMath>
+        <m:r>
+          <m:t>F</m:t>
+        </m:r>
+        <m:sSup>
+          <m:e>
+            <m:r>
+              <m:t>e</m:t>
+            </m:r>
+          </m:e>
+          <m:sup>
+            <m:r>
+              <m:t>3</m:t>
+            </m:r>
+            <m:r>
+              <m:rPr>
+                <m:sty m:val="p"/>
+              </m:rPr>
+              <m:t>+</m:t>
+            </m:r>
+          </m:sup>
+        </m:sSup>
+      </m:oMath>
+      <w:r>
+        <w:rPr>
+          <w:rFonts w:ascii="Times New Roman" w:hAnsi="Times New Roman" w:eastAsia="Times New Roman" w:cs="Times New Roman"/>
+        </w:rPr>
+        <w:t xml:space="preserve"> </w:t>
+      </w:r>
+      <w:r>
+        <w:rPr>
+          <w:rFonts w:ascii="Times New Roman" w:hAnsi="Times New Roman" w:eastAsia="Times New Roman" w:cs="Times New Roman"/>
+        </w:rPr>
+        <w:t xml:space="preserve">、</w:t>
       </w:r>
       <w:r>
         <w:rPr>
@@ -27344,15 +27475,37 @@
         <w:rPr>
           <w:rFonts w:ascii="Times New Roman" w:hAnsi="Times New Roman" w:eastAsia="Times New Roman" w:cs="Times New Roman"/>
         </w:rPr>
-        <w:t>、 Mn</w:t>
-      </w:r>
-      <w:r>
-        <w:rPr>
-          <w:rFonts w:ascii="Times New Roman" w:hAnsi="Times New Roman" w:eastAsia="Times New Roman" w:cs="Times New Roman"/>
-          <w:vertAlign w:val="superscript"/>
-        </w:rPr>
-        <w:t>2+</w:t>
-      </w:r>
+        <w:t xml:space="preserve">、</w:t>
+      </w:r>
+      <w:r>
+        <w:rPr>
+          <w:rFonts w:ascii="Times New Roman" w:hAnsi="Times New Roman" w:eastAsia="Times New Roman" w:cs="Times New Roman"/>
+        </w:rPr>
+        <w:t xml:space="preserve"> </w:t>
+      </w:r>
+      <m:oMath>
+        <m:r>
+          <m:t>M</m:t>
+        </m:r>
+        <m:sSup>
+          <m:e>
+            <m:r>
+              <m:t>n</m:t>
+            </m:r>
+          </m:e>
+          <m:sup>
+            <m:r>
+              <m:t>2</m:t>
+            </m:r>
+            <m:r>
+              <m:rPr>
+                <m:sty m:val="p"/>
+              </m:rPr>
+              <m:t>+</m:t>
+            </m:r>
+          </m:sup>
+        </m:sSup>
+      </m:oMath>
       <w:r>
         <w:rPr>
           <w:rFonts w:ascii="Times New Roman" w:hAnsi="Times New Roman" w:eastAsia="Times New Roman" w:cs="Times New Roman"/>
@@ -27369,15 +27522,25 @@
         <w:rPr>
           <w:rFonts w:ascii="Times New Roman" w:hAnsi="Times New Roman" w:eastAsia="Times New Roman" w:cs="Times New Roman"/>
         </w:rPr>
-        <w:t xml:space="preserve"> F</w:t>
-      </w:r>
-      <w:r>
-        <w:rPr>
-          <w:rFonts w:ascii="Times New Roman" w:hAnsi="Times New Roman" w:eastAsia="Times New Roman" w:cs="Times New Roman"/>
-          <w:vertAlign w:val="superscript"/>
-        </w:rPr>
-        <w:t>-</w:t>
-      </w:r>
+        <w:t xml:space="preserve"> </w:t>
+      </w:r>
+      <m:oMath>
+        <m:sSup>
+          <m:e>
+            <m:r>
+              <m:t>F</m:t>
+            </m:r>
+          </m:e>
+          <m:sup>
+            <m:r>
+              <m:rPr>
+                <m:sty m:val="p"/>
+              </m:rPr>
+              <m:t>−</m:t>
+            </m:r>
+          </m:sup>
+        </m:sSup>
+      </m:oMath>
       <w:r>
         <w:rPr>
           <w:rFonts w:ascii="Times New Roman" w:hAnsi="Times New Roman" w:eastAsia="Times New Roman" w:cs="Times New Roman"/>
@@ -27406,15 +27569,37 @@
         <w:rPr>
           <w:rFonts w:ascii="Times New Roman" w:hAnsi="Times New Roman" w:eastAsia="Times New Roman" w:cs="Times New Roman"/>
         </w:rPr>
-        <w:t xml:space="preserve"> 0.004000mol/L KMnO</w:t>
-      </w:r>
-      <w:r>
-        <w:rPr>
-          <w:rFonts w:ascii="Times New Roman" w:hAnsi="Times New Roman" w:eastAsia="Times New Roman" w:cs="Times New Roman"/>
-          <w:vertAlign w:val="subscript"/>
-        </w:rPr>
-        <w:t>4</w:t>
-      </w:r>
+        <w:t xml:space="preserve"> 0.004000mol/L</w:t>
+      </w:r>
+      <w:r>
+        <w:rPr>
+          <w:rFonts w:ascii="Times New Roman" w:hAnsi="Times New Roman" w:eastAsia="Times New Roman" w:cs="Times New Roman"/>
+        </w:rPr>
+        <w:t xml:space="preserve"> </w:t>
+      </w:r>
+      <m:oMath>
+        <m:r>
+          <m:t>K</m:t>
+        </m:r>
+        <m:r>
+          <m:t>M</m:t>
+        </m:r>
+        <m:r>
+          <m:t>n</m:t>
+        </m:r>
+        <m:sSub>
+          <m:e>
+            <m:r>
+              <m:t>O</m:t>
+            </m:r>
+          </m:e>
+          <m:sub>
+            <m:r>
+              <m:t>4</m:t>
+            </m:r>
+          </m:sub>
+        </m:sSub>
+      </m:oMath>
       <w:r>
         <w:rPr>
           <w:rFonts w:ascii="Times New Roman" w:hAnsi="Times New Roman" w:eastAsia="Times New Roman" w:cs="Times New Roman"/>
@@ -27583,15 +27768,31 @@
         <w:rPr>
           <w:rFonts w:ascii="Times New Roman" w:hAnsi="Times New Roman" w:eastAsia="Times New Roman" w:cs="Times New Roman"/>
         </w:rPr>
-        <w:t xml:space="preserve"> KMnO</w:t>
-      </w:r>
-      <w:r>
-        <w:rPr>
-          <w:rFonts w:ascii="Times New Roman" w:hAnsi="Times New Roman" w:eastAsia="Times New Roman" w:cs="Times New Roman"/>
-          <w:vertAlign w:val="subscript"/>
-        </w:rPr>
-        <w:t>4</w:t>
-      </w:r>
+        <w:t xml:space="preserve"> </w:t>
+      </w:r>
+      <m:oMath>
+        <m:r>
+          <m:t>K</m:t>
+        </m:r>
+        <m:r>
+          <m:t>M</m:t>
+        </m:r>
+        <m:r>
+          <m:t>n</m:t>
+        </m:r>
+        <m:sSub>
+          <m:e>
+            <m:r>
+              <m:t>O</m:t>
+            </m:r>
+          </m:e>
+          <m:sub>
+            <m:r>
+              <m:t>4</m:t>
+            </m:r>
+          </m:sub>
+        </m:sSub>
+      </m:oMath>
       <w:r>
         <w:rPr>
           <w:rFonts w:ascii="Times New Roman" w:hAnsi="Times New Roman" w:eastAsia="Times New Roman" w:cs="Times New Roman"/>
@@ -27632,15 +27833,37 @@
         <w:rPr>
           <w:rFonts w:ascii="Times New Roman" w:hAnsi="Times New Roman" w:eastAsia="Times New Roman" w:cs="Times New Roman"/>
         </w:rPr>
-        <w:t xml:space="preserve"> 0.04000mol/L Fe</w:t>
-      </w:r>
-      <w:r>
-        <w:rPr>
-          <w:rFonts w:ascii="Times New Roman" w:hAnsi="Times New Roman" w:eastAsia="Times New Roman" w:cs="Times New Roman"/>
-          <w:vertAlign w:val="superscript"/>
-        </w:rPr>
-        <w:t>2+</w:t>
-      </w:r>
+        <w:t xml:space="preserve"> 0.04000mol/L</w:t>
+      </w:r>
+      <w:r>
+        <w:rPr>
+          <w:rFonts w:ascii="Times New Roman" w:hAnsi="Times New Roman" w:eastAsia="Times New Roman" w:cs="Times New Roman"/>
+        </w:rPr>
+        <w:t xml:space="preserve"> </w:t>
+      </w:r>
+      <m:oMath>
+        <m:r>
+          <m:t>F</m:t>
+        </m:r>
+        <m:sSup>
+          <m:e>
+            <m:r>
+              <m:t>e</m:t>
+            </m:r>
+          </m:e>
+          <m:sup>
+            <m:r>
+              <m:t>2</m:t>
+            </m:r>
+            <m:r>
+              <m:rPr>
+                <m:sty m:val="p"/>
+              </m:rPr>
+              <m:t>+</m:t>
+            </m:r>
+          </m:sup>
+        </m:sSup>
+      </m:oMath>
       <w:r>
         <w:rPr>
           <w:rFonts w:ascii="Times New Roman" w:hAnsi="Times New Roman" w:eastAsia="Times New Roman" w:cs="Times New Roman"/>
@@ -28129,22 +28352,47 @@
         <w:rPr>
           <w:rFonts w:ascii="Times New Roman" w:hAnsi="Times New Roman" w:eastAsia="Times New Roman" w:cs="Times New Roman"/>
         </w:rPr>
-        <w:t xml:space="preserve"> MnO</w:t>
-      </w:r>
-      <w:r>
-        <w:rPr>
-          <w:rFonts w:ascii="Times New Roman" w:hAnsi="Times New Roman" w:eastAsia="Times New Roman" w:cs="Times New Roman"/>
-          <w:vertAlign w:val="subscript"/>
-        </w:rPr>
-        <w:t>4</w:t>
-      </w:r>
-      <w:r>
-        <w:rPr>
-          <w:rFonts w:ascii="Times New Roman" w:hAnsi="Times New Roman" w:eastAsia="Times New Roman" w:cs="Times New Roman"/>
-          <w:vertAlign w:val="superscript"/>
-        </w:rPr>
-        <w:t>2-</w:t>
-      </w:r>
+        <w:t xml:space="preserve"> </w:t>
+      </w:r>
+      <m:oMath>
+        <m:oMathPr>
+          <m:ctrlPr>
+            <w:rPr>
+              <w:sz w:val="28"/>
+              <w:szCs w:val="28"/>
+            </w:rPr>
+          </m:ctrlPr>
+        </m:oMathPr>
+        <m:r>
+          <m:t>M</m:t>
+        </m:r>
+        <m:r>
+          <m:t>n</m:t>
+        </m:r>
+        <m:sSubSup>
+          <m:e>
+            <m:r>
+              <m:t>O</m:t>
+            </m:r>
+          </m:e>
+          <m:sub>
+            <m:r>
+              <m:t>4</m:t>
+            </m:r>
+          </m:sub>
+          <m:sup>
+            <m:r>
+              <m:t>2</m:t>
+            </m:r>
+            <m:r>
+              <m:rPr>
+                <m:sty m:val="p"/>
+              </m:rPr>
+              <m:t>−</m:t>
+            </m:r>
+          </m:sup>
+        </m:sSubSup>
+      </m:oMath>
       <w:r>
         <w:rPr>
           <w:rFonts w:ascii="Times New Roman" w:hAnsi="Times New Roman" w:eastAsia="Times New Roman" w:cs="Times New Roman"/>
@@ -28161,22 +28409,36 @@
         <w:rPr>
           <w:rFonts w:ascii="Times New Roman" w:hAnsi="Times New Roman" w:eastAsia="Times New Roman" w:cs="Times New Roman"/>
         </w:rPr>
-        <w:t xml:space="preserve"> MnO</w:t>
-      </w:r>
-      <w:r>
-        <w:rPr>
-          <w:rFonts w:ascii="Times New Roman" w:hAnsi="Times New Roman" w:eastAsia="Times New Roman" w:cs="Times New Roman"/>
-          <w:vertAlign w:val="subscript"/>
-        </w:rPr>
-        <w:t>4</w:t>
-      </w:r>
-      <w:r>
-        <w:rPr>
-          <w:rFonts w:ascii="Times New Roman" w:hAnsi="Times New Roman" w:eastAsia="Times New Roman" w:cs="Times New Roman"/>
-          <w:vertAlign w:val="superscript"/>
-        </w:rPr>
-        <w:t>-</w:t>
-      </w:r>
+        <w:t xml:space="preserve"> </w:t>
+      </w:r>
+      <m:oMath>
+        <m:r>
+          <m:t>M</m:t>
+        </m:r>
+        <m:r>
+          <m:t>n</m:t>
+        </m:r>
+        <m:sSubSup>
+          <m:e>
+            <m:r>
+              <m:t>O</m:t>
+            </m:r>
+          </m:e>
+          <m:sub>
+            <m:r>
+              <m:t>4</m:t>
+            </m:r>
+          </m:sub>
+          <m:sup>
+            <m:r>
+              <m:rPr>
+                <m:sty m:val="p"/>
+              </m:rPr>
+              <m:t>−</m:t>
+            </m:r>
+          </m:sup>
+        </m:sSubSup>
+      </m:oMath>
       <w:r>
         <w:rPr>
           <w:rFonts w:ascii="Times New Roman" w:hAnsi="Times New Roman" w:eastAsia="Times New Roman" w:cs="Times New Roman"/>
@@ -28193,15 +28455,28 @@
         <w:rPr>
           <w:rFonts w:ascii="Times New Roman" w:hAnsi="Times New Roman" w:eastAsia="Times New Roman" w:cs="Times New Roman"/>
         </w:rPr>
-        <w:t xml:space="preserve"> MnO</w:t>
-      </w:r>
-      <w:r>
-        <w:rPr>
-          <w:rFonts w:ascii="Times New Roman" w:hAnsi="Times New Roman" w:eastAsia="Times New Roman" w:cs="Times New Roman"/>
-          <w:vertAlign w:val="subscript"/>
-        </w:rPr>
-        <w:t>2</w:t>
-      </w:r>
+        <w:t xml:space="preserve"> </w:t>
+      </w:r>
+      <m:oMath>
+        <m:r>
+          <m:t>M</m:t>
+        </m:r>
+        <m:r>
+          <m:t>n</m:t>
+        </m:r>
+        <m:sSub>
+          <m:e>
+            <m:r>
+              <m:t>O</m:t>
+            </m:r>
+          </m:e>
+          <m:sub>
+            <m:r>
+              <m:t>2</m:t>
+            </m:r>
+          </m:sub>
+        </m:sSub>
+      </m:oMath>
       <w:r>
         <w:rPr>
           <w:rFonts w:ascii="Times New Roman" w:hAnsi="Times New Roman" w:eastAsia="Times New Roman" w:cs="Times New Roman"/>
@@ -28218,15 +28493,28 @@
         <w:rPr>
           <w:rFonts w:ascii="Times New Roman" w:hAnsi="Times New Roman" w:eastAsia="Times New Roman" w:cs="Times New Roman"/>
         </w:rPr>
-        <w:t xml:space="preserve"> MnO</w:t>
-      </w:r>
-      <w:r>
-        <w:rPr>
-          <w:rFonts w:ascii="Times New Roman" w:hAnsi="Times New Roman" w:eastAsia="Times New Roman" w:cs="Times New Roman"/>
-          <w:vertAlign w:val="subscript"/>
-        </w:rPr>
-        <w:t>2</w:t>
-      </w:r>
+        <w:t xml:space="preserve"> </w:t>
+      </w:r>
+      <m:oMath>
+        <m:r>
+          <m:t>M</m:t>
+        </m:r>
+        <m:r>
+          <m:t>n</m:t>
+        </m:r>
+        <m:sSub>
+          <m:e>
+            <m:r>
+              <m:t>O</m:t>
+            </m:r>
+          </m:e>
+          <m:sub>
+            <m:r>
+              <m:t>2</m:t>
+            </m:r>
+          </m:sub>
+        </m:sSub>
+      </m:oMath>
       <w:r>
         <w:rPr>
           <w:rFonts w:ascii="Times New Roman" w:hAnsi="Times New Roman" w:eastAsia="Times New Roman" w:cs="Times New Roman"/>
@@ -28249,15 +28537,37 @@
         <w:rPr>
           <w:rFonts w:ascii="Times New Roman" w:hAnsi="Times New Roman" w:eastAsia="Times New Roman" w:cs="Times New Roman"/>
         </w:rPr>
-        <w:t xml:space="preserve"> 0.1000mol/L FeSO</w:t>
-      </w:r>
-      <w:r>
-        <w:rPr>
-          <w:rFonts w:ascii="Times New Roman" w:hAnsi="Times New Roman" w:eastAsia="Times New Roman" w:cs="Times New Roman"/>
-          <w:vertAlign w:val="subscript"/>
-        </w:rPr>
-        <w:t>4</w:t>
-      </w:r>
+        <w:t xml:space="preserve"> 0.1000mol/L</w:t>
+      </w:r>
+      <w:r>
+        <w:rPr>
+          <w:rFonts w:ascii="Times New Roman" w:hAnsi="Times New Roman" w:eastAsia="Times New Roman" w:cs="Times New Roman"/>
+        </w:rPr>
+        <w:t xml:space="preserve"> </w:t>
+      </w:r>
+      <m:oMath>
+        <m:r>
+          <m:t>F</m:t>
+        </m:r>
+        <m:r>
+          <m:t>e</m:t>
+        </m:r>
+        <m:r>
+          <m:t>S</m:t>
+        </m:r>
+        <m:sSub>
+          <m:e>
+            <m:r>
+              <m:t>O</m:t>
+            </m:r>
+          </m:e>
+          <m:sub>
+            <m:r>
+              <m:t>4</m:t>
+            </m:r>
+          </m:sub>
+        </m:sSub>
+      </m:oMath>
       <w:r>
         <w:rPr>
           <w:rFonts w:ascii="Times New Roman" w:hAnsi="Times New Roman" w:eastAsia="Times New Roman" w:cs="Times New Roman"/>
@@ -28298,15 +28608,31 @@
         <w:rPr>
           <w:rFonts w:ascii="Times New Roman" w:hAnsi="Times New Roman" w:eastAsia="Times New Roman" w:cs="Times New Roman"/>
         </w:rPr>
-        <w:t xml:space="preserve"> FeSO</w:t>
-      </w:r>
-      <w:r>
-        <w:rPr>
-          <w:rFonts w:ascii="Times New Roman" w:hAnsi="Times New Roman" w:eastAsia="Times New Roman" w:cs="Times New Roman"/>
-          <w:vertAlign w:val="subscript"/>
-        </w:rPr>
-        <w:t>4</w:t>
-      </w:r>
+        <w:t xml:space="preserve"> </w:t>
+      </w:r>
+      <m:oMath>
+        <m:r>
+          <m:t>F</m:t>
+        </m:r>
+        <m:r>
+          <m:t>e</m:t>
+        </m:r>
+        <m:r>
+          <m:t>S</m:t>
+        </m:r>
+        <m:sSub>
+          <m:e>
+            <m:r>
+              <m:t>O</m:t>
+            </m:r>
+          </m:e>
+          <m:sub>
+            <m:r>
+              <m:t>4</m:t>
+            </m:r>
+          </m:sub>
+        </m:sSub>
+      </m:oMath>
       <w:r>
         <w:rPr>
           <w:rFonts w:ascii="Times New Roman" w:hAnsi="Times New Roman" w:eastAsia="Times New Roman" w:cs="Times New Roman"/>
@@ -28323,15 +28649,37 @@
         <w:rPr>
           <w:rFonts w:ascii="Times New Roman" w:hAnsi="Times New Roman" w:eastAsia="Times New Roman" w:cs="Times New Roman"/>
         </w:rPr>
-        <w:t xml:space="preserve"> 0.01000mol/L KMnO</w:t>
-      </w:r>
-      <w:r>
-        <w:rPr>
-          <w:rFonts w:ascii="Times New Roman" w:hAnsi="Times New Roman" w:eastAsia="Times New Roman" w:cs="Times New Roman"/>
-          <w:vertAlign w:val="subscript"/>
-        </w:rPr>
-        <w:t>4</w:t>
-      </w:r>
+        <w:t xml:space="preserve"> 0.01000mol/L</w:t>
+      </w:r>
+      <w:r>
+        <w:rPr>
+          <w:rFonts w:ascii="Times New Roman" w:hAnsi="Times New Roman" w:eastAsia="Times New Roman" w:cs="Times New Roman"/>
+        </w:rPr>
+        <w:t xml:space="preserve"> </w:t>
+      </w:r>
+      <m:oMath>
+        <m:r>
+          <m:t>K</m:t>
+        </m:r>
+        <m:r>
+          <m:t>M</m:t>
+        </m:r>
+        <m:r>
+          <m:t>n</m:t>
+        </m:r>
+        <m:sSub>
+          <m:e>
+            <m:r>
+              <m:t>O</m:t>
+            </m:r>
+          </m:e>
+          <m:sub>
+            <m:r>
+              <m:t>4</m:t>
+            </m:r>
+          </m:sub>
+        </m:sSub>
+      </m:oMath>
       <w:r>
         <w:rPr>
           <w:rFonts w:ascii="Times New Roman" w:hAnsi="Times New Roman" w:eastAsia="Times New Roman" w:cs="Times New Roman"/>
@@ -28360,15 +28708,34 @@
         <w:rPr>
           <w:rFonts w:ascii="Times New Roman" w:hAnsi="Times New Roman" w:eastAsia="Times New Roman" w:cs="Times New Roman"/>
         </w:rPr>
-        <w:t xml:space="preserve"> 18.40mL。 MnO</w:t>
-      </w:r>
-      <w:r>
-        <w:rPr>
-          <w:rFonts w:ascii="Times New Roman" w:hAnsi="Times New Roman" w:eastAsia="Times New Roman" w:cs="Times New Roman"/>
-          <w:vertAlign w:val="subscript"/>
-        </w:rPr>
-        <w:t>2</w:t>
-      </w:r>
+        <w:t xml:space="preserve"> 18.40mL。</w:t>
+      </w:r>
+      <w:r>
+        <w:rPr>
+          <w:rFonts w:ascii="Times New Roman" w:hAnsi="Times New Roman" w:eastAsia="Times New Roman" w:cs="Times New Roman"/>
+        </w:rPr>
+        <w:t xml:space="preserve"> </w:t>
+      </w:r>
+      <m:oMath>
+        <m:r>
+          <m:t>M</m:t>
+        </m:r>
+        <m:r>
+          <m:t>n</m:t>
+        </m:r>
+        <m:sSub>
+          <m:e>
+            <m:r>
+              <m:t>O</m:t>
+            </m:r>
+          </m:e>
+          <m:sub>
+            <m:r>
+              <m:t>2</m:t>
+            </m:r>
+          </m:sub>
+        </m:sSub>
+      </m:oMath>
       <w:r>
         <w:rPr>
           <w:rFonts w:ascii="Times New Roman" w:hAnsi="Times New Roman" w:eastAsia="Times New Roman" w:cs="Times New Roman"/>
@@ -28385,15 +28752,37 @@
         <w:rPr>
           <w:rFonts w:ascii="Times New Roman" w:hAnsi="Times New Roman" w:eastAsia="Times New Roman" w:cs="Times New Roman"/>
         </w:rPr>
-        <w:t xml:space="preserve"> 0.1000mol/L FeSO</w:t>
-      </w:r>
-      <w:r>
-        <w:rPr>
-          <w:rFonts w:ascii="Times New Roman" w:hAnsi="Times New Roman" w:eastAsia="Times New Roman" w:cs="Times New Roman"/>
-          <w:vertAlign w:val="subscript"/>
-        </w:rPr>
-        <w:t>4</w:t>
-      </w:r>
+        <w:t xml:space="preserve"> 0.1000mol/L</w:t>
+      </w:r>
+      <w:r>
+        <w:rPr>
+          <w:rFonts w:ascii="Times New Roman" w:hAnsi="Times New Roman" w:eastAsia="Times New Roman" w:cs="Times New Roman"/>
+        </w:rPr>
+        <w:t xml:space="preserve"> </w:t>
+      </w:r>
+      <m:oMath>
+        <m:r>
+          <m:t>F</m:t>
+        </m:r>
+        <m:r>
+          <m:t>e</m:t>
+        </m:r>
+        <m:r>
+          <m:t>S</m:t>
+        </m:r>
+        <m:sSub>
+          <m:e>
+            <m:r>
+              <m:t>O</m:t>
+            </m:r>
+          </m:e>
+          <m:sub>
+            <m:r>
+              <m:t>4</m:t>
+            </m:r>
+          </m:sub>
+        </m:sSub>
+      </m:oMath>
       <w:r>
         <w:rPr>
           <w:rFonts w:ascii="Times New Roman" w:hAnsi="Times New Roman" w:eastAsia="Times New Roman" w:cs="Times New Roman"/>
@@ -28434,15 +28823,31 @@
         <w:rPr>
           <w:rFonts w:ascii="Times New Roman" w:hAnsi="Times New Roman" w:eastAsia="Times New Roman" w:cs="Times New Roman"/>
         </w:rPr>
-        <w:t xml:space="preserve"> FeSO</w:t>
-      </w:r>
-      <w:r>
-        <w:rPr>
-          <w:rFonts w:ascii="Times New Roman" w:hAnsi="Times New Roman" w:eastAsia="Times New Roman" w:cs="Times New Roman"/>
-          <w:vertAlign w:val="subscript"/>
-        </w:rPr>
-        <w:t>4</w:t>
-      </w:r>
+        <w:t xml:space="preserve"> </w:t>
+      </w:r>
+      <m:oMath>
+        <m:r>
+          <m:t>F</m:t>
+        </m:r>
+        <m:r>
+          <m:t>e</m:t>
+        </m:r>
+        <m:r>
+          <m:t>S</m:t>
+        </m:r>
+        <m:sSub>
+          <m:e>
+            <m:r>
+              <m:t>O</m:t>
+            </m:r>
+          </m:e>
+          <m:sub>
+            <m:r>
+              <m:t>4</m:t>
+            </m:r>
+          </m:sub>
+        </m:sSub>
+      </m:oMath>
       <w:r>
         <w:rPr>
           <w:rFonts w:ascii="Times New Roman" w:hAnsi="Times New Roman" w:eastAsia="Times New Roman" w:cs="Times New Roman"/>
@@ -28459,15 +28864,37 @@
         <w:rPr>
           <w:rFonts w:ascii="Times New Roman" w:hAnsi="Times New Roman" w:eastAsia="Times New Roman" w:cs="Times New Roman"/>
         </w:rPr>
-        <w:t xml:space="preserve"> 0.01000mol/L KMnO</w:t>
-      </w:r>
-      <w:r>
-        <w:rPr>
-          <w:rFonts w:ascii="Times New Roman" w:hAnsi="Times New Roman" w:eastAsia="Times New Roman" w:cs="Times New Roman"/>
-          <w:vertAlign w:val="subscript"/>
-        </w:rPr>
-        <w:t>4</w:t>
-      </w:r>
+        <w:t xml:space="preserve"> 0.01000mol/L</w:t>
+      </w:r>
+      <w:r>
+        <w:rPr>
+          <w:rFonts w:ascii="Times New Roman" w:hAnsi="Times New Roman" w:eastAsia="Times New Roman" w:cs="Times New Roman"/>
+        </w:rPr>
+        <w:t xml:space="preserve"> </w:t>
+      </w:r>
+      <m:oMath>
+        <m:r>
+          <m:t>K</m:t>
+        </m:r>
+        <m:r>
+          <m:t>M</m:t>
+        </m:r>
+        <m:r>
+          <m:t>n</m:t>
+        </m:r>
+        <m:sSub>
+          <m:e>
+            <m:r>
+              <m:t>O</m:t>
+            </m:r>
+          </m:e>
+          <m:sub>
+            <m:r>
+              <m:t>4</m:t>
+            </m:r>
+          </m:sub>
+        </m:sSub>
+      </m:oMath>
       <w:r>
         <w:rPr>
           <w:rFonts w:ascii="Times New Roman" w:hAnsi="Times New Roman" w:eastAsia="Times New Roman" w:cs="Times New Roman"/>
@@ -31842,15 +32269,28 @@
         <w:rPr>
           <w:rFonts w:ascii="Times New Roman" w:hAnsi="Times New Roman" w:eastAsia="Times New Roman" w:cs="Times New Roman"/>
         </w:rPr>
-        <w:t xml:space="preserve"> PCl</w:t>
-      </w:r>
-      <w:r>
-        <w:rPr>
-          <w:rFonts w:ascii="Times New Roman" w:hAnsi="Times New Roman" w:eastAsia="Times New Roman" w:cs="Times New Roman"/>
-          <w:vertAlign w:val="subscript"/>
-        </w:rPr>
-        <w:t>5</w:t>
-      </w:r>
+        <w:t xml:space="preserve"> </w:t>
+      </w:r>
+      <m:oMath>
+        <m:r>
+          <m:t>P</m:t>
+        </m:r>
+        <m:r>
+          <m:t>C</m:t>
+        </m:r>
+        <m:sSub>
+          <m:e>
+            <m:r>
+              <m:t>l</m:t>
+            </m:r>
+          </m:e>
+          <m:sub>
+            <m:r>
+              <m:t>5</m:t>
+            </m:r>
+          </m:sub>
+        </m:sSub>
+      </m:oMath>
       <w:r>
         <w:rPr>
           <w:rFonts w:ascii="Times New Roman" w:hAnsi="Times New Roman" w:eastAsia="Times New Roman" w:cs="Times New Roman"/>
@@ -33551,22 +33991,36 @@
         <w:rPr>
           <w:rFonts w:ascii="Times New Roman" w:hAnsi="Times New Roman" w:eastAsia="Times New Roman" w:cs="Times New Roman"/>
         </w:rPr>
-        <w:t xml:space="preserve"> UO</w:t>
-      </w:r>
-      <w:r>
-        <w:rPr>
-          <w:rFonts w:ascii="Times New Roman" w:hAnsi="Times New Roman" w:eastAsia="Times New Roman" w:cs="Times New Roman"/>
-          <w:vertAlign w:val="subscript"/>
-        </w:rPr>
-        <w:t>2</w:t>
-      </w:r>
-      <w:r>
-        <w:rPr>
-          <w:rFonts w:ascii="Times New Roman" w:hAnsi="Times New Roman" w:eastAsia="Times New Roman" w:cs="Times New Roman"/>
-          <w:vertAlign w:val="superscript"/>
-        </w:rPr>
-        <w:t>2+</w:t>
-      </w:r>
+        <w:t xml:space="preserve"> </w:t>
+      </w:r>
+      <m:oMath>
+        <m:r>
+          <m:t>U</m:t>
+        </m:r>
+        <m:sSubSup>
+          <m:e>
+            <m:r>
+              <m:t>O</m:t>
+            </m:r>
+          </m:e>
+          <m:sub>
+            <m:r>
+              <m:t>2</m:t>
+            </m:r>
+          </m:sub>
+          <m:sup>
+            <m:r>
+              <m:t>2</m:t>
+            </m:r>
+            <m:r>
+              <m:rPr>
+                <m:sty m:val="p"/>
+              </m:rPr>
+              <m:t>+</m:t>
+            </m:r>
+          </m:sup>
+        </m:sSubSup>
+      </m:oMath>
       <w:r>
         <w:rPr>
           <w:rFonts w:ascii="Times New Roman" w:hAnsi="Times New Roman" w:eastAsia="Times New Roman" w:cs="Times New Roman"/>
@@ -33607,22 +34061,36 @@
         <w:rPr>
           <w:rFonts w:ascii="Times New Roman" w:hAnsi="Times New Roman" w:eastAsia="Times New Roman" w:cs="Times New Roman"/>
         </w:rPr>
-        <w:t xml:space="preserve"> UO</w:t>
-      </w:r>
-      <w:r>
-        <w:rPr>
-          <w:rFonts w:ascii="Times New Roman" w:hAnsi="Times New Roman" w:eastAsia="Times New Roman" w:cs="Times New Roman"/>
-          <w:vertAlign w:val="subscript"/>
-        </w:rPr>
-        <w:t>2</w:t>
-      </w:r>
-      <w:r>
-        <w:rPr>
-          <w:rFonts w:ascii="Times New Roman" w:hAnsi="Times New Roman" w:eastAsia="Times New Roman" w:cs="Times New Roman"/>
-          <w:vertAlign w:val="superscript"/>
-        </w:rPr>
-        <w:t>2+</w:t>
-      </w:r>
+        <w:t xml:space="preserve"> </w:t>
+      </w:r>
+      <m:oMath>
+        <m:r>
+          <m:t>U</m:t>
+        </m:r>
+        <m:sSubSup>
+          <m:e>
+            <m:r>
+              <m:t>O</m:t>
+            </m:r>
+          </m:e>
+          <m:sub>
+            <m:r>
+              <m:t>2</m:t>
+            </m:r>
+          </m:sub>
+          <m:sup>
+            <m:r>
+              <m:t>2</m:t>
+            </m:r>
+            <m:r>
+              <m:rPr>
+                <m:sty m:val="p"/>
+              </m:rPr>
+              <m:t>+</m:t>
+            </m:r>
+          </m:sup>
+        </m:sSubSup>
+      </m:oMath>
       <w:r>
         <w:rPr>
           <w:rFonts w:ascii="Times New Roman" w:hAnsi="Times New Roman" w:eastAsia="Times New Roman" w:cs="Times New Roman"/>
@@ -34040,22 +34508,36 @@
         <w:rPr>
           <w:rFonts w:ascii="Times New Roman" w:hAnsi="Times New Roman" w:eastAsia="Times New Roman" w:cs="Times New Roman"/>
         </w:rPr>
-        <w:t xml:space="preserve"> UO</w:t>
-      </w:r>
-      <w:r>
-        <w:rPr>
-          <w:rFonts w:ascii="Times New Roman" w:hAnsi="Times New Roman" w:eastAsia="Times New Roman" w:cs="Times New Roman"/>
-          <w:vertAlign w:val="subscript"/>
-        </w:rPr>
-        <w:t>2</w:t>
-      </w:r>
-      <w:r>
-        <w:rPr>
-          <w:rFonts w:ascii="Times New Roman" w:hAnsi="Times New Roman" w:eastAsia="Times New Roman" w:cs="Times New Roman"/>
-          <w:vertAlign w:val="superscript"/>
-        </w:rPr>
-        <w:t>2+</w:t>
-      </w:r>
+        <w:t xml:space="preserve"> </w:t>
+      </w:r>
+      <m:oMath>
+        <m:r>
+          <m:t>U</m:t>
+        </m:r>
+        <m:sSubSup>
+          <m:e>
+            <m:r>
+              <m:t>O</m:t>
+            </m:r>
+          </m:e>
+          <m:sub>
+            <m:r>
+              <m:t>2</m:t>
+            </m:r>
+          </m:sub>
+          <m:sup>
+            <m:r>
+              <m:t>2</m:t>
+            </m:r>
+            <m:r>
+              <m:rPr>
+                <m:sty m:val="p"/>
+              </m:rPr>
+              <m:t>+</m:t>
+            </m:r>
+          </m:sup>
+        </m:sSubSup>
+      </m:oMath>
       <w:r>
         <w:rPr>
           <w:rFonts w:ascii="Times New Roman" w:hAnsi="Times New Roman" w:eastAsia="Times New Roman" w:cs="Times New Roman"/>
@@ -35154,22 +35636,36 @@
         <w:rPr>
           <w:rFonts w:ascii="Times New Roman" w:hAnsi="Times New Roman" w:eastAsia="Times New Roman" w:cs="Times New Roman"/>
         </w:rPr>
-        <w:t xml:space="preserve"> UO</w:t>
-      </w:r>
-      <w:r>
-        <w:rPr>
-          <w:rFonts w:ascii="Times New Roman" w:hAnsi="Times New Roman" w:eastAsia="Times New Roman" w:cs="Times New Roman"/>
-          <w:vertAlign w:val="subscript"/>
-        </w:rPr>
-        <w:t>2</w:t>
-      </w:r>
-      <w:r>
-        <w:rPr>
-          <w:rFonts w:ascii="Times New Roman" w:hAnsi="Times New Roman" w:eastAsia="Times New Roman" w:cs="Times New Roman"/>
-          <w:vertAlign w:val="superscript"/>
-        </w:rPr>
-        <w:t>2+</w:t>
-      </w:r>
+        <w:t xml:space="preserve"> </w:t>
+      </w:r>
+      <m:oMath>
+        <m:r>
+          <m:t>U</m:t>
+        </m:r>
+        <m:sSubSup>
+          <m:e>
+            <m:r>
+              <m:t>O</m:t>
+            </m:r>
+          </m:e>
+          <m:sub>
+            <m:r>
+              <m:t>2</m:t>
+            </m:r>
+          </m:sub>
+          <m:sup>
+            <m:r>
+              <m:t>2</m:t>
+            </m:r>
+            <m:r>
+              <m:rPr>
+                <m:sty m:val="p"/>
+              </m:rPr>
+              <m:t>+</m:t>
+            </m:r>
+          </m:sup>
+        </m:sSubSup>
+      </m:oMath>
       <w:r>
         <w:rPr>
           <w:rFonts w:ascii="Times New Roman" w:hAnsi="Times New Roman" w:eastAsia="Times New Roman" w:cs="Times New Roman"/>
@@ -35454,15 +35950,31 @@
         <w:rPr>
           <w:rFonts w:ascii="Times New Roman" w:hAnsi="Times New Roman" w:eastAsia="Times New Roman" w:cs="Times New Roman"/>
         </w:rPr>
-        <w:t xml:space="preserve"> CuSO</w:t>
-      </w:r>
-      <w:r>
-        <w:rPr>
-          <w:rFonts w:ascii="Times New Roman" w:hAnsi="Times New Roman" w:eastAsia="Times New Roman" w:cs="Times New Roman"/>
-          <w:vertAlign w:val="subscript"/>
-        </w:rPr>
-        <w:t>4</w:t>
-      </w:r>
+        <w:t xml:space="preserve"> </w:t>
+      </w:r>
+      <m:oMath>
+        <m:r>
+          <m:t>C</m:t>
+        </m:r>
+        <m:r>
+          <m:t>u</m:t>
+        </m:r>
+        <m:r>
+          <m:t>S</m:t>
+        </m:r>
+        <m:sSub>
+          <m:e>
+            <m:r>
+              <m:t>O</m:t>
+            </m:r>
+          </m:e>
+          <m:sub>
+            <m:r>
+              <m:t>4</m:t>
+            </m:r>
+          </m:sub>
+        </m:sSub>
+      </m:oMath>
       <w:r>
         <w:rPr>
           <w:rFonts w:ascii="Times New Roman" w:hAnsi="Times New Roman" w:eastAsia="Times New Roman" w:cs="Times New Roman"/>
@@ -35854,15 +36366,31 @@
         <w:rPr>
           <w:rFonts w:ascii="Times New Roman" w:hAnsi="Times New Roman" w:eastAsia="Times New Roman" w:cs="Times New Roman"/>
         </w:rPr>
-        <w:t xml:space="preserve"> BaCl</w:t>
-      </w:r>
-      <w:r>
-        <w:rPr>
-          <w:rFonts w:ascii="Times New Roman" w:hAnsi="Times New Roman" w:eastAsia="Times New Roman" w:cs="Times New Roman"/>
-          <w:vertAlign w:val="subscript"/>
-        </w:rPr>
-        <w:t>2</w:t>
-      </w:r>
+        <w:t xml:space="preserve"> </w:t>
+      </w:r>
+      <m:oMath>
+        <m:r>
+          <m:t>B</m:t>
+        </m:r>
+        <m:r>
+          <m:t>a</m:t>
+        </m:r>
+        <m:r>
+          <m:t>C</m:t>
+        </m:r>
+        <m:sSub>
+          <m:e>
+            <m:r>
+              <m:t>l</m:t>
+            </m:r>
+          </m:e>
+          <m:sub>
+            <m:r>
+              <m:t>2</m:t>
+            </m:r>
+          </m:sub>
+        </m:sSub>
+      </m:oMath>
       <w:r>
         <w:rPr>
           <w:rFonts w:ascii="Times New Roman" w:hAnsi="Times New Roman" w:eastAsia="Times New Roman" w:cs="Times New Roman"/>
@@ -35915,15 +36443,31 @@
         <w:rPr>
           <w:rFonts w:ascii="Times New Roman" w:hAnsi="Times New Roman" w:eastAsia="Times New Roman" w:cs="Times New Roman"/>
         </w:rPr>
-        <w:t xml:space="preserve"> MnSO</w:t>
-      </w:r>
-      <w:r>
-        <w:rPr>
-          <w:rFonts w:ascii="Times New Roman" w:hAnsi="Times New Roman" w:eastAsia="Times New Roman" w:cs="Times New Roman"/>
-          <w:vertAlign w:val="subscript"/>
-        </w:rPr>
-        <w:t>4</w:t>
-      </w:r>
+        <w:t xml:space="preserve"> </w:t>
+      </w:r>
+      <m:oMath>
+        <m:r>
+          <m:t>M</m:t>
+        </m:r>
+        <m:r>
+          <m:t>n</m:t>
+        </m:r>
+        <m:r>
+          <m:t>S</m:t>
+        </m:r>
+        <m:sSub>
+          <m:e>
+            <m:r>
+              <m:t>O</m:t>
+            </m:r>
+          </m:e>
+          <m:sub>
+            <m:r>
+              <m:t>4</m:t>
+            </m:r>
+          </m:sub>
+        </m:sSub>
+      </m:oMath>
       <w:r>
         <w:rPr>
           <w:rFonts w:ascii="Times New Roman" w:hAnsi="Times New Roman" w:eastAsia="Times New Roman" w:cs="Times New Roman"/>
@@ -35940,15 +36484,31 @@
         <w:rPr>
           <w:rFonts w:ascii="Times New Roman" w:hAnsi="Times New Roman" w:eastAsia="Times New Roman" w:cs="Times New Roman"/>
         </w:rPr>
-        <w:t xml:space="preserve"> AgNO</w:t>
-      </w:r>
-      <w:r>
-        <w:rPr>
-          <w:rFonts w:ascii="Times New Roman" w:hAnsi="Times New Roman" w:eastAsia="Times New Roman" w:cs="Times New Roman"/>
-          <w:vertAlign w:val="subscript"/>
-        </w:rPr>
-        <w:t>3</w:t>
-      </w:r>
+        <w:t xml:space="preserve"> </w:t>
+      </w:r>
+      <m:oMath>
+        <m:r>
+          <m:t>A</m:t>
+        </m:r>
+        <m:r>
+          <m:t>g</m:t>
+        </m:r>
+        <m:r>
+          <m:t>N</m:t>
+        </m:r>
+        <m:sSub>
+          <m:e>
+            <m:r>
+              <m:t>O</m:t>
+            </m:r>
+          </m:e>
+          <m:sub>
+            <m:r>
+              <m:t>3</m:t>
+            </m:r>
+          </m:sub>
+        </m:sSub>
+      </m:oMath>
       <w:r>
         <w:rPr>
           <w:rFonts w:ascii="Times New Roman" w:hAnsi="Times New Roman" w:eastAsia="Times New Roman" w:cs="Times New Roman"/>
@@ -36085,15 +36645,31 @@
         <w:rPr>
           <w:rFonts w:ascii="Times New Roman" w:hAnsi="Times New Roman" w:eastAsia="Times New Roman" w:cs="Times New Roman"/>
         </w:rPr>
-        <w:t xml:space="preserve"> AgNO</w:t>
-      </w:r>
-      <w:r>
-        <w:rPr>
-          <w:rFonts w:ascii="Times New Roman" w:hAnsi="Times New Roman" w:eastAsia="Times New Roman" w:cs="Times New Roman"/>
-          <w:vertAlign w:val="subscript"/>
-        </w:rPr>
-        <w:t>3</w:t>
-      </w:r>
+        <w:t xml:space="preserve"> </w:t>
+      </w:r>
+      <m:oMath>
+        <m:r>
+          <m:t>A</m:t>
+        </m:r>
+        <m:r>
+          <m:t>g</m:t>
+        </m:r>
+        <m:r>
+          <m:t>N</m:t>
+        </m:r>
+        <m:sSub>
+          <m:e>
+            <m:r>
+              <m:t>O</m:t>
+            </m:r>
+          </m:e>
+          <m:sub>
+            <m:r>
+              <m:t>3</m:t>
+            </m:r>
+          </m:sub>
+        </m:sSub>
+      </m:oMath>
       <w:r>
         <w:rPr>
           <w:rFonts w:ascii="Times New Roman" w:hAnsi="Times New Roman" w:eastAsia="Times New Roman" w:cs="Times New Roman"/>
@@ -36707,15 +37283,31 @@
         <w:rPr>
           <w:rFonts w:ascii="Times New Roman" w:hAnsi="Times New Roman" w:eastAsia="Times New Roman" w:cs="Times New Roman"/>
         </w:rPr>
-        <w:t xml:space="preserve"> BaCl</w:t>
-      </w:r>
-      <w:r>
-        <w:rPr>
-          <w:rFonts w:ascii="Times New Roman" w:hAnsi="Times New Roman" w:eastAsia="Times New Roman" w:cs="Times New Roman"/>
-          <w:vertAlign w:val="subscript"/>
-        </w:rPr>
-        <w:t>2</w:t>
-      </w:r>
+        <w:t xml:space="preserve"> </w:t>
+      </w:r>
+      <m:oMath>
+        <m:r>
+          <m:t>B</m:t>
+        </m:r>
+        <m:r>
+          <m:t>a</m:t>
+        </m:r>
+        <m:r>
+          <m:t>C</m:t>
+        </m:r>
+        <m:sSub>
+          <m:e>
+            <m:r>
+              <m:t>l</m:t>
+            </m:r>
+          </m:e>
+          <m:sub>
+            <m:r>
+              <m:t>2</m:t>
+            </m:r>
+          </m:sub>
+        </m:sSub>
+      </m:oMath>
       <w:r>
         <w:rPr>
           <w:rFonts w:ascii="Times New Roman" w:hAnsi="Times New Roman" w:eastAsia="Times New Roman" w:cs="Times New Roman"/>
@@ -36774,15 +37366,28 @@
         <w:rPr>
           <w:rFonts w:ascii="Times New Roman" w:hAnsi="Times New Roman" w:eastAsia="Times New Roman" w:cs="Times New Roman"/>
         </w:rPr>
-        <w:t xml:space="preserve"> HNO</w:t>
-      </w:r>
-      <w:r>
-        <w:rPr>
-          <w:rFonts w:ascii="Times New Roman" w:hAnsi="Times New Roman" w:eastAsia="Times New Roman" w:cs="Times New Roman"/>
-          <w:vertAlign w:val="subscript"/>
-        </w:rPr>
-        <w:t>3</w:t>
-      </w:r>
+        <w:t xml:space="preserve"> </w:t>
+      </w:r>
+      <m:oMath>
+        <m:r>
+          <m:t>H</m:t>
+        </m:r>
+        <m:r>
+          <m:t>N</m:t>
+        </m:r>
+        <m:sSub>
+          <m:e>
+            <m:r>
+              <m:t>O</m:t>
+            </m:r>
+          </m:e>
+          <m:sub>
+            <m:r>
+              <m:t>3</m:t>
+            </m:r>
+          </m:sub>
+        </m:sSub>
+      </m:oMath>
       <w:r>
         <w:rPr>
           <w:rFonts w:ascii="Times New Roman" w:hAnsi="Times New Roman" w:eastAsia="Times New Roman" w:cs="Times New Roman"/>
@@ -36817,15 +37422,28 @@
         <w:rPr>
           <w:rFonts w:ascii="Times New Roman" w:hAnsi="Times New Roman" w:eastAsia="Times New Roman" w:cs="Times New Roman"/>
         </w:rPr>
-        <w:t xml:space="preserve"> HNO</w:t>
-      </w:r>
-      <w:r>
-        <w:rPr>
-          <w:rFonts w:ascii="Times New Roman" w:hAnsi="Times New Roman" w:eastAsia="Times New Roman" w:cs="Times New Roman"/>
-          <w:vertAlign w:val="subscript"/>
-        </w:rPr>
-        <w:t>3</w:t>
-      </w:r>
+        <w:t xml:space="preserve"> </w:t>
+      </w:r>
+      <m:oMath>
+        <m:r>
+          <m:t>H</m:t>
+        </m:r>
+        <m:r>
+          <m:t>N</m:t>
+        </m:r>
+        <m:sSub>
+          <m:e>
+            <m:r>
+              <m:t>O</m:t>
+            </m:r>
+          </m:e>
+          <m:sub>
+            <m:r>
+              <m:t>3</m:t>
+            </m:r>
+          </m:sub>
+        </m:sSub>
+      </m:oMath>
       <w:r>
         <w:rPr>
           <w:rFonts w:ascii="Times New Roman" w:hAnsi="Times New Roman" w:eastAsia="Times New Roman" w:cs="Times New Roman"/>
@@ -37047,15 +37665,28 @@
         <w:rPr>
           <w:rFonts w:ascii="Times New Roman" w:hAnsi="Times New Roman" w:eastAsia="Times New Roman" w:cs="Times New Roman"/>
         </w:rPr>
-        <w:t xml:space="preserve"> A (XYH</w:t>
-      </w:r>
-      <w:r>
-        <w:rPr>
-          <w:rFonts w:ascii="Times New Roman" w:hAnsi="Times New Roman" w:eastAsia="Times New Roman" w:cs="Times New Roman"/>
-          <w:vertAlign w:val="subscript"/>
-        </w:rPr>
-        <w:t>2</w:t>
-      </w:r>
+        <w:t xml:space="preserve"> A (</w:t>
+      </w:r>
+      <m:oMath>
+        <m:r>
+          <m:t>X</m:t>
+        </m:r>
+        <m:r>
+          <m:t>Y</m:t>
+        </m:r>
+        <m:sSub>
+          <m:e>
+            <m:r>
+              <m:t>H</m:t>
+            </m:r>
+          </m:e>
+          <m:sub>
+            <m:r>
+              <m:t>2</m:t>
+            </m:r>
+          </m:sub>
+        </m:sSub>
+      </m:oMath>
       <w:r>
         <w:rPr>
           <w:rFonts w:ascii="Times New Roman" w:hAnsi="Times New Roman" w:eastAsia="Times New Roman" w:cs="Times New Roman"/>
@@ -39142,7 +39773,7 @@
     <ns0:name ns0:val="Verbatim Char"/>
     <ns0:basedOn ns0:val="BodyTextChar"/>
     <ns0:rPr>
-      <ns0:rFonts ns0:ascii="Times New Roman" ns0:cs="Times New Roman" ns0:eastAsia="FangSong" ns0:hAnsi="Times New Roman"/>
+      <ns0:rFonts ns0:ascii="SimSun" ns0:cs="SimSun" ns0:eastAsia="SimSun" ns0:hAnsi="SimSun"/>
       <ns0:b ns0:val="0"/>
       <ns0:sz ns0:val="20"/>
     </ns0:rPr>
@@ -39204,7 +39835,7 @@
       <w:wordWrap w:val="off"/>
     </w:pPr>
     <ns0:rPr>
-      <w:rFonts ns0:ascii="Times New Roman" ns0:hAnsi="Times New Roman" ns0:eastAsia="FangSong" ns0:cs="Times New Roman"/>
+      <w:rFonts ns0:ascii="SimSun" ns0:hAnsi="SimSun" ns0:eastAsia="SimSun" ns0:cs="SimSun"/>
     </ns0:rPr>
   </w:style>
   <w:style w:type="character" w:customStyle="1" w:styleId="KeywordTok">

--- a/00-首页/题组Word/阶段测试卷/元素与分析阶段测试卷-学生版.docx
+++ b/00-首页/题组Word/阶段测试卷/元素与分析阶段测试卷-学生版.docx
@@ -8499,16 +8499,6 @@
         <w:t>。</w:t>
       </w:r>
     </w:p>
-    <w:p>
-      <w:pPr>
-        <w:spacing w:before="160" w:after="80"/>
-      </w:pPr>
-      <w:r>
-        <w:pict>
-          <v:rect style="width:0;height:1.5pt" o:hralign="center" o:hrstd="t" o:hr="t"/>
-        </w:pict>
-      </w:r>
-    </w:p>
     <w:bookmarkEnd w:id="17"/>
     <w:bookmarkStart w:id="18" w:name="第-8-题"/>
     <w:p>
@@ -9690,16 +9680,6 @@
         <w:t>）51-100_images/bfda25c3393ddd7ff098a92a362dcec547ccad5f1845213324e2fc1c9a59f91e.jpg)</w:t>
       </w:r>
     </w:p>
-    <w:p>
-      <w:pPr>
-        <w:spacing w:before="160" w:after="80"/>
-      </w:pPr>
-      <w:r>
-        <w:pict>
-          <v:rect style="width:0;height:1.5pt" o:hralign="center" o:hrstd="t" o:hr="t"/>
-        </w:pict>
-      </w:r>
-    </w:p>
     <w:bookmarkEnd w:id="18"/>
     <w:bookmarkStart w:id="19" w:name="第-9-题"/>
     <w:p>
@@ -11081,16 +11061,6 @@
         <w:t>。</w:t>
       </w:r>
     </w:p>
-    <w:p>
-      <w:pPr>
-        <w:spacing w:before="160" w:after="80"/>
-      </w:pPr>
-      <w:r>
-        <w:pict>
-          <v:rect style="width:0;height:1.5pt" o:hralign="center" o:hrstd="t" o:hr="t"/>
-        </w:pict>
-      </w:r>
-    </w:p>
     <w:bookmarkEnd w:id="21"/>
     <w:bookmarkStart w:id="22" w:name="第-11-题"/>
     <w:p>
@@ -11665,16 +11635,6 @@
           <w:rFonts w:hint="eastAsia" w:ascii="Times New Roman" w:hAnsi="Times New Roman" w:eastAsia="Times New Roman" w:cs="Times New Roman"/>
         </w:rPr>
         <w:t>。</w:t>
-      </w:r>
-    </w:p>
-    <w:p>
-      <w:pPr>
-        <w:spacing w:before="160" w:after="80"/>
-      </w:pPr>
-      <w:r>
-        <w:pict>
-          <v:rect style="width:0;height:1.5pt" o:hralign="center" o:hrstd="t" o:hr="t"/>
-        </w:pict>
       </w:r>
     </w:p>
     <w:bookmarkEnd w:id="23"/>
@@ -15641,16 +15601,6 @@
         <w:t>。</w:t>
       </w:r>
     </w:p>
-    <w:p>
-      <w:pPr>
-        <w:spacing w:before="160" w:after="80"/>
-      </w:pPr>
-      <w:r>
-        <w:pict>
-          <v:rect style="width:0;height:1.5pt" o:hralign="center" o:hrstd="t" o:hr="t"/>
-        </w:pict>
-      </w:r>
-    </w:p>
     <w:bookmarkEnd w:id="43"/>
     <w:bookmarkStart w:id="44" w:name="第-19-题"/>
     <w:p>
@@ -16181,16 +16131,6 @@
           <w:rFonts w:hint="eastAsia" w:ascii="Times New Roman" w:hAnsi="Times New Roman" w:eastAsia="Times New Roman" w:cs="Times New Roman"/>
         </w:rPr>
         <w:t>。</w:t>
-      </w:r>
-    </w:p>
-    <w:p>
-      <w:pPr>
-        <w:spacing w:before="160" w:after="80"/>
-      </w:pPr>
-      <w:r>
-        <w:pict>
-          <v:rect style="width:0;height:1.5pt" o:hralign="center" o:hrstd="t" o:hr="t"/>
-        </w:pict>
       </w:r>
     </w:p>
     <w:bookmarkEnd w:id="44"/>
@@ -21383,16 +21323,6 @@
         <w:t>?</w:t>
       </w:r>
     </w:p>
-    <w:p>
-      <w:pPr>
-        <w:spacing w:before="160" w:after="80"/>
-      </w:pPr>
-      <w:r>
-        <w:pict>
-          <v:rect style="width:0;height:1.5pt" o:hralign="center" o:hrstd="t" o:hr="t"/>
-        </w:pict>
-      </w:r>
-    </w:p>
     <w:bookmarkEnd w:id="54"/>
     <w:bookmarkStart w:id="55" w:name="第-27-题"/>
     <w:p>
@@ -21669,16 +21599,6 @@
           <w:rFonts w:hint="eastAsia" w:ascii="Times New Roman" w:hAnsi="Times New Roman" w:eastAsia="Times New Roman" w:cs="Times New Roman"/>
         </w:rPr>
         <w:t>。</w:t>
-      </w:r>
-    </w:p>
-    <w:p>
-      <w:pPr>
-        <w:spacing w:before="160" w:after="80"/>
-      </w:pPr>
-      <w:r>
-        <w:pict>
-          <v:rect style="width:0;height:1.5pt" o:hralign="center" o:hrstd="t" o:hr="t"/>
-        </w:pict>
       </w:r>
     </w:p>
     <w:bookmarkEnd w:id="55"/>
@@ -22026,16 +21946,6 @@
           <w:rFonts w:hint="eastAsia" w:ascii="Times New Roman" w:hAnsi="Times New Roman" w:eastAsia="Times New Roman" w:cs="Times New Roman"/>
         </w:rPr>
         <w:t>?</w:t>
-      </w:r>
-    </w:p>
-    <w:p>
-      <w:pPr>
-        <w:spacing w:before="160" w:after="80"/>
-      </w:pPr>
-      <w:r>
-        <w:pict>
-          <v:rect style="width:0;height:1.5pt" o:hralign="center" o:hrstd="t" o:hr="t"/>
-        </w:pict>
       </w:r>
     </w:p>
     <w:bookmarkEnd w:id="56"/>
@@ -27265,16 +27175,6 @@
         <w:t>。</w:t>
       </w:r>
     </w:p>
-    <w:p>
-      <w:pPr>
-        <w:spacing w:before="160" w:after="80"/>
-      </w:pPr>
-      <w:r>
-        <w:pict>
-          <v:rect style="width:0;height:1.5pt" o:hralign="center" o:hrstd="t" o:hr="t"/>
-        </w:pict>
-      </w:r>
-    </w:p>
     <w:bookmarkEnd w:id="69"/>
     <w:bookmarkStart w:id="70" w:name="第-36-题"/>
     <w:p>
@@ -29208,16 +29108,6 @@
         <w:t>。</w:t>
       </w:r>
     </w:p>
-    <w:p>
-      <w:pPr>
-        <w:spacing w:before="160" w:after="80"/>
-      </w:pPr>
-      <w:r>
-        <w:pict>
-          <v:rect style="width:0;height:1.5pt" o:hralign="center" o:hrstd="t" o:hr="t"/>
-        </w:pict>
-      </w:r>
-    </w:p>
     <w:bookmarkEnd w:id="73"/>
     <w:bookmarkStart w:id="74" w:name="第-39-题"/>
     <w:p>
@@ -29577,16 +29467,6 @@
           <w:rFonts w:hint="eastAsia" w:ascii="Times New Roman" w:hAnsi="Times New Roman" w:eastAsia="Times New Roman" w:cs="Times New Roman"/>
         </w:rPr>
         <w:t>。</w:t>
-      </w:r>
-    </w:p>
-    <w:p>
-      <w:pPr>
-        <w:spacing w:before="160" w:after="80"/>
-      </w:pPr>
-      <w:r>
-        <w:pict>
-          <v:rect style="width:0;height:1.5pt" o:hralign="center" o:hrstd="t" o:hr="t"/>
-        </w:pict>
       </w:r>
     </w:p>
     <w:bookmarkEnd w:id="74"/>
@@ -29748,16 +29628,6 @@
         <w:t>。</w:t>
       </w:r>
     </w:p>
-    <w:p>
-      <w:pPr>
-        <w:spacing w:before="160" w:after="80"/>
-      </w:pPr>
-      <w:r>
-        <w:pict>
-          <v:rect style="width:0;height:1.5pt" o:hralign="center" o:hrstd="t" o:hr="t"/>
-        </w:pict>
-      </w:r>
-    </w:p>
     <w:bookmarkEnd w:id="75"/>
     <w:bookmarkStart w:id="76" w:name="水中平衡3-题"/>
     <w:p>
@@ -30329,16 +30199,6 @@
         <w:t>。</w:t>
       </w:r>
     </w:p>
-    <w:p>
-      <w:pPr>
-        <w:spacing w:before="160" w:after="80"/>
-      </w:pPr>
-      <w:r>
-        <w:pict>
-          <v:rect style="width:0;height:1.5pt" o:hralign="center" o:hrstd="t" o:hr="t"/>
-        </w:pict>
-      </w:r>
-    </w:p>
     <w:bookmarkEnd w:id="77"/>
     <w:bookmarkStart w:id="78" w:name="第-42-题"/>
     <w:p>
@@ -30608,16 +30468,6 @@
           <w:rFonts w:hint="eastAsia" w:ascii="Times New Roman" w:hAnsi="Times New Roman" w:eastAsia="Times New Roman" w:cs="Times New Roman"/>
         </w:rPr>
         <w:t>?</w:t>
-      </w:r>
-    </w:p>
-    <w:p>
-      <w:pPr>
-        <w:spacing w:before="160" w:after="80"/>
-      </w:pPr>
-      <w:r>
-        <w:pict>
-          <v:rect style="width:0;height:1.5pt" o:hralign="center" o:hrstd="t" o:hr="t"/>
-        </w:pict>
       </w:r>
     </w:p>
     <w:bookmarkEnd w:id="78"/>
@@ -31002,16 +30852,6 @@
           <w:rFonts w:ascii="Times New Roman" w:hAnsi="Times New Roman" w:eastAsia="Times New Roman" w:cs="Times New Roman"/>
         </w:rPr>
         <w:t xml:space="preserve"> pH。</w:t>
-      </w:r>
-    </w:p>
-    <w:p>
-      <w:pPr>
-        <w:spacing w:before="160" w:after="80"/>
-      </w:pPr>
-      <w:r>
-        <w:pict>
-          <v:rect style="width:0;height:1.5pt" o:hralign="center" o:hrstd="t" o:hr="t"/>
-        </w:pict>
       </w:r>
     </w:p>
     <w:bookmarkEnd w:id="79"/>
@@ -32394,16 +32234,6 @@
           <w:rFonts w:hint="eastAsia" w:ascii="Times New Roman" w:hAnsi="Times New Roman" w:eastAsia="Times New Roman" w:cs="Times New Roman"/>
         </w:rPr>
         <w:t>。</w:t>
-      </w:r>
-    </w:p>
-    <w:p>
-      <w:pPr>
-        <w:spacing w:before="160" w:after="80"/>
-      </w:pPr>
-      <w:r>
-        <w:pict>
-          <v:rect style="width:0;height:1.5pt" o:hralign="center" o:hrstd="t" o:hr="t"/>
-        </w:pict>
       </w:r>
     </w:p>
     <w:bookmarkEnd w:id="81"/>
@@ -33882,16 +33712,6 @@
         </w:tc>
       </w:tr>
     </w:tbl>
-    <w:p>
-      <w:pPr>
-        <w:spacing w:before="160" w:after="80"/>
-      </w:pPr>
-      <w:r>
-        <w:pict>
-          <v:rect style="width:0;height:1.5pt" o:hralign="center" o:hrstd="t" o:hr="t"/>
-        </w:pict>
-      </w:r>
-    </w:p>
     <w:bookmarkEnd w:id="82"/>
     <w:bookmarkStart w:id="83" w:name="第-46-题"/>
     <w:p>
@@ -35683,16 +35503,6 @@
           <w:rFonts w:hint="eastAsia" w:ascii="Times New Roman" w:hAnsi="Times New Roman" w:eastAsia="Times New Roman" w:cs="Times New Roman"/>
         </w:rPr>
         <w:t>。</w:t>
-      </w:r>
-    </w:p>
-    <w:p>
-      <w:pPr>
-        <w:spacing w:before="160" w:after="80"/>
-      </w:pPr>
-      <w:r>
-        <w:pict>
-          <v:rect style="width:0;height:1.5pt" o:hralign="center" o:hrstd="t" o:hr="t"/>
-        </w:pict>
       </w:r>
     </w:p>
     <w:bookmarkEnd w:id="83"/>

--- a/00-首页/题组Word/阶段测试卷/元素与分析阶段测试卷-学生版.docx
+++ b/00-首页/题组Word/阶段测试卷/元素与分析阶段测试卷-学生版.docx
@@ -122,103 +122,6 @@
           <w:rFonts w:hint="eastAsia" w:ascii="Times New Roman" w:hAnsi="Times New Roman" w:eastAsia="FangSong" w:cs="Times New Roman"/>
         </w:rPr>
         <w:t>届初赛</w:t>
-      </w:r>
-    </w:p>
-    <w:p>
-      <w:pPr>
-        <w:pStyle w:val="BlockText"/>
-      </w:pPr>
-      <w:r>
-        <w:rPr>
-          <w:rFonts w:hint="eastAsia" w:ascii="Times New Roman" w:hAnsi="Times New Roman" w:eastAsia="FangSong" w:cs="Times New Roman"/>
-          <w:b/>
-          <w:bCs/>
-        </w:rPr>
-        <w:t xml:space="preserve">小问关联</w:t>
-      </w:r>
-      <w:r>
-        <w:rPr>
-          <w:rFonts w:hint="eastAsia" w:ascii="Times New Roman" w:hAnsi="Times New Roman" w:eastAsia="Times New Roman" w:cs="Times New Roman"/>
-        </w:rPr>
-        <w:t>：</w:t>
-      </w:r>
-      <w:r>
-        <w:rPr>
-          <w:rFonts w:hint="eastAsia" w:ascii="Times New Roman" w:hAnsi="Times New Roman" w:eastAsia="FangSong" w:cs="Times New Roman"/>
-        </w:rPr>
-        <w:t>本文件为第</w:t>
-      </w:r>
-      <w:r>
-        <w:rPr>
-          <w:rFonts w:hint="eastAsia" w:ascii="Times New Roman" w:hAnsi="Times New Roman" w:eastAsia="Times New Roman" w:cs="Times New Roman"/>
-        </w:rPr>
-        <w:t>(4-1)</w:t>
-      </w:r>
-      <w:r>
-        <w:rPr>
-          <w:rFonts w:hint="eastAsia" w:ascii="Times New Roman" w:hAnsi="Times New Roman" w:eastAsia="FangSong" w:cs="Times New Roman"/>
-        </w:rPr>
-        <w:t>小问</w:t>
-      </w:r>
-      <w:r>
-        <w:rPr>
-          <w:rFonts w:hint="eastAsia" w:ascii="Times New Roman" w:hAnsi="Times New Roman" w:eastAsia="Times New Roman" w:cs="Times New Roman"/>
-        </w:rPr>
-        <w:t>；</w:t>
-      </w:r>
-      <w:r>
-        <w:rPr>
-          <w:rFonts w:hint="eastAsia" w:ascii="Times New Roman" w:hAnsi="Times New Roman" w:eastAsia="FangSong" w:cs="Times New Roman"/>
-        </w:rPr>
-        <w:t>其余小问见</w:t>
-      </w:r>
-      <w:r>
-        <w:rPr>
-          <w:rFonts w:ascii="Times New Roman" w:hAnsi="Times New Roman" w:eastAsia="Times New Roman" w:cs="Times New Roman"/>
-        </w:rPr>
-        <w:t xml:space="preserve"> </w:t>
-      </w:r>
-      <w:r>
-        <w:rPr>
-          <w:rFonts w:hint="eastAsia" w:ascii="Times New Roman" w:hAnsi="Times New Roman" w:eastAsia="FangSong" w:cs="Times New Roman"/>
-        </w:rPr>
-        <w:t>题</w:t>
-      </w:r>
-      <w:r>
-        <w:rPr>
-          <w:rFonts w:hint="eastAsia" w:ascii="Times New Roman" w:hAnsi="Times New Roman" w:eastAsia="Times New Roman" w:cs="Times New Roman"/>
-        </w:rPr>
-        <w:t>-033-4-</w:t>
-      </w:r>
-      <w:r>
-        <w:rPr>
-          <w:rFonts w:hint="eastAsia" w:ascii="Times New Roman" w:hAnsi="Times New Roman" w:eastAsia="FangSong" w:cs="Times New Roman"/>
-        </w:rPr>
-        <w:t>离子化学式推断</w:t>
-      </w:r>
-      <w:r>
-        <w:rPr>
-          <w:rFonts w:hint="eastAsia" w:ascii="Times New Roman" w:hAnsi="Times New Roman" w:eastAsia="Times New Roman" w:cs="Times New Roman"/>
-        </w:rPr>
-        <w:t>、</w:t>
-      </w:r>
-      <w:r>
-        <w:rPr>
-          <w:rFonts w:hint="eastAsia" w:ascii="Times New Roman" w:hAnsi="Times New Roman" w:eastAsia="FangSong" w:cs="Times New Roman"/>
-        </w:rPr>
-        <w:t>题</w:t>
-      </w:r>
-      <w:r>
-        <w:rPr>
-          <w:rFonts w:hint="eastAsia" w:ascii="Times New Roman" w:hAnsi="Times New Roman" w:eastAsia="Times New Roman" w:cs="Times New Roman"/>
-        </w:rPr>
-        <w:t>-033-4-</w:t>
-      </w:r>
-      <w:r>
-        <w:rPr>
-          <w:rFonts w:hint="eastAsia" w:ascii="Times New Roman" w:hAnsi="Times New Roman" w:eastAsia="FangSong" w:cs="Times New Roman"/>
-        </w:rPr>
-        <w:t>离子化学式推断</w:t>
       </w:r>
     </w:p>
     <w:p>
@@ -1114,6 +1017,46 @@
         <w:t>）。</w:t>
       </w:r>
     </w:p>
+    <w:p>
+      <w:pPr>
+        <w:spacing w:before="0" w:after="0"/>
+      </w:pPr>
+    </w:p>
+    <w:p>
+      <w:pPr>
+        <w:spacing w:before="0" w:after="0"/>
+      </w:pPr>
+    </w:p>
+    <w:p>
+      <w:pPr>
+        <w:spacing w:before="0" w:after="0"/>
+      </w:pPr>
+    </w:p>
+    <w:p>
+      <w:pPr>
+        <w:spacing w:before="0" w:after="0"/>
+      </w:pPr>
+    </w:p>
+    <w:p>
+      <w:pPr>
+        <w:spacing w:before="0" w:after="0"/>
+      </w:pPr>
+    </w:p>
+    <w:p>
+      <w:pPr>
+        <w:spacing w:before="0" w:after="0"/>
+      </w:pPr>
+    </w:p>
+    <w:p>
+      <w:pPr>
+        <w:spacing w:before="0" w:after="0"/>
+      </w:pPr>
+    </w:p>
+    <w:p>
+      <w:pPr>
+        <w:spacing w:before="0" w:after="0"/>
+      </w:pPr>
+    </w:p>
     <w:bookmarkEnd w:id="10"/>
     <w:bookmarkStart w:id="11" w:name="第-2-题"/>
     <w:p>
@@ -1173,79 +1116,6 @@
           <w:rFonts w:hint="eastAsia" w:ascii="Times New Roman" w:hAnsi="Times New Roman" w:eastAsia="FangSong" w:cs="Times New Roman"/>
         </w:rPr>
         <w:t>届初赛</w:t>
-      </w:r>
-    </w:p>
-    <w:p>
-      <w:pPr>
-        <w:pStyle w:val="BlockText"/>
-      </w:pPr>
-      <w:r>
-        <w:rPr>
-          <w:rFonts w:hint="eastAsia" w:ascii="Times New Roman" w:hAnsi="Times New Roman" w:eastAsia="FangSong" w:cs="Times New Roman"/>
-          <w:b/>
-          <w:bCs/>
-        </w:rPr>
-        <w:t xml:space="preserve">小问关联</w:t>
-      </w:r>
-      <w:r>
-        <w:rPr>
-          <w:rFonts w:hint="eastAsia" w:ascii="Times New Roman" w:hAnsi="Times New Roman" w:eastAsia="Times New Roman" w:cs="Times New Roman"/>
-        </w:rPr>
-        <w:t>：</w:t>
-      </w:r>
-      <w:r>
-        <w:rPr>
-          <w:rFonts w:hint="eastAsia" w:ascii="Times New Roman" w:hAnsi="Times New Roman" w:eastAsia="FangSong" w:cs="Times New Roman"/>
-        </w:rPr>
-        <w:t>本文件为第</w:t>
-      </w:r>
-      <w:r>
-        <w:rPr>
-          <w:rFonts w:hint="eastAsia" w:ascii="Times New Roman" w:hAnsi="Times New Roman" w:eastAsia="Times New Roman" w:cs="Times New Roman"/>
-        </w:rPr>
-        <w:t>(1)</w:t>
-      </w:r>
-      <w:r>
-        <w:rPr>
-          <w:rFonts w:hint="eastAsia" w:ascii="Times New Roman" w:hAnsi="Times New Roman" w:eastAsia="FangSong" w:cs="Times New Roman"/>
-        </w:rPr>
-        <w:t>小问</w:t>
-      </w:r>
-      <w:r>
-        <w:rPr>
-          <w:rFonts w:hint="eastAsia" w:ascii="Times New Roman" w:hAnsi="Times New Roman" w:eastAsia="Times New Roman" w:cs="Times New Roman"/>
-        </w:rPr>
-        <w:t>；</w:t>
-      </w:r>
-      <w:r>
-        <w:rPr>
-          <w:rFonts w:hint="eastAsia" w:ascii="Times New Roman" w:hAnsi="Times New Roman" w:eastAsia="FangSong" w:cs="Times New Roman"/>
-        </w:rPr>
-        <w:t>其余小问见</w:t>
-      </w:r>
-      <w:r>
-        <w:rPr>
-          <w:rFonts w:ascii="Times New Roman" w:hAnsi="Times New Roman" w:eastAsia="Times New Roman" w:cs="Times New Roman"/>
-        </w:rPr>
-        <w:t xml:space="preserve"> </w:t>
-      </w:r>
-      <w:r>
-        <w:rPr>
-          <w:rFonts w:hint="eastAsia" w:ascii="Times New Roman" w:hAnsi="Times New Roman" w:eastAsia="FangSong" w:cs="Times New Roman"/>
-        </w:rPr>
-        <w:t>题</w:t>
-      </w:r>
-      <w:r>
-        <w:rPr>
-          <w:rFonts w:hint="eastAsia" w:ascii="Times New Roman" w:hAnsi="Times New Roman" w:eastAsia="Times New Roman" w:cs="Times New Roman"/>
-        </w:rPr>
-        <w:t>-034-3-</w:t>
-      </w:r>
-      <w:r>
-        <w:rPr>
-          <w:rFonts w:hint="eastAsia" w:ascii="Times New Roman" w:hAnsi="Times New Roman" w:eastAsia="FangSong" w:cs="Times New Roman"/>
-        </w:rPr>
-        <w:t>碱式碳酸盐化学式推断</w:t>
       </w:r>
     </w:p>
     <w:p>
@@ -1748,6 +1618,46 @@
         <w:t>）</w:t>
       </w:r>
     </w:p>
+    <w:p>
+      <w:pPr>
+        <w:spacing w:before="0" w:after="0"/>
+      </w:pPr>
+    </w:p>
+    <w:p>
+      <w:pPr>
+        <w:spacing w:before="0" w:after="0"/>
+      </w:pPr>
+    </w:p>
+    <w:p>
+      <w:pPr>
+        <w:spacing w:before="0" w:after="0"/>
+      </w:pPr>
+    </w:p>
+    <w:p>
+      <w:pPr>
+        <w:spacing w:before="0" w:after="0"/>
+      </w:pPr>
+    </w:p>
+    <w:p>
+      <w:pPr>
+        <w:spacing w:before="0" w:after="0"/>
+      </w:pPr>
+    </w:p>
+    <w:p>
+      <w:pPr>
+        <w:spacing w:before="0" w:after="0"/>
+      </w:pPr>
+    </w:p>
+    <w:p>
+      <w:pPr>
+        <w:spacing w:before="0" w:after="0"/>
+      </w:pPr>
+    </w:p>
+    <w:p>
+      <w:pPr>
+        <w:spacing w:before="0" w:after="0"/>
+      </w:pPr>
+    </w:p>
     <w:bookmarkEnd w:id="11"/>
     <w:bookmarkStart w:id="12" w:name="第-3-题"/>
     <w:p>
@@ -1807,209 +1717,6 @@
           <w:rFonts w:hint="eastAsia" w:ascii="Times New Roman" w:hAnsi="Times New Roman" w:eastAsia="FangSong" w:cs="Times New Roman"/>
         </w:rPr>
         <w:t>届初赛</w:t>
-      </w:r>
-    </w:p>
-    <w:p>
-      <w:pPr>
-        <w:pStyle w:val="BlockText"/>
-      </w:pPr>
-      <w:r>
-        <w:rPr>
-          <w:rFonts w:hint="eastAsia" w:ascii="Times New Roman" w:hAnsi="Times New Roman" w:eastAsia="FangSong" w:cs="Times New Roman"/>
-          <w:b/>
-          <w:bCs/>
-        </w:rPr>
-        <w:t xml:space="preserve">小问关联</w:t>
-      </w:r>
-      <w:r>
-        <w:rPr>
-          <w:rFonts w:hint="eastAsia" w:ascii="Times New Roman" w:hAnsi="Times New Roman" w:eastAsia="Times New Roman" w:cs="Times New Roman"/>
-        </w:rPr>
-        <w:t>：</w:t>
-      </w:r>
-      <w:r>
-        <w:rPr>
-          <w:rFonts w:hint="eastAsia" w:ascii="Times New Roman" w:hAnsi="Times New Roman" w:eastAsia="FangSong" w:cs="Times New Roman"/>
-        </w:rPr>
-        <w:t>本文件为第</w:t>
-      </w:r>
-      <w:r>
-        <w:rPr>
-          <w:rFonts w:hint="eastAsia" w:ascii="Times New Roman" w:hAnsi="Times New Roman" w:eastAsia="Times New Roman" w:cs="Times New Roman"/>
-        </w:rPr>
-        <w:t>(1-1)</w:t>
-      </w:r>
-      <w:r>
-        <w:rPr>
-          <w:rFonts w:hint="eastAsia" w:ascii="Times New Roman" w:hAnsi="Times New Roman" w:eastAsia="FangSong" w:cs="Times New Roman"/>
-        </w:rPr>
-        <w:t>小问</w:t>
-      </w:r>
-      <w:r>
-        <w:rPr>
-          <w:rFonts w:hint="eastAsia" w:ascii="Times New Roman" w:hAnsi="Times New Roman" w:eastAsia="Times New Roman" w:cs="Times New Roman"/>
-        </w:rPr>
-        <w:t>；</w:t>
-      </w:r>
-      <w:r>
-        <w:rPr>
-          <w:rFonts w:hint="eastAsia" w:ascii="Times New Roman" w:hAnsi="Times New Roman" w:eastAsia="FangSong" w:cs="Times New Roman"/>
-        </w:rPr>
-        <w:t>其余小问见</w:t>
-      </w:r>
-      <w:r>
-        <w:rPr>
-          <w:rFonts w:ascii="Times New Roman" w:hAnsi="Times New Roman" w:eastAsia="Times New Roman" w:cs="Times New Roman"/>
-        </w:rPr>
-        <w:t xml:space="preserve"> </w:t>
-      </w:r>
-      <w:r>
-        <w:rPr>
-          <w:rFonts w:hint="eastAsia" w:ascii="Times New Roman" w:hAnsi="Times New Roman" w:eastAsia="FangSong" w:cs="Times New Roman"/>
-        </w:rPr>
-        <w:t>题</w:t>
-      </w:r>
-      <w:r>
-        <w:rPr>
-          <w:rFonts w:hint="eastAsia" w:ascii="Times New Roman" w:hAnsi="Times New Roman" w:eastAsia="Times New Roman" w:cs="Times New Roman"/>
-        </w:rPr>
-        <w:t>-034-2-1-SO4</w:t>
-      </w:r>
-      <w:r>
-        <w:rPr>
-          <w:rFonts w:hint="eastAsia" w:ascii="Times New Roman" w:hAnsi="Times New Roman" w:eastAsia="Times New Roman" w:cs="Times New Roman"/>
-          <w:vertAlign w:val="superscript"/>
-        </w:rPr>
-        <w:t>2-</w:t>
-      </w:r>
-      <w:r>
-        <w:rPr>
-          <w:rFonts w:hint="eastAsia" w:ascii="Times New Roman" w:hAnsi="Times New Roman" w:eastAsia="FangSong" w:cs="Times New Roman"/>
-          <w:vertAlign w:val="superscript"/>
-        </w:rPr>
-        <w:t>参与的释能反应方程式</w:t>
-      </w:r>
-      <w:r>
-        <w:rPr>
-          <w:rFonts w:hint="eastAsia" w:ascii="Times New Roman" w:hAnsi="Times New Roman" w:eastAsia="Times New Roman" w:cs="Times New Roman"/>
-          <w:vertAlign w:val="superscript"/>
-        </w:rPr>
-        <w:t>、</w:t>
-      </w:r>
-      <w:r>
-        <w:rPr>
-          <w:rFonts w:hint="eastAsia" w:ascii="Times New Roman" w:hAnsi="Times New Roman" w:eastAsia="FangSong" w:cs="Times New Roman"/>
-          <w:vertAlign w:val="superscript"/>
-        </w:rPr>
-        <w:t>题</w:t>
-      </w:r>
-      <w:r>
-        <w:rPr>
-          <w:rFonts w:hint="eastAsia" w:ascii="Times New Roman" w:hAnsi="Times New Roman" w:eastAsia="Times New Roman" w:cs="Times New Roman"/>
-          <w:vertAlign w:val="superscript"/>
-        </w:rPr>
-        <w:t>-034-2-1-SO4</w:t>
-      </w:r>
-      <w:r>
-        <w:rPr>
-          <w:rFonts w:hint="eastAsia" w:ascii="Times New Roman" w:hAnsi="Times New Roman" w:eastAsia="Times New Roman" w:cs="Times New Roman"/>
-        </w:rPr>
-        <w:t>2-</w:t>
-      </w:r>
-      <w:r>
-        <w:rPr>
-          <w:rFonts w:hint="eastAsia" w:ascii="Times New Roman" w:hAnsi="Times New Roman" w:eastAsia="FangSong" w:cs="Times New Roman"/>
-        </w:rPr>
-        <w:t>参与的释能反应方程式</w:t>
-      </w:r>
-      <w:r>
-        <w:rPr>
-          <w:rFonts w:hint="eastAsia" w:ascii="Times New Roman" w:hAnsi="Times New Roman" w:eastAsia="Times New Roman" w:cs="Times New Roman"/>
-        </w:rPr>
-        <w:t>、</w:t>
-      </w:r>
-      <w:r>
-        <w:rPr>
-          <w:rFonts w:hint="eastAsia" w:ascii="Times New Roman" w:hAnsi="Times New Roman" w:eastAsia="FangSong" w:cs="Times New Roman"/>
-        </w:rPr>
-        <w:t>题</w:t>
-      </w:r>
-      <w:r>
-        <w:rPr>
-          <w:rFonts w:hint="eastAsia" w:ascii="Times New Roman" w:hAnsi="Times New Roman" w:eastAsia="Times New Roman" w:cs="Times New Roman"/>
-        </w:rPr>
-        <w:t>-034-2-1-SO4</w:t>
-      </w:r>
-      <w:r>
-        <w:rPr>
-          <w:rFonts w:hint="eastAsia" w:ascii="Times New Roman" w:hAnsi="Times New Roman" w:eastAsia="Times New Roman" w:cs="Times New Roman"/>
-          <w:vertAlign w:val="superscript"/>
-        </w:rPr>
-        <w:t>2-</w:t>
-      </w:r>
-      <w:r>
-        <w:rPr>
-          <w:rFonts w:hint="eastAsia" w:ascii="Times New Roman" w:hAnsi="Times New Roman" w:eastAsia="FangSong" w:cs="Times New Roman"/>
-          <w:vertAlign w:val="superscript"/>
-        </w:rPr>
-        <w:t>参与的释能反应方程式</w:t>
-      </w:r>
-      <w:r>
-        <w:rPr>
-          <w:rFonts w:hint="eastAsia" w:ascii="Times New Roman" w:hAnsi="Times New Roman" w:eastAsia="Times New Roman" w:cs="Times New Roman"/>
-          <w:vertAlign w:val="superscript"/>
-        </w:rPr>
-        <w:t>、</w:t>
-      </w:r>
-      <w:r>
-        <w:rPr>
-          <w:rFonts w:hint="eastAsia" w:ascii="Times New Roman" w:hAnsi="Times New Roman" w:eastAsia="FangSong" w:cs="Times New Roman"/>
-          <w:vertAlign w:val="superscript"/>
-        </w:rPr>
-        <w:t>题</w:t>
-      </w:r>
-      <w:r>
-        <w:rPr>
-          <w:rFonts w:hint="eastAsia" w:ascii="Times New Roman" w:hAnsi="Times New Roman" w:eastAsia="Times New Roman" w:cs="Times New Roman"/>
-          <w:vertAlign w:val="superscript"/>
-        </w:rPr>
-        <w:t>-034-2-1-SO4</w:t>
-      </w:r>
-      <w:r>
-        <w:rPr>
-          <w:rFonts w:hint="eastAsia" w:ascii="Times New Roman" w:hAnsi="Times New Roman" w:eastAsia="Times New Roman" w:cs="Times New Roman"/>
-        </w:rPr>
-        <w:t>2-</w:t>
-      </w:r>
-      <w:r>
-        <w:rPr>
-          <w:rFonts w:hint="eastAsia" w:ascii="Times New Roman" w:hAnsi="Times New Roman" w:eastAsia="FangSong" w:cs="Times New Roman"/>
-        </w:rPr>
-        <w:t>参与的释能反应方程式</w:t>
-      </w:r>
-      <w:r>
-        <w:rPr>
-          <w:rFonts w:hint="eastAsia" w:ascii="Times New Roman" w:hAnsi="Times New Roman" w:eastAsia="Times New Roman" w:cs="Times New Roman"/>
-        </w:rPr>
-        <w:t>、</w:t>
-      </w:r>
-      <w:r>
-        <w:rPr>
-          <w:rFonts w:hint="eastAsia" w:ascii="Times New Roman" w:hAnsi="Times New Roman" w:eastAsia="FangSong" w:cs="Times New Roman"/>
-        </w:rPr>
-        <w:t>题</w:t>
-      </w:r>
-      <w:r>
-        <w:rPr>
-          <w:rFonts w:hint="eastAsia" w:ascii="Times New Roman" w:hAnsi="Times New Roman" w:eastAsia="Times New Roman" w:cs="Times New Roman"/>
-        </w:rPr>
-        <w:t>-034-2-1-SO4^2-</w:t>
-      </w:r>
-      <w:r>
-        <w:rPr>
-          <w:rFonts w:hint="eastAsia" w:ascii="Times New Roman" w:hAnsi="Times New Roman" w:eastAsia="FangSong" w:cs="Times New Roman"/>
-        </w:rPr>
-        <w:t>参与的释能反应方程式</w:t>
       </w:r>
     </w:p>
     <w:p>
@@ -3342,6 +3049,46 @@
         <w:t>。</w:t>
       </w:r>
     </w:p>
+    <w:p>
+      <w:pPr>
+        <w:spacing w:before="0" w:after="0"/>
+      </w:pPr>
+    </w:p>
+    <w:p>
+      <w:pPr>
+        <w:spacing w:before="0" w:after="0"/>
+      </w:pPr>
+    </w:p>
+    <w:p>
+      <w:pPr>
+        <w:spacing w:before="0" w:after="0"/>
+      </w:pPr>
+    </w:p>
+    <w:p>
+      <w:pPr>
+        <w:spacing w:before="0" w:after="0"/>
+      </w:pPr>
+    </w:p>
+    <w:p>
+      <w:pPr>
+        <w:spacing w:before="0" w:after="0"/>
+      </w:pPr>
+    </w:p>
+    <w:p>
+      <w:pPr>
+        <w:spacing w:before="0" w:after="0"/>
+      </w:pPr>
+    </w:p>
+    <w:p>
+      <w:pPr>
+        <w:spacing w:before="0" w:after="0"/>
+      </w:pPr>
+    </w:p>
+    <w:p>
+      <w:pPr>
+        <w:spacing w:before="0" w:after="0"/>
+      </w:pPr>
+    </w:p>
     <w:bookmarkEnd w:id="12"/>
     <w:bookmarkStart w:id="13" w:name="第-4-题"/>
     <w:p>
@@ -3672,6 +3419,31 @@
         </w:rPr>
         <w:t>)。</w:t>
       </w:r>
+    </w:p>
+    <w:p>
+      <w:pPr>
+        <w:spacing w:before="0" w:after="0"/>
+      </w:pPr>
+    </w:p>
+    <w:p>
+      <w:pPr>
+        <w:spacing w:before="0" w:after="0"/>
+      </w:pPr>
+    </w:p>
+    <w:p>
+      <w:pPr>
+        <w:spacing w:before="0" w:after="0"/>
+      </w:pPr>
+    </w:p>
+    <w:p>
+      <w:pPr>
+        <w:spacing w:before="0" w:after="0"/>
+      </w:pPr>
+    </w:p>
+    <w:p>
+      <w:pPr>
+        <w:spacing w:before="0" w:after="0"/>
+      </w:pPr>
     </w:p>
     <w:bookmarkEnd w:id="13"/>
     <w:bookmarkStart w:id="14" w:name="第-5-题"/>
@@ -7332,6 +7104,46 @@
         <w:t>）</w:t>
       </w:r>
     </w:p>
+    <w:p>
+      <w:pPr>
+        <w:spacing w:before="0" w:after="0"/>
+      </w:pPr>
+    </w:p>
+    <w:p>
+      <w:pPr>
+        <w:spacing w:before="0" w:after="0"/>
+      </w:pPr>
+    </w:p>
+    <w:p>
+      <w:pPr>
+        <w:spacing w:before="0" w:after="0"/>
+      </w:pPr>
+    </w:p>
+    <w:p>
+      <w:pPr>
+        <w:spacing w:before="0" w:after="0"/>
+      </w:pPr>
+    </w:p>
+    <w:p>
+      <w:pPr>
+        <w:spacing w:before="0" w:after="0"/>
+      </w:pPr>
+    </w:p>
+    <w:p>
+      <w:pPr>
+        <w:spacing w:before="0" w:after="0"/>
+      </w:pPr>
+    </w:p>
+    <w:p>
+      <w:pPr>
+        <w:spacing w:before="0" w:after="0"/>
+      </w:pPr>
+    </w:p>
+    <w:p>
+      <w:pPr>
+        <w:spacing w:before="0" w:after="0"/>
+      </w:pPr>
+    </w:p>
     <w:bookmarkEnd w:id="15"/>
     <w:bookmarkStart w:id="16" w:name="第-6-题"/>
     <w:p>
@@ -7892,6 +7704,46 @@
         </w:rPr>
         <w:t>。</w:t>
       </w:r>
+    </w:p>
+    <w:p>
+      <w:pPr>
+        <w:spacing w:before="0" w:after="0"/>
+      </w:pPr>
+    </w:p>
+    <w:p>
+      <w:pPr>
+        <w:spacing w:before="0" w:after="0"/>
+      </w:pPr>
+    </w:p>
+    <w:p>
+      <w:pPr>
+        <w:spacing w:before="0" w:after="0"/>
+      </w:pPr>
+    </w:p>
+    <w:p>
+      <w:pPr>
+        <w:spacing w:before="0" w:after="0"/>
+      </w:pPr>
+    </w:p>
+    <w:p>
+      <w:pPr>
+        <w:spacing w:before="0" w:after="0"/>
+      </w:pPr>
+    </w:p>
+    <w:p>
+      <w:pPr>
+        <w:spacing w:before="0" w:after="0"/>
+      </w:pPr>
+    </w:p>
+    <w:p>
+      <w:pPr>
+        <w:spacing w:before="0" w:after="0"/>
+      </w:pPr>
+    </w:p>
+    <w:p>
+      <w:pPr>
+        <w:spacing w:before="0" w:after="0"/>
+      </w:pPr>
     </w:p>
     <w:bookmarkEnd w:id="16"/>
     <w:bookmarkStart w:id="17" w:name="第-7-题"/>
@@ -8498,6 +8350,46 @@
         </w:rPr>
         <w:t>。</w:t>
       </w:r>
+    </w:p>
+    <w:p>
+      <w:pPr>
+        <w:spacing w:before="0" w:after="0"/>
+      </w:pPr>
+    </w:p>
+    <w:p>
+      <w:pPr>
+        <w:spacing w:before="0" w:after="0"/>
+      </w:pPr>
+    </w:p>
+    <w:p>
+      <w:pPr>
+        <w:spacing w:before="0" w:after="0"/>
+      </w:pPr>
+    </w:p>
+    <w:p>
+      <w:pPr>
+        <w:spacing w:before="0" w:after="0"/>
+      </w:pPr>
+    </w:p>
+    <w:p>
+      <w:pPr>
+        <w:spacing w:before="0" w:after="0"/>
+      </w:pPr>
+    </w:p>
+    <w:p>
+      <w:pPr>
+        <w:spacing w:before="0" w:after="0"/>
+      </w:pPr>
+    </w:p>
+    <w:p>
+      <w:pPr>
+        <w:spacing w:before="0" w:after="0"/>
+      </w:pPr>
+    </w:p>
+    <w:p>
+      <w:pPr>
+        <w:spacing w:before="0" w:after="0"/>
+      </w:pPr>
     </w:p>
     <w:bookmarkEnd w:id="17"/>
     <w:bookmarkStart w:id="18" w:name="第-8-题"/>
@@ -9680,6 +9572,46 @@
         <w:t>）51-100_images/bfda25c3393ddd7ff098a92a362dcec547ccad5f1845213324e2fc1c9a59f91e.jpg)</w:t>
       </w:r>
     </w:p>
+    <w:p>
+      <w:pPr>
+        <w:spacing w:before="0" w:after="0"/>
+      </w:pPr>
+    </w:p>
+    <w:p>
+      <w:pPr>
+        <w:spacing w:before="0" w:after="0"/>
+      </w:pPr>
+    </w:p>
+    <w:p>
+      <w:pPr>
+        <w:spacing w:before="0" w:after="0"/>
+      </w:pPr>
+    </w:p>
+    <w:p>
+      <w:pPr>
+        <w:spacing w:before="0" w:after="0"/>
+      </w:pPr>
+    </w:p>
+    <w:p>
+      <w:pPr>
+        <w:spacing w:before="0" w:after="0"/>
+      </w:pPr>
+    </w:p>
+    <w:p>
+      <w:pPr>
+        <w:spacing w:before="0" w:after="0"/>
+      </w:pPr>
+    </w:p>
+    <w:p>
+      <w:pPr>
+        <w:spacing w:before="0" w:after="0"/>
+      </w:pPr>
+    </w:p>
+    <w:p>
+      <w:pPr>
+        <w:spacing w:before="0" w:after="0"/>
+      </w:pPr>
+    </w:p>
     <w:bookmarkEnd w:id="18"/>
     <w:bookmarkStart w:id="19" w:name="第-9-题"/>
     <w:p>
@@ -9739,163 +9671,6 @@
           <w:rFonts w:hint="eastAsia" w:ascii="Times New Roman" w:hAnsi="Times New Roman" w:eastAsia="FangSong" w:cs="Times New Roman"/>
         </w:rPr>
         <w:t>届初赛</w:t>
-      </w:r>
-    </w:p>
-    <w:p>
-      <w:pPr>
-        <w:pStyle w:val="BlockText"/>
-      </w:pPr>
-      <w:r>
-        <w:rPr>
-          <w:rFonts w:hint="eastAsia" w:ascii="Times New Roman" w:hAnsi="Times New Roman" w:eastAsia="FangSong" w:cs="Times New Roman"/>
-          <w:b/>
-          <w:bCs/>
-        </w:rPr>
-        <w:t xml:space="preserve">小问关联</w:t>
-      </w:r>
-      <w:r>
-        <w:rPr>
-          <w:rFonts w:hint="eastAsia" w:ascii="Times New Roman" w:hAnsi="Times New Roman" w:eastAsia="Times New Roman" w:cs="Times New Roman"/>
-        </w:rPr>
-        <w:t>：</w:t>
-      </w:r>
-      <w:r>
-        <w:rPr>
-          <w:rFonts w:hint="eastAsia" w:ascii="Times New Roman" w:hAnsi="Times New Roman" w:eastAsia="FangSong" w:cs="Times New Roman"/>
-        </w:rPr>
-        <w:t>本文件为第</w:t>
-      </w:r>
-      <w:r>
-        <w:rPr>
-          <w:rFonts w:hint="eastAsia" w:ascii="Times New Roman" w:hAnsi="Times New Roman" w:eastAsia="Times New Roman" w:cs="Times New Roman"/>
-        </w:rPr>
-        <w:t>(3-1)</w:t>
-      </w:r>
-      <w:r>
-        <w:rPr>
-          <w:rFonts w:hint="eastAsia" w:ascii="Times New Roman" w:hAnsi="Times New Roman" w:eastAsia="FangSong" w:cs="Times New Roman"/>
-        </w:rPr>
-        <w:t>小问</w:t>
-      </w:r>
-      <w:r>
-        <w:rPr>
-          <w:rFonts w:hint="eastAsia" w:ascii="Times New Roman" w:hAnsi="Times New Roman" w:eastAsia="Times New Roman" w:cs="Times New Roman"/>
-        </w:rPr>
-        <w:t>；</w:t>
-      </w:r>
-      <w:r>
-        <w:rPr>
-          <w:rFonts w:hint="eastAsia" w:ascii="Times New Roman" w:hAnsi="Times New Roman" w:eastAsia="FangSong" w:cs="Times New Roman"/>
-        </w:rPr>
-        <w:t>其余小问见</w:t>
-      </w:r>
-      <w:r>
-        <w:rPr>
-          <w:rFonts w:ascii="Times New Roman" w:hAnsi="Times New Roman" w:eastAsia="Times New Roman" w:cs="Times New Roman"/>
-        </w:rPr>
-        <w:t xml:space="preserve"> </w:t>
-      </w:r>
-      <w:r>
-        <w:rPr>
-          <w:rFonts w:hint="eastAsia" w:ascii="Times New Roman" w:hAnsi="Times New Roman" w:eastAsia="FangSong" w:cs="Times New Roman"/>
-        </w:rPr>
-        <w:t>题</w:t>
-      </w:r>
-      <w:r>
-        <w:rPr>
-          <w:rFonts w:hint="eastAsia" w:ascii="Times New Roman" w:hAnsi="Times New Roman" w:eastAsia="Times New Roman" w:cs="Times New Roman"/>
-        </w:rPr>
-        <w:t>-031-3-</w:t>
-      </w:r>
-      <w:r>
-        <w:rPr>
-          <w:rFonts w:hint="eastAsia" w:ascii="Times New Roman" w:hAnsi="Times New Roman" w:eastAsia="FangSong" w:cs="Times New Roman"/>
-        </w:rPr>
-        <w:t>铋的推断与</w:t>
-      </w:r>
-      <w:r>
-        <w:rPr>
-          <w:rFonts w:hint="eastAsia" w:ascii="Times New Roman" w:hAnsi="Times New Roman" w:eastAsia="Times New Roman" w:cs="Times New Roman"/>
-        </w:rPr>
-        <w:t>A</w:t>
-      </w:r>
-      <w:r>
-        <w:rPr>
-          <w:rFonts w:hint="eastAsia" w:ascii="Times New Roman" w:hAnsi="Times New Roman" w:eastAsia="FangSong" w:cs="Times New Roman"/>
-        </w:rPr>
-        <w:t>的化学式</w:t>
-      </w:r>
-      <w:r>
-        <w:rPr>
-          <w:rFonts w:hint="eastAsia" w:ascii="Times New Roman" w:hAnsi="Times New Roman" w:eastAsia="Times New Roman" w:cs="Times New Roman"/>
-        </w:rPr>
-        <w:t>、</w:t>
-      </w:r>
-      <w:r>
-        <w:rPr>
-          <w:rFonts w:hint="eastAsia" w:ascii="Times New Roman" w:hAnsi="Times New Roman" w:eastAsia="FangSong" w:cs="Times New Roman"/>
-        </w:rPr>
-        <w:t>题</w:t>
-      </w:r>
-      <w:r>
-        <w:rPr>
-          <w:rFonts w:hint="eastAsia" w:ascii="Times New Roman" w:hAnsi="Times New Roman" w:eastAsia="Times New Roman" w:cs="Times New Roman"/>
-        </w:rPr>
-        <w:t>-031-3-</w:t>
-      </w:r>
-      <w:r>
-        <w:rPr>
-          <w:rFonts w:hint="eastAsia" w:ascii="Times New Roman" w:hAnsi="Times New Roman" w:eastAsia="FangSong" w:cs="Times New Roman"/>
-        </w:rPr>
-        <w:t>铋的推断与</w:t>
-      </w:r>
-      <w:r>
-        <w:rPr>
-          <w:rFonts w:hint="eastAsia" w:ascii="Times New Roman" w:hAnsi="Times New Roman" w:eastAsia="Times New Roman" w:cs="Times New Roman"/>
-        </w:rPr>
-        <w:t>A</w:t>
-      </w:r>
-      <w:r>
-        <w:rPr>
-          <w:rFonts w:hint="eastAsia" w:ascii="Times New Roman" w:hAnsi="Times New Roman" w:eastAsia="FangSong" w:cs="Times New Roman"/>
-        </w:rPr>
-        <w:t>的化学式</w:t>
-      </w:r>
-      <w:r>
-        <w:rPr>
-          <w:rFonts w:hint="eastAsia" w:ascii="Times New Roman" w:hAnsi="Times New Roman" w:eastAsia="Times New Roman" w:cs="Times New Roman"/>
-        </w:rPr>
-        <w:t>、</w:t>
-      </w:r>
-      <w:r>
-        <w:rPr>
-          <w:rFonts w:hint="eastAsia" w:ascii="Times New Roman" w:hAnsi="Times New Roman" w:eastAsia="FangSong" w:cs="Times New Roman"/>
-        </w:rPr>
-        <w:t>题</w:t>
-      </w:r>
-      <w:r>
-        <w:rPr>
-          <w:rFonts w:hint="eastAsia" w:ascii="Times New Roman" w:hAnsi="Times New Roman" w:eastAsia="Times New Roman" w:cs="Times New Roman"/>
-        </w:rPr>
-        <w:t>-031-3-</w:t>
-      </w:r>
-      <w:r>
-        <w:rPr>
-          <w:rFonts w:hint="eastAsia" w:ascii="Times New Roman" w:hAnsi="Times New Roman" w:eastAsia="FangSong" w:cs="Times New Roman"/>
-        </w:rPr>
-        <w:t>铋的推断与</w:t>
-      </w:r>
-      <w:r>
-        <w:rPr>
-          <w:rFonts w:hint="eastAsia" w:ascii="Times New Roman" w:hAnsi="Times New Roman" w:eastAsia="Times New Roman" w:cs="Times New Roman"/>
-        </w:rPr>
-        <w:t>A</w:t>
-      </w:r>
-      <w:r>
-        <w:rPr>
-          <w:rFonts w:hint="eastAsia" w:ascii="Times New Roman" w:hAnsi="Times New Roman" w:eastAsia="FangSong" w:cs="Times New Roman"/>
-        </w:rPr>
-        <w:t>的化学式</w:t>
       </w:r>
     </w:p>
     <w:p>
@@ -10722,6 +10497,46 @@
         <w:t>）</w:t>
       </w:r>
     </w:p>
+    <w:p>
+      <w:pPr>
+        <w:spacing w:before="0" w:after="0"/>
+      </w:pPr>
+    </w:p>
+    <w:p>
+      <w:pPr>
+        <w:spacing w:before="0" w:after="0"/>
+      </w:pPr>
+    </w:p>
+    <w:p>
+      <w:pPr>
+        <w:spacing w:before="0" w:after="0"/>
+      </w:pPr>
+    </w:p>
+    <w:p>
+      <w:pPr>
+        <w:spacing w:before="0" w:after="0"/>
+      </w:pPr>
+    </w:p>
+    <w:p>
+      <w:pPr>
+        <w:spacing w:before="0" w:after="0"/>
+      </w:pPr>
+    </w:p>
+    <w:p>
+      <w:pPr>
+        <w:spacing w:before="0" w:after="0"/>
+      </w:pPr>
+    </w:p>
+    <w:p>
+      <w:pPr>
+        <w:spacing w:before="0" w:after="0"/>
+      </w:pPr>
+    </w:p>
+    <w:p>
+      <w:pPr>
+        <w:spacing w:before="0" w:after="0"/>
+      </w:pPr>
+    </w:p>
     <w:bookmarkEnd w:id="20"/>
     <w:bookmarkStart w:id="21" w:name="第-10-题"/>
     <w:p>
@@ -11061,6 +10876,31 @@
         <w:t>。</w:t>
       </w:r>
     </w:p>
+    <w:p>
+      <w:pPr>
+        <w:spacing w:before="0" w:after="0"/>
+      </w:pPr>
+    </w:p>
+    <w:p>
+      <w:pPr>
+        <w:spacing w:before="0" w:after="0"/>
+      </w:pPr>
+    </w:p>
+    <w:p>
+      <w:pPr>
+        <w:spacing w:before="0" w:after="0"/>
+      </w:pPr>
+    </w:p>
+    <w:p>
+      <w:pPr>
+        <w:spacing w:before="0" w:after="0"/>
+      </w:pPr>
+    </w:p>
+    <w:p>
+      <w:pPr>
+        <w:spacing w:before="0" w:after="0"/>
+      </w:pPr>
+    </w:p>
     <w:bookmarkEnd w:id="21"/>
     <w:bookmarkStart w:id="22" w:name="第-11-题"/>
     <w:p>
@@ -11148,6 +10988,21 @@
         </w:rPr>
         <w:t xml:space="preserve">简答题</w:t>
       </w:r>
+    </w:p>
+    <w:p>
+      <w:pPr>
+        <w:spacing w:before="0" w:after="0"/>
+      </w:pPr>
+    </w:p>
+    <w:p>
+      <w:pPr>
+        <w:spacing w:before="0" w:after="0"/>
+      </w:pPr>
+    </w:p>
+    <w:p>
+      <w:pPr>
+        <w:spacing w:before="0" w:after="0"/>
+      </w:pPr>
     </w:p>
     <w:bookmarkEnd w:id="22"/>
     <w:bookmarkStart w:id="23" w:name="第-12-题"/>
@@ -11637,6 +11492,31 @@
         <w:t>。</w:t>
       </w:r>
     </w:p>
+    <w:p>
+      <w:pPr>
+        <w:spacing w:before="0" w:after="0"/>
+      </w:pPr>
+    </w:p>
+    <w:p>
+      <w:pPr>
+        <w:spacing w:before="0" w:after="0"/>
+      </w:pPr>
+    </w:p>
+    <w:p>
+      <w:pPr>
+        <w:spacing w:before="0" w:after="0"/>
+      </w:pPr>
+    </w:p>
+    <w:p>
+      <w:pPr>
+        <w:spacing w:before="0" w:after="0"/>
+      </w:pPr>
+    </w:p>
+    <w:p>
+      <w:pPr>
+        <w:spacing w:before="0" w:after="0"/>
+      </w:pPr>
+    </w:p>
     <w:bookmarkEnd w:id="23"/>
     <w:bookmarkStart w:id="24" w:name="第-13-题"/>
     <w:p>
@@ -12126,6 +12006,46 @@
         <w:t>）</w:t>
       </w:r>
     </w:p>
+    <w:p>
+      <w:pPr>
+        <w:spacing w:before="0" w:after="0"/>
+      </w:pPr>
+    </w:p>
+    <w:p>
+      <w:pPr>
+        <w:spacing w:before="0" w:after="0"/>
+      </w:pPr>
+    </w:p>
+    <w:p>
+      <w:pPr>
+        <w:spacing w:before="0" w:after="0"/>
+      </w:pPr>
+    </w:p>
+    <w:p>
+      <w:pPr>
+        <w:spacing w:before="0" w:after="0"/>
+      </w:pPr>
+    </w:p>
+    <w:p>
+      <w:pPr>
+        <w:spacing w:before="0" w:after="0"/>
+      </w:pPr>
+    </w:p>
+    <w:p>
+      <w:pPr>
+        <w:spacing w:before="0" w:after="0"/>
+      </w:pPr>
+    </w:p>
+    <w:p>
+      <w:pPr>
+        <w:spacing w:before="0" w:after="0"/>
+      </w:pPr>
+    </w:p>
+    <w:p>
+      <w:pPr>
+        <w:spacing w:before="0" w:after="0"/>
+      </w:pPr>
+    </w:p>
     <w:bookmarkEnd w:id="25"/>
     <w:bookmarkStart w:id="26" w:name="第-14-题"/>
     <w:p>
@@ -12732,6 +12652,46 @@
         <w:t>。</w:t>
       </w:r>
     </w:p>
+    <w:p>
+      <w:pPr>
+        <w:spacing w:before="0" w:after="0"/>
+      </w:pPr>
+    </w:p>
+    <w:p>
+      <w:pPr>
+        <w:spacing w:before="0" w:after="0"/>
+      </w:pPr>
+    </w:p>
+    <w:p>
+      <w:pPr>
+        <w:spacing w:before="0" w:after="0"/>
+      </w:pPr>
+    </w:p>
+    <w:p>
+      <w:pPr>
+        <w:spacing w:before="0" w:after="0"/>
+      </w:pPr>
+    </w:p>
+    <w:p>
+      <w:pPr>
+        <w:spacing w:before="0" w:after="0"/>
+      </w:pPr>
+    </w:p>
+    <w:p>
+      <w:pPr>
+        <w:spacing w:before="0" w:after="0"/>
+      </w:pPr>
+    </w:p>
+    <w:p>
+      <w:pPr>
+        <w:spacing w:before="0" w:after="0"/>
+      </w:pPr>
+    </w:p>
+    <w:p>
+      <w:pPr>
+        <w:spacing w:before="0" w:after="0"/>
+      </w:pPr>
+    </w:p>
     <w:bookmarkEnd w:id="26"/>
     <w:bookmarkStart w:id="27" w:name="第-15-题"/>
     <w:p>
@@ -13013,6 +12973,31 @@
         <w:t>。</w:t>
       </w:r>
     </w:p>
+    <w:p>
+      <w:pPr>
+        <w:spacing w:before="0" w:after="0"/>
+      </w:pPr>
+    </w:p>
+    <w:p>
+      <w:pPr>
+        <w:spacing w:before="0" w:after="0"/>
+      </w:pPr>
+    </w:p>
+    <w:p>
+      <w:pPr>
+        <w:spacing w:before="0" w:after="0"/>
+      </w:pPr>
+    </w:p>
+    <w:p>
+      <w:pPr>
+        <w:spacing w:before="0" w:after="0"/>
+      </w:pPr>
+    </w:p>
+    <w:p>
+      <w:pPr>
+        <w:spacing w:before="0" w:after="0"/>
+      </w:pPr>
+    </w:p>
     <w:bookmarkEnd w:id="27"/>
     <w:bookmarkStart w:id="28" w:name="第-16-题"/>
     <w:p>
@@ -13248,6 +13233,27 @@
           <w:rFonts w:hint="eastAsia" w:ascii="Times New Roman" w:hAnsi="Times New Roman" w:eastAsia="Times New Roman" w:cs="Times New Roman"/>
         </w:rPr>
         <w:t>。</w:t>
+      </w:r>
+    </w:p>
+    <w:p>
+      <w:pPr/>
+      <w:r>
+        <w:rPr>
+          <w:rFonts w:hint="eastAsia" w:ascii="Times New Roman" w:hAnsi="Times New Roman" w:eastAsia="Times New Roman" w:cs="Times New Roman"/>
+        </w:rPr>
+        <w:t>(B)、(E)、(F)</w:t>
+      </w:r>
+      <w:r>
+        <w:rPr>
+          <w:rFonts w:hint="eastAsia" w:ascii="Times New Roman" w:hAnsi="Times New Roman" w:eastAsia="FangSong" w:cs="Times New Roman"/>
+        </w:rPr>
+        <w:t>各代表何种物质</w:t>
+      </w:r>
+      <w:r>
+        <w:rPr>
+          <w:rFonts w:hint="eastAsia" w:ascii="Times New Roman" w:hAnsi="Times New Roman" w:eastAsia="Times New Roman" w:cs="Times New Roman"/>
+        </w:rPr>
+        <w:t>?</w:t>
       </w:r>
     </w:p>
     <w:p>
@@ -13259,15 +13265,33 @@
       </w:pPr>
       <w:r>
         <w:rPr>
-          <w:rFonts w:hint="eastAsia" w:ascii="Times New Roman" w:hAnsi="Times New Roman" w:eastAsia="Times New Roman" w:cs="Times New Roman"/>
-        </w:rPr>
-        <w:t>(B)、(E)、(F)</w:t>
-      </w:r>
-      <w:r>
-        <w:rPr>
-          <w:rFonts w:hint="eastAsia" w:ascii="Times New Roman" w:hAnsi="Times New Roman" w:eastAsia="FangSong" w:cs="Times New Roman"/>
-        </w:rPr>
-        <w:t>各代表何种物质</w:t>
+          <w:rFonts w:hint="eastAsia" w:ascii="Times New Roman" w:hAnsi="Times New Roman" w:eastAsia="FangSong" w:cs="Times New Roman"/>
+        </w:rPr>
+        <w:t>浓缩</w:t>
+      </w:r>
+      <w:r>
+        <w:rPr>
+          <w:rFonts w:hint="eastAsia" w:ascii="Times New Roman" w:hAnsi="Times New Roman" w:eastAsia="Times New Roman" w:cs="Times New Roman"/>
+        </w:rPr>
+        <w:t>(D)</w:t>
+      </w:r>
+      <w:r>
+        <w:rPr>
+          <w:rFonts w:hint="eastAsia" w:ascii="Times New Roman" w:hAnsi="Times New Roman" w:eastAsia="FangSong" w:cs="Times New Roman"/>
+        </w:rPr>
+        <w:t>时</w:t>
+      </w:r>
+      <w:r>
+        <w:rPr>
+          <w:rFonts w:hint="eastAsia" w:ascii="Times New Roman" w:hAnsi="Times New Roman" w:eastAsia="Times New Roman" w:cs="Times New Roman"/>
+        </w:rPr>
+        <w:t>，</w:t>
+      </w:r>
+      <w:r>
+        <w:rPr>
+          <w:rFonts w:hint="eastAsia" w:ascii="Times New Roman" w:hAnsi="Times New Roman" w:eastAsia="FangSong" w:cs="Times New Roman"/>
+        </w:rPr>
+        <w:t>溶液为什么变黄</w:t>
       </w:r>
       <w:r>
         <w:rPr>
@@ -13287,50 +13311,6 @@
         <w:rPr>
           <w:rFonts w:hint="eastAsia" w:ascii="Times New Roman" w:hAnsi="Times New Roman" w:eastAsia="FangSong" w:cs="Times New Roman"/>
         </w:rPr>
-        <w:t>浓缩</w:t>
-      </w:r>
-      <w:r>
-        <w:rPr>
-          <w:rFonts w:hint="eastAsia" w:ascii="Times New Roman" w:hAnsi="Times New Roman" w:eastAsia="Times New Roman" w:cs="Times New Roman"/>
-        </w:rPr>
-        <w:t>(D)</w:t>
-      </w:r>
-      <w:r>
-        <w:rPr>
-          <w:rFonts w:hint="eastAsia" w:ascii="Times New Roman" w:hAnsi="Times New Roman" w:eastAsia="FangSong" w:cs="Times New Roman"/>
-        </w:rPr>
-        <w:t>时</w:t>
-      </w:r>
-      <w:r>
-        <w:rPr>
-          <w:rFonts w:hint="eastAsia" w:ascii="Times New Roman" w:hAnsi="Times New Roman" w:eastAsia="Times New Roman" w:cs="Times New Roman"/>
-        </w:rPr>
-        <w:t>，</w:t>
-      </w:r>
-      <w:r>
-        <w:rPr>
-          <w:rFonts w:hint="eastAsia" w:ascii="Times New Roman" w:hAnsi="Times New Roman" w:eastAsia="FangSong" w:cs="Times New Roman"/>
-        </w:rPr>
-        <w:t>溶液为什么变黄</w:t>
-      </w:r>
-      <w:r>
-        <w:rPr>
-          <w:rFonts w:hint="eastAsia" w:ascii="Times New Roman" w:hAnsi="Times New Roman" w:eastAsia="Times New Roman" w:cs="Times New Roman"/>
-        </w:rPr>
-        <w:t>?</w:t>
-      </w:r>
-    </w:p>
-    <w:p>
-      <w:pPr>
-        <w:numPr>
-          <w:ilvl w:val="0"/>
-          <w:numId w:val="1007"/>
-        </w:numPr>
-      </w:pPr>
-      <w:r>
-        <w:rPr>
-          <w:rFonts w:hint="eastAsia" w:ascii="Times New Roman" w:hAnsi="Times New Roman" w:eastAsia="FangSong" w:cs="Times New Roman"/>
-        </w:rPr>
         <w:t>溶液</w:t>
       </w:r>
       <w:r>
@@ -13443,6 +13423,46 @@
         <w:t>）</w:t>
       </w:r>
     </w:p>
+    <w:p>
+      <w:pPr>
+        <w:spacing w:before="0" w:after="0"/>
+      </w:pPr>
+    </w:p>
+    <w:p>
+      <w:pPr>
+        <w:spacing w:before="0" w:after="0"/>
+      </w:pPr>
+    </w:p>
+    <w:p>
+      <w:pPr>
+        <w:spacing w:before="0" w:after="0"/>
+      </w:pPr>
+    </w:p>
+    <w:p>
+      <w:pPr>
+        <w:spacing w:before="0" w:after="0"/>
+      </w:pPr>
+    </w:p>
+    <w:p>
+      <w:pPr>
+        <w:spacing w:before="0" w:after="0"/>
+      </w:pPr>
+    </w:p>
+    <w:p>
+      <w:pPr>
+        <w:spacing w:before="0" w:after="0"/>
+      </w:pPr>
+    </w:p>
+    <w:p>
+      <w:pPr>
+        <w:spacing w:before="0" w:after="0"/>
+      </w:pPr>
+    </w:p>
+    <w:p>
+      <w:pPr>
+        <w:spacing w:before="0" w:after="0"/>
+      </w:pPr>
+    </w:p>
     <w:bookmarkEnd w:id="29"/>
     <w:bookmarkStart w:id="42" w:name="第-17-题"/>
     <w:p>
@@ -13502,151 +13522,6 @@
           <w:rFonts w:hint="eastAsia" w:ascii="Times New Roman" w:hAnsi="Times New Roman" w:eastAsia="FangSong" w:cs="Times New Roman"/>
         </w:rPr>
         <w:t>届初赛</w:t>
-      </w:r>
-    </w:p>
-    <w:p>
-      <w:pPr>
-        <w:pStyle w:val="BlockText"/>
-      </w:pPr>
-      <w:r>
-        <w:rPr>
-          <w:rFonts w:hint="eastAsia" w:ascii="Times New Roman" w:hAnsi="Times New Roman" w:eastAsia="FangSong" w:cs="Times New Roman"/>
-          <w:b/>
-          <w:bCs/>
-        </w:rPr>
-        <w:t xml:space="preserve">小问关联</w:t>
-      </w:r>
-      <w:r>
-        <w:rPr>
-          <w:rFonts w:hint="eastAsia" w:ascii="Times New Roman" w:hAnsi="Times New Roman" w:eastAsia="Times New Roman" w:cs="Times New Roman"/>
-        </w:rPr>
-        <w:t>：</w:t>
-      </w:r>
-      <w:r>
-        <w:rPr>
-          <w:rFonts w:hint="eastAsia" w:ascii="Times New Roman" w:hAnsi="Times New Roman" w:eastAsia="FangSong" w:cs="Times New Roman"/>
-        </w:rPr>
-        <w:t>本文件为第</w:t>
-      </w:r>
-      <w:r>
-        <w:rPr>
-          <w:rFonts w:hint="eastAsia" w:ascii="Times New Roman" w:hAnsi="Times New Roman" w:eastAsia="Times New Roman" w:cs="Times New Roman"/>
-        </w:rPr>
-        <w:t>(2-1)</w:t>
-      </w:r>
-      <w:r>
-        <w:rPr>
-          <w:rFonts w:hint="eastAsia" w:ascii="Times New Roman" w:hAnsi="Times New Roman" w:eastAsia="FangSong" w:cs="Times New Roman"/>
-        </w:rPr>
-        <w:t>小问</w:t>
-      </w:r>
-      <w:r>
-        <w:rPr>
-          <w:rFonts w:hint="eastAsia" w:ascii="Times New Roman" w:hAnsi="Times New Roman" w:eastAsia="Times New Roman" w:cs="Times New Roman"/>
-        </w:rPr>
-        <w:t>；</w:t>
-      </w:r>
-      <w:r>
-        <w:rPr>
-          <w:rFonts w:hint="eastAsia" w:ascii="Times New Roman" w:hAnsi="Times New Roman" w:eastAsia="FangSong" w:cs="Times New Roman"/>
-        </w:rPr>
-        <w:t>其余小问见</w:t>
-      </w:r>
-      <w:r>
-        <w:rPr>
-          <w:rFonts w:ascii="Times New Roman" w:hAnsi="Times New Roman" w:eastAsia="Times New Roman" w:cs="Times New Roman"/>
-        </w:rPr>
-        <w:t xml:space="preserve"> </w:t>
-      </w:r>
-      <w:r>
-        <w:rPr>
-          <w:rFonts w:hint="eastAsia" w:ascii="Times New Roman" w:hAnsi="Times New Roman" w:eastAsia="FangSong" w:cs="Times New Roman"/>
-        </w:rPr>
-        <w:t>题</w:t>
-      </w:r>
-      <w:r>
-        <w:rPr>
-          <w:rFonts w:hint="eastAsia" w:ascii="Times New Roman" w:hAnsi="Times New Roman" w:eastAsia="Times New Roman" w:cs="Times New Roman"/>
-        </w:rPr>
-        <w:t>-029-2-</w:t>
-      </w:r>
-      <w:r>
-        <w:rPr>
-          <w:rFonts w:hint="eastAsia" w:ascii="Times New Roman" w:hAnsi="Times New Roman" w:eastAsia="FangSong" w:cs="Times New Roman"/>
-        </w:rPr>
-        <w:t>固体混合物分离</w:t>
-      </w:r>
-      <w:r>
-        <w:rPr>
-          <w:rFonts w:hint="eastAsia" w:ascii="Times New Roman" w:hAnsi="Times New Roman" w:eastAsia="Times New Roman" w:cs="Times New Roman"/>
-        </w:rPr>
-        <w:t>、</w:t>
-      </w:r>
-      <w:r>
-        <w:rPr>
-          <w:rFonts w:hint="eastAsia" w:ascii="Times New Roman" w:hAnsi="Times New Roman" w:eastAsia="FangSong" w:cs="Times New Roman"/>
-        </w:rPr>
-        <w:t>题</w:t>
-      </w:r>
-      <w:r>
-        <w:rPr>
-          <w:rFonts w:hint="eastAsia" w:ascii="Times New Roman" w:hAnsi="Times New Roman" w:eastAsia="Times New Roman" w:cs="Times New Roman"/>
-        </w:rPr>
-        <w:t>-029-2-</w:t>
-      </w:r>
-      <w:r>
-        <w:rPr>
-          <w:rFonts w:hint="eastAsia" w:ascii="Times New Roman" w:hAnsi="Times New Roman" w:eastAsia="FangSong" w:cs="Times New Roman"/>
-        </w:rPr>
-        <w:t>固体混合物分离</w:t>
-      </w:r>
-      <w:r>
-        <w:rPr>
-          <w:rFonts w:hint="eastAsia" w:ascii="Times New Roman" w:hAnsi="Times New Roman" w:eastAsia="Times New Roman" w:cs="Times New Roman"/>
-        </w:rPr>
-        <w:t>、</w:t>
-      </w:r>
-      <w:r>
-        <w:rPr>
-          <w:rFonts w:hint="eastAsia" w:ascii="Times New Roman" w:hAnsi="Times New Roman" w:eastAsia="FangSong" w:cs="Times New Roman"/>
-        </w:rPr>
-        <w:t>题</w:t>
-      </w:r>
-      <w:r>
-        <w:rPr>
-          <w:rFonts w:hint="eastAsia" w:ascii="Times New Roman" w:hAnsi="Times New Roman" w:eastAsia="Times New Roman" w:cs="Times New Roman"/>
-        </w:rPr>
-        <w:t>-029-2-</w:t>
-      </w:r>
-      <w:r>
-        <w:rPr>
-          <w:rFonts w:hint="eastAsia" w:ascii="Times New Roman" w:hAnsi="Times New Roman" w:eastAsia="FangSong" w:cs="Times New Roman"/>
-        </w:rPr>
-        <w:t>固体混合物分离</w:t>
-      </w:r>
-      <w:r>
-        <w:rPr>
-          <w:rFonts w:hint="eastAsia" w:ascii="Times New Roman" w:hAnsi="Times New Roman" w:eastAsia="Times New Roman" w:cs="Times New Roman"/>
-        </w:rPr>
-        <w:t>、</w:t>
-      </w:r>
-      <w:r>
-        <w:rPr>
-          <w:rFonts w:hint="eastAsia" w:ascii="Times New Roman" w:hAnsi="Times New Roman" w:eastAsia="FangSong" w:cs="Times New Roman"/>
-        </w:rPr>
-        <w:t>题</w:t>
-      </w:r>
-      <w:r>
-        <w:rPr>
-          <w:rFonts w:hint="eastAsia" w:ascii="Times New Roman" w:hAnsi="Times New Roman" w:eastAsia="Times New Roman" w:cs="Times New Roman"/>
-        </w:rPr>
-        <w:t>-029-2-</w:t>
-      </w:r>
-      <w:r>
-        <w:rPr>
-          <w:rFonts w:hint="eastAsia" w:ascii="Times New Roman" w:hAnsi="Times New Roman" w:eastAsia="FangSong" w:cs="Times New Roman"/>
-        </w:rPr>
-        <w:t>固体混合物分离</w:t>
       </w:r>
     </w:p>
     <w:p>
@@ -15125,7 +15000,7 @@
         </w:rPr>
         <w:drawing>
           <wp:inline>
-            <wp:extent cx="2171700" cy="1104900"/>
+            <wp:extent cx="2171700" cy="1059039"/>
             <wp:effectExtent b="0" l="0" r="0" t="0"/>
             <wp:docPr descr="" title="" id="31" name="Picture"/>
             <a:graphic>
@@ -15146,7 +15021,7 @@
                   <pic:spPr bwMode="auto">
                     <a:xfrm>
                       <a:off x="0" y="0"/>
-                      <a:ext cx="2171700" cy="1104900"/>
+                      <a:ext cx="2171700" cy="1059039"/>
                     </a:xfrm>
                     <a:prstGeom prst="rect">
                       <a:avLst/>
@@ -15189,7 +15064,7 @@
         </w:rPr>
         <w:drawing>
           <wp:inline>
-            <wp:extent cx="1460500" cy="1104900"/>
+            <wp:extent cx="1460500" cy="1095375"/>
             <wp:effectExtent b="0" l="0" r="0" t="0"/>
             <wp:docPr descr="" title="" id="34" name="Picture"/>
             <a:graphic>
@@ -15210,7 +15085,7 @@
                   <pic:spPr bwMode="auto">
                     <a:xfrm>
                       <a:off x="0" y="0"/>
-                      <a:ext cx="1460500" cy="1104900"/>
+                      <a:ext cx="1460500" cy="1095375"/>
                     </a:xfrm>
                     <a:prstGeom prst="rect">
                       <a:avLst/>
@@ -15253,7 +15128,7 @@
         </w:rPr>
         <w:drawing>
           <wp:inline>
-            <wp:extent cx="1800000" cy="1751785"/>
+            <wp:extent cx="1800000" cy="1749057"/>
             <wp:effectExtent b="0" l="0" r="0" t="0"/>
             <wp:docPr descr="" title="" id="37" name="Picture"/>
             <a:graphic>
@@ -15274,7 +15149,7 @@
                   <pic:spPr bwMode="auto">
                     <a:xfrm>
                       <a:off x="0" y="0"/>
-                      <a:ext cx="1800000" cy="1751785"/>
+                      <a:ext cx="1800000" cy="1749057"/>
                     </a:xfrm>
                     <a:prstGeom prst="rect">
                       <a:avLst/>
@@ -15317,7 +15192,7 @@
         </w:rPr>
         <w:drawing>
           <wp:inline>
-            <wp:extent cx="1739900" cy="1282700"/>
+            <wp:extent cx="1739900" cy="1242786"/>
             <wp:effectExtent b="0" l="0" r="0" t="0"/>
             <wp:docPr descr="" title="" id="40" name="Picture"/>
             <a:graphic>
@@ -15338,7 +15213,7 @@
                   <pic:spPr bwMode="auto">
                     <a:xfrm>
                       <a:off x="0" y="0"/>
-                      <a:ext cx="1739900" cy="1282700"/>
+                      <a:ext cx="1739900" cy="1242786"/>
                     </a:xfrm>
                     <a:prstGeom prst="rect">
                       <a:avLst/>
@@ -15415,6 +15290,46 @@
         <w:t>。</w:t>
       </w:r>
     </w:p>
+    <w:p>
+      <w:pPr>
+        <w:spacing w:before="0" w:after="0"/>
+      </w:pPr>
+    </w:p>
+    <w:p>
+      <w:pPr>
+        <w:spacing w:before="0" w:after="0"/>
+      </w:pPr>
+    </w:p>
+    <w:p>
+      <w:pPr>
+        <w:spacing w:before="0" w:after="0"/>
+      </w:pPr>
+    </w:p>
+    <w:p>
+      <w:pPr>
+        <w:spacing w:before="0" w:after="0"/>
+      </w:pPr>
+    </w:p>
+    <w:p>
+      <w:pPr>
+        <w:spacing w:before="0" w:after="0"/>
+      </w:pPr>
+    </w:p>
+    <w:p>
+      <w:pPr>
+        <w:spacing w:before="0" w:after="0"/>
+      </w:pPr>
+    </w:p>
+    <w:p>
+      <w:pPr>
+        <w:spacing w:before="0" w:after="0"/>
+      </w:pPr>
+    </w:p>
+    <w:p>
+      <w:pPr>
+        <w:spacing w:before="0" w:after="0"/>
+      </w:pPr>
+    </w:p>
     <w:bookmarkEnd w:id="42"/>
     <w:bookmarkStart w:id="43" w:name="第-18-题"/>
     <w:p>
@@ -15600,6 +15515,21 @@
         </w:rPr>
         <w:t>。</w:t>
       </w:r>
+    </w:p>
+    <w:p>
+      <w:pPr>
+        <w:spacing w:before="0" w:after="0"/>
+      </w:pPr>
+    </w:p>
+    <w:p>
+      <w:pPr>
+        <w:spacing w:before="0" w:after="0"/>
+      </w:pPr>
+    </w:p>
+    <w:p>
+      <w:pPr>
+        <w:spacing w:before="0" w:after="0"/>
+      </w:pPr>
     </w:p>
     <w:bookmarkEnd w:id="43"/>
     <w:bookmarkStart w:id="44" w:name="第-19-题"/>
@@ -16171,6 +16101,31 @@
         <w:t>）</w:t>
       </w:r>
     </w:p>
+    <w:p>
+      <w:pPr>
+        <w:spacing w:before="0" w:after="0"/>
+      </w:pPr>
+    </w:p>
+    <w:p>
+      <w:pPr>
+        <w:spacing w:before="0" w:after="0"/>
+      </w:pPr>
+    </w:p>
+    <w:p>
+      <w:pPr>
+        <w:spacing w:before="0" w:after="0"/>
+      </w:pPr>
+    </w:p>
+    <w:p>
+      <w:pPr>
+        <w:spacing w:before="0" w:after="0"/>
+      </w:pPr>
+    </w:p>
+    <w:p>
+      <w:pPr>
+        <w:spacing w:before="0" w:after="0"/>
+      </w:pPr>
+    </w:p>
     <w:bookmarkEnd w:id="45"/>
     <w:bookmarkStart w:id="46" w:name="第-20-题"/>
     <w:p>
@@ -16287,6 +16242,21 @@
         </w:rPr>
         <w:t>。</w:t>
       </w:r>
+    </w:p>
+    <w:p>
+      <w:pPr>
+        <w:spacing w:before="0" w:after="0"/>
+      </w:pPr>
+    </w:p>
+    <w:p>
+      <w:pPr>
+        <w:spacing w:before="0" w:after="0"/>
+      </w:pPr>
+    </w:p>
+    <w:p>
+      <w:pPr>
+        <w:spacing w:before="0" w:after="0"/>
+      </w:pPr>
     </w:p>
     <w:bookmarkEnd w:id="46"/>
     <w:bookmarkStart w:id="47" w:name="第-21-题"/>
@@ -16873,6 +16843,31 @@
         </w:rPr>
         <w:t>。</w:t>
       </w:r>
+    </w:p>
+    <w:p>
+      <w:pPr>
+        <w:spacing w:before="0" w:after="0"/>
+      </w:pPr>
+    </w:p>
+    <w:p>
+      <w:pPr>
+        <w:spacing w:before="0" w:after="0"/>
+      </w:pPr>
+    </w:p>
+    <w:p>
+      <w:pPr>
+        <w:spacing w:before="0" w:after="0"/>
+      </w:pPr>
+    </w:p>
+    <w:p>
+      <w:pPr>
+        <w:spacing w:before="0" w:after="0"/>
+      </w:pPr>
+    </w:p>
+    <w:p>
+      <w:pPr>
+        <w:spacing w:before="0" w:after="0"/>
+      </w:pPr>
     </w:p>
     <w:bookmarkEnd w:id="47"/>
     <w:bookmarkStart w:id="48" w:name="第-22-题"/>
@@ -17150,6 +17145,31 @@
         <w:t>）</w:t>
       </w:r>
     </w:p>
+    <w:p>
+      <w:pPr>
+        <w:spacing w:before="0" w:after="0"/>
+      </w:pPr>
+    </w:p>
+    <w:p>
+      <w:pPr>
+        <w:spacing w:before="0" w:after="0"/>
+      </w:pPr>
+    </w:p>
+    <w:p>
+      <w:pPr>
+        <w:spacing w:before="0" w:after="0"/>
+      </w:pPr>
+    </w:p>
+    <w:p>
+      <w:pPr>
+        <w:spacing w:before="0" w:after="0"/>
+      </w:pPr>
+    </w:p>
+    <w:p>
+      <w:pPr>
+        <w:spacing w:before="0" w:after="0"/>
+      </w:pPr>
+    </w:p>
     <w:bookmarkEnd w:id="49"/>
     <w:bookmarkStart w:id="50" w:name="第-23-题"/>
     <w:p>
@@ -17604,6 +17624,31 @@
         </w:rPr>
         <w:t>。</w:t>
       </w:r>
+    </w:p>
+    <w:p>
+      <w:pPr>
+        <w:spacing w:before="0" w:after="0"/>
+      </w:pPr>
+    </w:p>
+    <w:p>
+      <w:pPr>
+        <w:spacing w:before="0" w:after="0"/>
+      </w:pPr>
+    </w:p>
+    <w:p>
+      <w:pPr>
+        <w:spacing w:before="0" w:after="0"/>
+      </w:pPr>
+    </w:p>
+    <w:p>
+      <w:pPr>
+        <w:spacing w:before="0" w:after="0"/>
+      </w:pPr>
+    </w:p>
+    <w:p>
+      <w:pPr>
+        <w:spacing w:before="0" w:after="0"/>
+      </w:pPr>
     </w:p>
     <w:bookmarkEnd w:id="50"/>
     <w:bookmarkStart w:id="51" w:name="第-24-题"/>
@@ -20542,6 +20587,31 @@
         <w:t>。</w:t>
       </w:r>
     </w:p>
+    <w:p>
+      <w:pPr>
+        <w:spacing w:before="0" w:after="0"/>
+      </w:pPr>
+    </w:p>
+    <w:p>
+      <w:pPr>
+        <w:spacing w:before="0" w:after="0"/>
+      </w:pPr>
+    </w:p>
+    <w:p>
+      <w:pPr>
+        <w:spacing w:before="0" w:after="0"/>
+      </w:pPr>
+    </w:p>
+    <w:p>
+      <w:pPr>
+        <w:spacing w:before="0" w:after="0"/>
+      </w:pPr>
+    </w:p>
+    <w:p>
+      <w:pPr>
+        <w:spacing w:before="0" w:after="0"/>
+      </w:pPr>
+    </w:p>
     <w:bookmarkEnd w:id="51"/>
     <w:bookmarkStart w:id="52" w:name="第-25-题"/>
     <w:p>
@@ -21165,6 +21235,31 @@
         <w:t>）</w:t>
       </w:r>
     </w:p>
+    <w:p>
+      <w:pPr>
+        <w:spacing w:before="0" w:after="0"/>
+      </w:pPr>
+    </w:p>
+    <w:p>
+      <w:pPr>
+        <w:spacing w:before="0" w:after="0"/>
+      </w:pPr>
+    </w:p>
+    <w:p>
+      <w:pPr>
+        <w:spacing w:before="0" w:after="0"/>
+      </w:pPr>
+    </w:p>
+    <w:p>
+      <w:pPr>
+        <w:spacing w:before="0" w:after="0"/>
+      </w:pPr>
+    </w:p>
+    <w:p>
+      <w:pPr>
+        <w:spacing w:before="0" w:after="0"/>
+      </w:pPr>
+    </w:p>
     <w:bookmarkEnd w:id="53"/>
     <w:bookmarkStart w:id="54" w:name="第-26-题"/>
     <w:p>
@@ -21323,6 +21418,31 @@
         <w:t>?</w:t>
       </w:r>
     </w:p>
+    <w:p>
+      <w:pPr>
+        <w:spacing w:before="0" w:after="0"/>
+      </w:pPr>
+    </w:p>
+    <w:p>
+      <w:pPr>
+        <w:spacing w:before="0" w:after="0"/>
+      </w:pPr>
+    </w:p>
+    <w:p>
+      <w:pPr>
+        <w:spacing w:before="0" w:after="0"/>
+      </w:pPr>
+    </w:p>
+    <w:p>
+      <w:pPr>
+        <w:spacing w:before="0" w:after="0"/>
+      </w:pPr>
+    </w:p>
+    <w:p>
+      <w:pPr>
+        <w:spacing w:before="0" w:after="0"/>
+      </w:pPr>
+    </w:p>
     <w:bookmarkEnd w:id="54"/>
     <w:bookmarkStart w:id="55" w:name="第-27-题"/>
     <w:p>
@@ -21601,6 +21721,31 @@
         <w:t>。</w:t>
       </w:r>
     </w:p>
+    <w:p>
+      <w:pPr>
+        <w:spacing w:before="0" w:after="0"/>
+      </w:pPr>
+    </w:p>
+    <w:p>
+      <w:pPr>
+        <w:spacing w:before="0" w:after="0"/>
+      </w:pPr>
+    </w:p>
+    <w:p>
+      <w:pPr>
+        <w:spacing w:before="0" w:after="0"/>
+      </w:pPr>
+    </w:p>
+    <w:p>
+      <w:pPr>
+        <w:spacing w:before="0" w:after="0"/>
+      </w:pPr>
+    </w:p>
+    <w:p>
+      <w:pPr>
+        <w:spacing w:before="0" w:after="0"/>
+      </w:pPr>
+    </w:p>
     <w:bookmarkEnd w:id="55"/>
     <w:bookmarkStart w:id="56" w:name="第-28-题"/>
     <w:p>
@@ -21986,6 +22131,31 @@
         <w:t>）</w:t>
       </w:r>
     </w:p>
+    <w:p>
+      <w:pPr>
+        <w:spacing w:before="0" w:after="0"/>
+      </w:pPr>
+    </w:p>
+    <w:p>
+      <w:pPr>
+        <w:spacing w:before="0" w:after="0"/>
+      </w:pPr>
+    </w:p>
+    <w:p>
+      <w:pPr>
+        <w:spacing w:before="0" w:after="0"/>
+      </w:pPr>
+    </w:p>
+    <w:p>
+      <w:pPr>
+        <w:spacing w:before="0" w:after="0"/>
+      </w:pPr>
+    </w:p>
+    <w:p>
+      <w:pPr>
+        <w:spacing w:before="0" w:after="0"/>
+      </w:pPr>
+    </w:p>
     <w:bookmarkEnd w:id="57"/>
     <w:bookmarkStart w:id="58" w:name="第-29-题"/>
     <w:p>
@@ -22045,127 +22215,6 @@
           <w:rFonts w:hint="eastAsia" w:ascii="Times New Roman" w:hAnsi="Times New Roman" w:eastAsia="FangSong" w:cs="Times New Roman"/>
         </w:rPr>
         <w:t>届初赛</w:t>
-      </w:r>
-    </w:p>
-    <w:p>
-      <w:pPr>
-        <w:pStyle w:val="BlockText"/>
-      </w:pPr>
-      <w:r>
-        <w:rPr>
-          <w:rFonts w:hint="eastAsia" w:ascii="Times New Roman" w:hAnsi="Times New Roman" w:eastAsia="FangSong" w:cs="Times New Roman"/>
-          <w:b/>
-          <w:bCs/>
-        </w:rPr>
-        <w:t xml:space="preserve">小问关联</w:t>
-      </w:r>
-      <w:r>
-        <w:rPr>
-          <w:rFonts w:hint="eastAsia" w:ascii="Times New Roman" w:hAnsi="Times New Roman" w:eastAsia="Times New Roman" w:cs="Times New Roman"/>
-        </w:rPr>
-        <w:t>：</w:t>
-      </w:r>
-      <w:r>
-        <w:rPr>
-          <w:rFonts w:hint="eastAsia" w:ascii="Times New Roman" w:hAnsi="Times New Roman" w:eastAsia="FangSong" w:cs="Times New Roman"/>
-        </w:rPr>
-        <w:t>本文件为第</w:t>
-      </w:r>
-      <w:r>
-        <w:rPr>
-          <w:rFonts w:hint="eastAsia" w:ascii="Times New Roman" w:hAnsi="Times New Roman" w:eastAsia="Times New Roman" w:cs="Times New Roman"/>
-        </w:rPr>
-        <w:t>(1-1)</w:t>
-      </w:r>
-      <w:r>
-        <w:rPr>
-          <w:rFonts w:hint="eastAsia" w:ascii="Times New Roman" w:hAnsi="Times New Roman" w:eastAsia="FangSong" w:cs="Times New Roman"/>
-        </w:rPr>
-        <w:t>小问</w:t>
-      </w:r>
-      <w:r>
-        <w:rPr>
-          <w:rFonts w:hint="eastAsia" w:ascii="Times New Roman" w:hAnsi="Times New Roman" w:eastAsia="Times New Roman" w:cs="Times New Roman"/>
-        </w:rPr>
-        <w:t>；</w:t>
-      </w:r>
-      <w:r>
-        <w:rPr>
-          <w:rFonts w:hint="eastAsia" w:ascii="Times New Roman" w:hAnsi="Times New Roman" w:eastAsia="FangSong" w:cs="Times New Roman"/>
-        </w:rPr>
-        <w:t>其余小问见</w:t>
-      </w:r>
-      <w:r>
-        <w:rPr>
-          <w:rFonts w:ascii="Times New Roman" w:hAnsi="Times New Roman" w:eastAsia="Times New Roman" w:cs="Times New Roman"/>
-        </w:rPr>
-        <w:t xml:space="preserve"> </w:t>
-      </w:r>
-      <w:r>
-        <w:rPr>
-          <w:rFonts w:hint="eastAsia" w:ascii="Times New Roman" w:hAnsi="Times New Roman" w:eastAsia="FangSong" w:cs="Times New Roman"/>
-        </w:rPr>
-        <w:t>题</w:t>
-      </w:r>
-      <w:r>
-        <w:rPr>
-          <w:rFonts w:hint="eastAsia" w:ascii="Times New Roman" w:hAnsi="Times New Roman" w:eastAsia="Times New Roman" w:cs="Times New Roman"/>
-        </w:rPr>
-        <w:t>-029-1-</w:t>
-      </w:r>
-      <w:r>
-        <w:rPr>
-          <w:rFonts w:hint="eastAsia" w:ascii="Times New Roman" w:hAnsi="Times New Roman" w:eastAsia="FangSong" w:cs="Times New Roman"/>
-        </w:rPr>
-        <w:t>铬酸铅沉淀方程式</w:t>
-      </w:r>
-      <w:r>
-        <w:rPr>
-          <w:rFonts w:hint="eastAsia" w:ascii="Times New Roman" w:hAnsi="Times New Roman" w:eastAsia="Times New Roman" w:cs="Times New Roman"/>
-        </w:rPr>
-        <w:t>、</w:t>
-      </w:r>
-      <w:r>
-        <w:rPr>
-          <w:rFonts w:hint="eastAsia" w:ascii="Times New Roman" w:hAnsi="Times New Roman" w:eastAsia="FangSong" w:cs="Times New Roman"/>
-        </w:rPr>
-        <w:t>题</w:t>
-      </w:r>
-      <w:r>
-        <w:rPr>
-          <w:rFonts w:hint="eastAsia" w:ascii="Times New Roman" w:hAnsi="Times New Roman" w:eastAsia="Times New Roman" w:cs="Times New Roman"/>
-        </w:rPr>
-        <w:t>-029-1-</w:t>
-      </w:r>
-      <w:r>
-        <w:rPr>
-          <w:rFonts w:hint="eastAsia" w:ascii="Times New Roman" w:hAnsi="Times New Roman" w:eastAsia="FangSong" w:cs="Times New Roman"/>
-        </w:rPr>
-        <w:t>铬酸铅沉淀方程式</w:t>
-      </w:r>
-      <w:r>
-        <w:rPr>
-          <w:rFonts w:hint="eastAsia" w:ascii="Times New Roman" w:hAnsi="Times New Roman" w:eastAsia="Times New Roman" w:cs="Times New Roman"/>
-        </w:rPr>
-        <w:t>、</w:t>
-      </w:r>
-      <w:r>
-        <w:rPr>
-          <w:rFonts w:hint="eastAsia" w:ascii="Times New Roman" w:hAnsi="Times New Roman" w:eastAsia="FangSong" w:cs="Times New Roman"/>
-        </w:rPr>
-        <w:t>题</w:t>
-      </w:r>
-      <w:r>
-        <w:rPr>
-          <w:rFonts w:hint="eastAsia" w:ascii="Times New Roman" w:hAnsi="Times New Roman" w:eastAsia="Times New Roman" w:cs="Times New Roman"/>
-        </w:rPr>
-        <w:t>-029-1-</w:t>
-      </w:r>
-      <w:r>
-        <w:rPr>
-          <w:rFonts w:hint="eastAsia" w:ascii="Times New Roman" w:hAnsi="Times New Roman" w:eastAsia="FangSong" w:cs="Times New Roman"/>
-        </w:rPr>
-        <w:t>铬酸铅沉淀方程式</w:t>
       </w:r>
     </w:p>
     <w:p>
@@ -22871,6 +22920,31 @@
         <w:t>。</w:t>
       </w:r>
     </w:p>
+    <w:p>
+      <w:pPr>
+        <w:spacing w:before="0" w:after="0"/>
+      </w:pPr>
+    </w:p>
+    <w:p>
+      <w:pPr>
+        <w:spacing w:before="0" w:after="0"/>
+      </w:pPr>
+    </w:p>
+    <w:p>
+      <w:pPr>
+        <w:spacing w:before="0" w:after="0"/>
+      </w:pPr>
+    </w:p>
+    <w:p>
+      <w:pPr>
+        <w:spacing w:before="0" w:after="0"/>
+      </w:pPr>
+    </w:p>
+    <w:p>
+      <w:pPr>
+        <w:spacing w:before="0" w:after="0"/>
+      </w:pPr>
+    </w:p>
     <w:bookmarkEnd w:id="58"/>
     <w:bookmarkStart w:id="59" w:name="第-30-题"/>
     <w:p>
@@ -23352,6 +23426,31 @@
         <w:t>。</w:t>
       </w:r>
     </w:p>
+    <w:p>
+      <w:pPr>
+        <w:spacing w:before="0" w:after="0"/>
+      </w:pPr>
+    </w:p>
+    <w:p>
+      <w:pPr>
+        <w:spacing w:before="0" w:after="0"/>
+      </w:pPr>
+    </w:p>
+    <w:p>
+      <w:pPr>
+        <w:spacing w:before="0" w:after="0"/>
+      </w:pPr>
+    </w:p>
+    <w:p>
+      <w:pPr>
+        <w:spacing w:before="0" w:after="0"/>
+      </w:pPr>
+    </w:p>
+    <w:p>
+      <w:pPr>
+        <w:spacing w:before="0" w:after="0"/>
+      </w:pPr>
+    </w:p>
     <w:bookmarkEnd w:id="59"/>
     <w:bookmarkStart w:id="63" w:name="第-31-题"/>
     <w:p>
@@ -23560,7 +23659,7 @@
         </w:rPr>
         <w:drawing>
           <wp:inline>
-            <wp:extent cx="3600000" cy="2274032"/>
+            <wp:extent cx="3600000" cy="2271587"/>
             <wp:effectExtent b="0" l="0" r="0" t="0"/>
             <wp:docPr descr="" title="" id="61" name="Picture"/>
             <a:graphic>
@@ -23581,7 +23680,7 @@
                   <pic:spPr bwMode="auto">
                     <a:xfrm>
                       <a:off x="0" y="0"/>
-                      <a:ext cx="3600000" cy="2274032"/>
+                      <a:ext cx="3600000" cy="2271587"/>
                     </a:xfrm>
                     <a:prstGeom prst="rect">
                       <a:avLst/>
@@ -23638,6 +23737,31 @@
         <w:t>）</w:t>
       </w:r>
     </w:p>
+    <w:p>
+      <w:pPr>
+        <w:spacing w:before="0" w:after="0"/>
+      </w:pPr>
+    </w:p>
+    <w:p>
+      <w:pPr>
+        <w:spacing w:before="0" w:after="0"/>
+      </w:pPr>
+    </w:p>
+    <w:p>
+      <w:pPr>
+        <w:spacing w:before="0" w:after="0"/>
+      </w:pPr>
+    </w:p>
+    <w:p>
+      <w:pPr>
+        <w:spacing w:before="0" w:after="0"/>
+      </w:pPr>
+    </w:p>
+    <w:p>
+      <w:pPr>
+        <w:spacing w:before="0" w:after="0"/>
+      </w:pPr>
+    </w:p>
     <w:bookmarkEnd w:id="64"/>
     <w:bookmarkStart w:id="65" w:name="第-32-题"/>
     <w:p>
@@ -24064,6 +24188,21 @@
         <w:t>。</w:t>
       </w:r>
     </w:p>
+    <w:p>
+      <w:pPr>
+        <w:spacing w:before="0" w:after="0"/>
+      </w:pPr>
+    </w:p>
+    <w:p>
+      <w:pPr>
+        <w:spacing w:before="0" w:after="0"/>
+      </w:pPr>
+    </w:p>
+    <w:p>
+      <w:pPr>
+        <w:spacing w:before="0" w:after="0"/>
+      </w:pPr>
+    </w:p>
     <w:bookmarkEnd w:id="65"/>
     <w:bookmarkStart w:id="66" w:name="第-33-题"/>
     <w:p>
@@ -24320,6 +24459,31 @@
         </w:rPr>
         <w:t>?</w:t>
       </w:r>
+    </w:p>
+    <w:p>
+      <w:pPr>
+        <w:spacing w:before="0" w:after="0"/>
+      </w:pPr>
+    </w:p>
+    <w:p>
+      <w:pPr>
+        <w:spacing w:before="0" w:after="0"/>
+      </w:pPr>
+    </w:p>
+    <w:p>
+      <w:pPr>
+        <w:spacing w:before="0" w:after="0"/>
+      </w:pPr>
+    </w:p>
+    <w:p>
+      <w:pPr>
+        <w:spacing w:before="0" w:after="0"/>
+      </w:pPr>
+    </w:p>
+    <w:p>
+      <w:pPr>
+        <w:spacing w:before="0" w:after="0"/>
+      </w:pPr>
     </w:p>
     <w:bookmarkEnd w:id="66"/>
     <w:bookmarkStart w:id="67" w:name="第-34-题"/>
@@ -25323,6 +25487,46 @@
         <w:t>）</w:t>
       </w:r>
     </w:p>
+    <w:p>
+      <w:pPr>
+        <w:spacing w:before="0" w:after="0"/>
+      </w:pPr>
+    </w:p>
+    <w:p>
+      <w:pPr>
+        <w:spacing w:before="0" w:after="0"/>
+      </w:pPr>
+    </w:p>
+    <w:p>
+      <w:pPr>
+        <w:spacing w:before="0" w:after="0"/>
+      </w:pPr>
+    </w:p>
+    <w:p>
+      <w:pPr>
+        <w:spacing w:before="0" w:after="0"/>
+      </w:pPr>
+    </w:p>
+    <w:p>
+      <w:pPr>
+        <w:spacing w:before="0" w:after="0"/>
+      </w:pPr>
+    </w:p>
+    <w:p>
+      <w:pPr>
+        <w:spacing w:before="0" w:after="0"/>
+      </w:pPr>
+    </w:p>
+    <w:p>
+      <w:pPr>
+        <w:spacing w:before="0" w:after="0"/>
+      </w:pPr>
+    </w:p>
+    <w:p>
+      <w:pPr>
+        <w:spacing w:before="0" w:after="0"/>
+      </w:pPr>
+    </w:p>
     <w:bookmarkEnd w:id="68"/>
     <w:bookmarkStart w:id="69" w:name="第-35-题"/>
     <w:p>
@@ -27138,6 +27342,46 @@
     </w:p>
     <w:p>
       <w:pPr>
+        <w:spacing w:before="0" w:after="0"/>
+      </w:pPr>
+    </w:p>
+    <w:p>
+      <w:pPr>
+        <w:spacing w:before="0" w:after="0"/>
+      </w:pPr>
+    </w:p>
+    <w:p>
+      <w:pPr>
+        <w:spacing w:before="0" w:after="0"/>
+      </w:pPr>
+    </w:p>
+    <w:p>
+      <w:pPr>
+        <w:spacing w:before="0" w:after="0"/>
+      </w:pPr>
+    </w:p>
+    <w:p>
+      <w:pPr>
+        <w:spacing w:before="0" w:after="0"/>
+      </w:pPr>
+    </w:p>
+    <w:p>
+      <w:pPr>
+        <w:spacing w:before="0" w:after="0"/>
+      </w:pPr>
+    </w:p>
+    <w:p>
+      <w:pPr>
+        <w:spacing w:before="0" w:after="0"/>
+      </w:pPr>
+    </w:p>
+    <w:p>
+      <w:pPr>
+        <w:spacing w:before="0" w:after="0"/>
+      </w:pPr>
+    </w:p>
+    <w:p>
+      <w:pPr>
         <w:spacing w:before="160" w:after="80"/>
       </w:pPr>
       <w:r>
@@ -27836,6 +28080,31 @@
         <w:t>。</w:t>
       </w:r>
     </w:p>
+    <w:p>
+      <w:pPr>
+        <w:spacing w:before="0" w:after="0"/>
+      </w:pPr>
+    </w:p>
+    <w:p>
+      <w:pPr>
+        <w:spacing w:before="0" w:after="0"/>
+      </w:pPr>
+    </w:p>
+    <w:p>
+      <w:pPr>
+        <w:spacing w:before="0" w:after="0"/>
+      </w:pPr>
+    </w:p>
+    <w:p>
+      <w:pPr>
+        <w:spacing w:before="0" w:after="0"/>
+      </w:pPr>
+    </w:p>
+    <w:p>
+      <w:pPr>
+        <w:spacing w:before="0" w:after="0"/>
+      </w:pPr>
+    </w:p>
     <w:bookmarkEnd w:id="70"/>
     <w:bookmarkStart w:id="71" w:name="第-37-题"/>
     <w:p>
@@ -28941,6 +29210,46 @@
         <w:t>）</w:t>
       </w:r>
     </w:p>
+    <w:p>
+      <w:pPr>
+        <w:spacing w:before="0" w:after="0"/>
+      </w:pPr>
+    </w:p>
+    <w:p>
+      <w:pPr>
+        <w:spacing w:before="0" w:after="0"/>
+      </w:pPr>
+    </w:p>
+    <w:p>
+      <w:pPr>
+        <w:spacing w:before="0" w:after="0"/>
+      </w:pPr>
+    </w:p>
+    <w:p>
+      <w:pPr>
+        <w:spacing w:before="0" w:after="0"/>
+      </w:pPr>
+    </w:p>
+    <w:p>
+      <w:pPr>
+        <w:spacing w:before="0" w:after="0"/>
+      </w:pPr>
+    </w:p>
+    <w:p>
+      <w:pPr>
+        <w:spacing w:before="0" w:after="0"/>
+      </w:pPr>
+    </w:p>
+    <w:p>
+      <w:pPr>
+        <w:spacing w:before="0" w:after="0"/>
+      </w:pPr>
+    </w:p>
+    <w:p>
+      <w:pPr>
+        <w:spacing w:before="0" w:after="0"/>
+      </w:pPr>
+    </w:p>
     <w:bookmarkEnd w:id="72"/>
     <w:bookmarkStart w:id="73" w:name="第-38-题"/>
     <w:p>
@@ -29108,6 +29417,21 @@
         <w:t>。</w:t>
       </w:r>
     </w:p>
+    <w:p>
+      <w:pPr>
+        <w:spacing w:before="0" w:after="0"/>
+      </w:pPr>
+    </w:p>
+    <w:p>
+      <w:pPr>
+        <w:spacing w:before="0" w:after="0"/>
+      </w:pPr>
+    </w:p>
+    <w:p>
+      <w:pPr>
+        <w:spacing w:before="0" w:after="0"/>
+      </w:pPr>
+    </w:p>
     <w:bookmarkEnd w:id="73"/>
     <w:bookmarkStart w:id="74" w:name="第-39-题"/>
     <w:p>
@@ -29469,6 +29793,46 @@
         <w:t>。</w:t>
       </w:r>
     </w:p>
+    <w:p>
+      <w:pPr>
+        <w:spacing w:before="0" w:after="0"/>
+      </w:pPr>
+    </w:p>
+    <w:p>
+      <w:pPr>
+        <w:spacing w:before="0" w:after="0"/>
+      </w:pPr>
+    </w:p>
+    <w:p>
+      <w:pPr>
+        <w:spacing w:before="0" w:after="0"/>
+      </w:pPr>
+    </w:p>
+    <w:p>
+      <w:pPr>
+        <w:spacing w:before="0" w:after="0"/>
+      </w:pPr>
+    </w:p>
+    <w:p>
+      <w:pPr>
+        <w:spacing w:before="0" w:after="0"/>
+      </w:pPr>
+    </w:p>
+    <w:p>
+      <w:pPr>
+        <w:spacing w:before="0" w:after="0"/>
+      </w:pPr>
+    </w:p>
+    <w:p>
+      <w:pPr>
+        <w:spacing w:before="0" w:after="0"/>
+      </w:pPr>
+    </w:p>
+    <w:p>
+      <w:pPr>
+        <w:spacing w:before="0" w:after="0"/>
+      </w:pPr>
+    </w:p>
     <w:bookmarkEnd w:id="74"/>
     <w:bookmarkStart w:id="75" w:name="第-40-题"/>
     <w:p>
@@ -29666,6 +30030,31 @@
         <w:t>）</w:t>
       </w:r>
     </w:p>
+    <w:p>
+      <w:pPr>
+        <w:spacing w:before="0" w:after="0"/>
+      </w:pPr>
+    </w:p>
+    <w:p>
+      <w:pPr>
+        <w:spacing w:before="0" w:after="0"/>
+      </w:pPr>
+    </w:p>
+    <w:p>
+      <w:pPr>
+        <w:spacing w:before="0" w:after="0"/>
+      </w:pPr>
+    </w:p>
+    <w:p>
+      <w:pPr>
+        <w:spacing w:before="0" w:after="0"/>
+      </w:pPr>
+    </w:p>
+    <w:p>
+      <w:pPr>
+        <w:spacing w:before="0" w:after="0"/>
+      </w:pPr>
+    </w:p>
     <w:bookmarkEnd w:id="76"/>
     <w:bookmarkStart w:id="77" w:name="第-41-题"/>
     <w:p>
@@ -30199,6 +30588,46 @@
         <w:t>。</w:t>
       </w:r>
     </w:p>
+    <w:p>
+      <w:pPr>
+        <w:spacing w:before="0" w:after="0"/>
+      </w:pPr>
+    </w:p>
+    <w:p>
+      <w:pPr>
+        <w:spacing w:before="0" w:after="0"/>
+      </w:pPr>
+    </w:p>
+    <w:p>
+      <w:pPr>
+        <w:spacing w:before="0" w:after="0"/>
+      </w:pPr>
+    </w:p>
+    <w:p>
+      <w:pPr>
+        <w:spacing w:before="0" w:after="0"/>
+      </w:pPr>
+    </w:p>
+    <w:p>
+      <w:pPr>
+        <w:spacing w:before="0" w:after="0"/>
+      </w:pPr>
+    </w:p>
+    <w:p>
+      <w:pPr>
+        <w:spacing w:before="0" w:after="0"/>
+      </w:pPr>
+    </w:p>
+    <w:p>
+      <w:pPr>
+        <w:spacing w:before="0" w:after="0"/>
+      </w:pPr>
+    </w:p>
+    <w:p>
+      <w:pPr>
+        <w:spacing w:before="0" w:after="0"/>
+      </w:pPr>
+    </w:p>
     <w:bookmarkEnd w:id="77"/>
     <w:bookmarkStart w:id="78" w:name="第-42-题"/>
     <w:p>
@@ -30470,6 +30899,31 @@
         <w:t>?</w:t>
       </w:r>
     </w:p>
+    <w:p>
+      <w:pPr>
+        <w:spacing w:before="0" w:after="0"/>
+      </w:pPr>
+    </w:p>
+    <w:p>
+      <w:pPr>
+        <w:spacing w:before="0" w:after="0"/>
+      </w:pPr>
+    </w:p>
+    <w:p>
+      <w:pPr>
+        <w:spacing w:before="0" w:after="0"/>
+      </w:pPr>
+    </w:p>
+    <w:p>
+      <w:pPr>
+        <w:spacing w:before="0" w:after="0"/>
+      </w:pPr>
+    </w:p>
+    <w:p>
+      <w:pPr>
+        <w:spacing w:before="0" w:after="0"/>
+      </w:pPr>
+    </w:p>
     <w:bookmarkEnd w:id="78"/>
     <w:bookmarkStart w:id="79" w:name="第-43-题"/>
     <w:p>
@@ -30891,6 +31345,46 @@
         </w:rPr>
         <w:t>）</w:t>
       </w:r>
+    </w:p>
+    <w:p>
+      <w:pPr>
+        <w:spacing w:before="0" w:after="0"/>
+      </w:pPr>
+    </w:p>
+    <w:p>
+      <w:pPr>
+        <w:spacing w:before="0" w:after="0"/>
+      </w:pPr>
+    </w:p>
+    <w:p>
+      <w:pPr>
+        <w:spacing w:before="0" w:after="0"/>
+      </w:pPr>
+    </w:p>
+    <w:p>
+      <w:pPr>
+        <w:spacing w:before="0" w:after="0"/>
+      </w:pPr>
+    </w:p>
+    <w:p>
+      <w:pPr>
+        <w:spacing w:before="0" w:after="0"/>
+      </w:pPr>
+    </w:p>
+    <w:p>
+      <w:pPr>
+        <w:spacing w:before="0" w:after="0"/>
+      </w:pPr>
+    </w:p>
+    <w:p>
+      <w:pPr>
+        <w:spacing w:before="0" w:after="0"/>
+      </w:pPr>
+    </w:p>
+    <w:p>
+      <w:pPr>
+        <w:spacing w:before="0" w:after="0"/>
+      </w:pPr>
     </w:p>
     <w:bookmarkEnd w:id="80"/>
     <w:bookmarkStart w:id="81" w:name="第-44-题"/>
@@ -32235,6 +32729,46 @@
         </w:rPr>
         <w:t>。</w:t>
       </w:r>
+    </w:p>
+    <w:p>
+      <w:pPr>
+        <w:spacing w:before="0" w:after="0"/>
+      </w:pPr>
+    </w:p>
+    <w:p>
+      <w:pPr>
+        <w:spacing w:before="0" w:after="0"/>
+      </w:pPr>
+    </w:p>
+    <w:p>
+      <w:pPr>
+        <w:spacing w:before="0" w:after="0"/>
+      </w:pPr>
+    </w:p>
+    <w:p>
+      <w:pPr>
+        <w:spacing w:before="0" w:after="0"/>
+      </w:pPr>
+    </w:p>
+    <w:p>
+      <w:pPr>
+        <w:spacing w:before="0" w:after="0"/>
+      </w:pPr>
+    </w:p>
+    <w:p>
+      <w:pPr>
+        <w:spacing w:before="0" w:after="0"/>
+      </w:pPr>
+    </w:p>
+    <w:p>
+      <w:pPr>
+        <w:spacing w:before="0" w:after="0"/>
+      </w:pPr>
+    </w:p>
+    <w:p>
+      <w:pPr>
+        <w:spacing w:before="0" w:after="0"/>
+      </w:pPr>
     </w:p>
     <w:bookmarkEnd w:id="81"/>
     <w:bookmarkStart w:id="82" w:name="第-45-题"/>
@@ -33709,6 +34243,46 @@
               <w:t xml:space="preserve">4.150</w:t>
             </w:r>
           </w:p>
+          <w:p>
+            <w:pPr>
+              <w:spacing w:before="0" w:after="0"/>
+            </w:pPr>
+          </w:p>
+          <w:p>
+            <w:pPr>
+              <w:spacing w:before="0" w:after="0"/>
+            </w:pPr>
+          </w:p>
+          <w:p>
+            <w:pPr>
+              <w:spacing w:before="0" w:after="0"/>
+            </w:pPr>
+          </w:p>
+          <w:p>
+            <w:pPr>
+              <w:spacing w:before="0" w:after="0"/>
+            </w:pPr>
+          </w:p>
+          <w:p>
+            <w:pPr>
+              <w:spacing w:before="0" w:after="0"/>
+            </w:pPr>
+          </w:p>
+          <w:p>
+            <w:pPr>
+              <w:spacing w:before="0" w:after="0"/>
+            </w:pPr>
+          </w:p>
+          <w:p>
+            <w:pPr>
+              <w:spacing w:before="0" w:after="0"/>
+            </w:pPr>
+          </w:p>
+          <w:p>
+            <w:pPr>
+              <w:spacing w:before="0" w:after="0"/>
+            </w:pPr>
+          </w:p>
         </w:tc>
       </w:tr>
     </w:tbl>
@@ -35543,6 +36117,46 @@
         <w:t>）</w:t>
       </w:r>
     </w:p>
+    <w:p>
+      <w:pPr>
+        <w:spacing w:before="0" w:after="0"/>
+      </w:pPr>
+    </w:p>
+    <w:p>
+      <w:pPr>
+        <w:spacing w:before="0" w:after="0"/>
+      </w:pPr>
+    </w:p>
+    <w:p>
+      <w:pPr>
+        <w:spacing w:before="0" w:after="0"/>
+      </w:pPr>
+    </w:p>
+    <w:p>
+      <w:pPr>
+        <w:spacing w:before="0" w:after="0"/>
+      </w:pPr>
+    </w:p>
+    <w:p>
+      <w:pPr>
+        <w:spacing w:before="0" w:after="0"/>
+      </w:pPr>
+    </w:p>
+    <w:p>
+      <w:pPr>
+        <w:spacing w:before="0" w:after="0"/>
+      </w:pPr>
+    </w:p>
+    <w:p>
+      <w:pPr>
+        <w:spacing w:before="0" w:after="0"/>
+      </w:pPr>
+    </w:p>
+    <w:p>
+      <w:pPr>
+        <w:spacing w:before="0" w:after="0"/>
+      </w:pPr>
+    </w:p>
     <w:bookmarkEnd w:id="84"/>
     <w:bookmarkStart w:id="85" w:name="第-47-题"/>
     <w:p>
@@ -35959,6 +36573,46 @@
         <w:t>。</w:t>
       </w:r>
     </w:p>
+    <w:p>
+      <w:pPr>
+        <w:spacing w:before="0" w:after="0"/>
+      </w:pPr>
+    </w:p>
+    <w:p>
+      <w:pPr>
+        <w:spacing w:before="0" w:after="0"/>
+      </w:pPr>
+    </w:p>
+    <w:p>
+      <w:pPr>
+        <w:spacing w:before="0" w:after="0"/>
+      </w:pPr>
+    </w:p>
+    <w:p>
+      <w:pPr>
+        <w:spacing w:before="0" w:after="0"/>
+      </w:pPr>
+    </w:p>
+    <w:p>
+      <w:pPr>
+        <w:spacing w:before="0" w:after="0"/>
+      </w:pPr>
+    </w:p>
+    <w:p>
+      <w:pPr>
+        <w:spacing w:before="0" w:after="0"/>
+      </w:pPr>
+    </w:p>
+    <w:p>
+      <w:pPr>
+        <w:spacing w:before="0" w:after="0"/>
+      </w:pPr>
+    </w:p>
+    <w:p>
+      <w:pPr>
+        <w:spacing w:before="0" w:after="0"/>
+      </w:pPr>
+    </w:p>
     <w:bookmarkEnd w:id="85"/>
     <w:bookmarkStart w:id="86" w:name="第-48-题"/>
     <w:p>
@@ -36576,6 +37230,46 @@
         <w:t>。</w:t>
       </w:r>
     </w:p>
+    <w:p>
+      <w:pPr>
+        <w:spacing w:before="0" w:after="0"/>
+      </w:pPr>
+    </w:p>
+    <w:p>
+      <w:pPr>
+        <w:spacing w:before="0" w:after="0"/>
+      </w:pPr>
+    </w:p>
+    <w:p>
+      <w:pPr>
+        <w:spacing w:before="0" w:after="0"/>
+      </w:pPr>
+    </w:p>
+    <w:p>
+      <w:pPr>
+        <w:spacing w:before="0" w:after="0"/>
+      </w:pPr>
+    </w:p>
+    <w:p>
+      <w:pPr>
+        <w:spacing w:before="0" w:after="0"/>
+      </w:pPr>
+    </w:p>
+    <w:p>
+      <w:pPr>
+        <w:spacing w:before="0" w:after="0"/>
+      </w:pPr>
+    </w:p>
+    <w:p>
+      <w:pPr>
+        <w:spacing w:before="0" w:after="0"/>
+      </w:pPr>
+    </w:p>
+    <w:p>
+      <w:pPr>
+        <w:spacing w:before="0" w:after="0"/>
+      </w:pPr>
+    </w:p>
     <w:bookmarkEnd w:id="86"/>
     <w:bookmarkStart w:id="87" w:name="第-49-题"/>
     <w:p>
@@ -36710,6 +37404,8 @@
     <w:p>
       <w:pPr>
         <w:pStyle w:val="BodyText"/>
+        <w:ind w:left="480" w:hanging="480"/>
+        <w:spacing w:after="0"/>
       </w:pPr>
       <w:r>
         <w:rPr>
@@ -36765,6 +37461,13 @@
         </w:rPr>
         <w:t>溶液加入</w:t>
       </w:r>
+    </w:p>
+    <w:p>
+      <w:pPr>
+        <w:pStyle w:val="BodyText"/>
+        <w:ind w:left="480" w:hanging="480"/>
+        <w:spacing w:before="0" w:after="0"/>
+      </w:pPr>
       <w:r>
         <w:rPr>
           <w:rFonts w:hint="eastAsia" w:ascii="Times New Roman" w:hAnsi="Times New Roman" w:eastAsia="Times New Roman" w:cs="Times New Roman"/>
@@ -36789,6 +37492,13 @@
         </w:rPr>
         <w:t>即有使红色石蕊试纸变蓝的气体</w:t>
       </w:r>
+    </w:p>
+    <w:p>
+      <w:pPr>
+        <w:pStyle w:val="BodyText"/>
+        <w:ind w:left="480" w:hanging="480"/>
+        <w:spacing w:before="0" w:after="0"/>
+      </w:pPr>
       <w:r>
         <w:rPr>
           <w:rFonts w:hint="eastAsia" w:ascii="Times New Roman" w:hAnsi="Times New Roman" w:eastAsia="Times New Roman" w:cs="Times New Roman"/>
@@ -36813,6 +37523,13 @@
         </w:rPr>
         <w:t>同时溶液中有白色沉淀</w:t>
       </w:r>
+    </w:p>
+    <w:p>
+      <w:pPr>
+        <w:pStyle w:val="BodyText"/>
+        <w:ind w:left="480" w:hanging="480"/>
+        <w:spacing w:before="0" w:after="180"/>
+      </w:pPr>
       <w:r>
         <w:rPr>
           <w:rFonts w:hint="eastAsia" w:ascii="Times New Roman" w:hAnsi="Times New Roman" w:eastAsia="Times New Roman" w:cs="Times New Roman"/>
@@ -37375,6 +38092,46 @@
         </w:rPr>
         <w:t>）</w:t>
       </w:r>
+    </w:p>
+    <w:p>
+      <w:pPr>
+        <w:spacing w:before="0" w:after="0"/>
+      </w:pPr>
+    </w:p>
+    <w:p>
+      <w:pPr>
+        <w:spacing w:before="0" w:after="0"/>
+      </w:pPr>
+    </w:p>
+    <w:p>
+      <w:pPr>
+        <w:spacing w:before="0" w:after="0"/>
+      </w:pPr>
+    </w:p>
+    <w:p>
+      <w:pPr>
+        <w:spacing w:before="0" w:after="0"/>
+      </w:pPr>
+    </w:p>
+    <w:p>
+      <w:pPr>
+        <w:spacing w:before="0" w:after="0"/>
+      </w:pPr>
+    </w:p>
+    <w:p>
+      <w:pPr>
+        <w:spacing w:before="0" w:after="0"/>
+      </w:pPr>
+    </w:p>
+    <w:p>
+      <w:pPr>
+        <w:spacing w:before="0" w:after="0"/>
+      </w:pPr>
+    </w:p>
+    <w:p>
+      <w:pPr>
+        <w:spacing w:before="0" w:after="0"/>
+      </w:pPr>
     </w:p>
     <w:bookmarkEnd w:id="88"/>
     <w:bookmarkStart w:id="89" w:name="第-50-题"/>
@@ -38062,6 +38819,16 @@
         </w:rPr>
         <w:t>。</w:t>
       </w:r>
+    </w:p>
+    <w:p>
+      <w:pPr>
+        <w:spacing w:before="0" w:after="0"/>
+      </w:pPr>
+    </w:p>
+    <w:p>
+      <w:pPr>
+        <w:spacing w:before="0" w:after="0"/>
+      </w:pPr>
     </w:p>
     <w:p>
       <w:pPr>

--- a/00-首页/题组Word/阶段测试卷/元素与分析阶段测试卷-学生版.docx
+++ b/00-首页/题组Word/阶段测试卷/元素与分析阶段测试卷-学生版.docx
@@ -13236,7 +13236,9 @@
       </w:r>
     </w:p>
     <w:p>
-      <w:pPr/>
+      <w:pPr>
+        <w:spacing w:before="0" w:after="0"/>
+      </w:pPr>
       <w:r>
         <w:rPr>
           <w:rFonts w:hint="eastAsia" w:ascii="Times New Roman" w:hAnsi="Times New Roman" w:eastAsia="Times New Roman" w:cs="Times New Roman"/>
@@ -34016,6 +34018,14 @@
       <w:tblPr>
         <w:tblStyle w:val="Table"/>
         <w:tblW w:type="auto" w:w="0"/>
+        <w:tblBorders>
+          <w:top w:val="single" w:sz="12" w:space="0" w:color="000000"/>
+          <w:left w:val="none" w:sz="0" w:space="0" w:color="auto"/>
+          <w:bottom w:val="single" w:sz="12" w:space="0" w:color="000000"/>
+          <w:right w:val="none" w:sz="0" w:space="0" w:color="auto"/>
+          <w:insideH w:val="none" w:sz="0" w:space="0" w:color="auto"/>
+          <w:insideV w:val="none" w:sz="0" w:space="0" w:color="auto"/>
+        </w:tblBorders>
         <w:tblLook w:firstRow="1" w:lastRow="0" w:firstColumn="0" w:lastColumn="0" w:noHBand="0" w:noVBand="0" w:val="0020"/>
       </w:tblPr>
       <w:tblGrid>
@@ -34031,7 +34041,11 @@
           <w:tblHeader w:val="on"/>
         </w:trPr>
         <w:tc>
-          <w:tcPr/>
+          <w:tcPr>
+            <w:tcBorders>
+              <w:bottom w:val="single" w:sz="8" w:space="0" w:color="000000"/>
+            </w:tcBorders>
+          </w:tcPr>
           <w:p>
             <w:pPr>
               <w:pStyle w:val="Compact"/>
@@ -34061,7 +34075,11 @@
           </w:p>
         </w:tc>
         <w:tc>
-          <w:tcPr/>
+          <w:tcPr>
+            <w:tcBorders>
+              <w:bottom w:val="single" w:sz="8" w:space="0" w:color="000000"/>
+            </w:tcBorders>
+          </w:tcPr>
           <w:p>
             <w:pPr>
               <w:pStyle w:val="Compact"/>
@@ -34077,7 +34095,11 @@
           </w:p>
         </w:tc>
         <w:tc>
-          <w:tcPr/>
+          <w:tcPr>
+            <w:tcBorders>
+              <w:bottom w:val="single" w:sz="8" w:space="0" w:color="000000"/>
+            </w:tcBorders>
+          </w:tcPr>
           <w:p>
             <w:pPr>
               <w:pStyle w:val="Compact"/>
@@ -34093,7 +34115,11 @@
           </w:p>
         </w:tc>
         <w:tc>
-          <w:tcPr/>
+          <w:tcPr>
+            <w:tcBorders>
+              <w:bottom w:val="single" w:sz="8" w:space="0" w:color="000000"/>
+            </w:tcBorders>
+          </w:tcPr>
           <w:p>
             <w:pPr>
               <w:pStyle w:val="Compact"/>
@@ -34109,7 +34135,11 @@
           </w:p>
         </w:tc>
         <w:tc>
-          <w:tcPr/>
+          <w:tcPr>
+            <w:tcBorders>
+              <w:bottom w:val="single" w:sz="8" w:space="0" w:color="000000"/>
+            </w:tcBorders>
+          </w:tcPr>
           <w:p>
             <w:pPr>
               <w:pStyle w:val="Compact"/>
@@ -34125,7 +34155,11 @@
           </w:p>
         </w:tc>
         <w:tc>
-          <w:tcPr/>
+          <w:tcPr>
+            <w:tcBorders>
+              <w:bottom w:val="single" w:sz="8" w:space="0" w:color="000000"/>
+            </w:tcBorders>
+          </w:tcPr>
           <w:p>
             <w:pPr>
               <w:pStyle w:val="Compact"/>
@@ -37404,8 +37438,8 @@
     <w:p>
       <w:pPr>
         <w:pStyle w:val="BodyText"/>
+        <w:spacing w:before="0" w:after="0"/>
         <w:ind w:left="480" w:hanging="480"/>
-        <w:spacing w:after="0"/>
       </w:pPr>
       <w:r>
         <w:rPr>
@@ -37465,20 +37499,51 @@
     <w:p>
       <w:pPr>
         <w:pStyle w:val="BodyText"/>
+        <w:spacing w:before="0" w:after="0"/>
         <w:ind w:left="480" w:hanging="480"/>
+      </w:pPr>
+      <w:r>
+        <w:rPr>
+          <w:rFonts w:hint="eastAsia" w:ascii="Times New Roman" w:hAnsi="Times New Roman" w:eastAsia="Times New Roman" w:cs="Times New Roman"/>
+        </w:rPr>
+        <w:t>(A)</w:t>
+      </w:r>
+      <w:r>
+        <w:rPr>
+          <w:rFonts w:hint="eastAsia" w:ascii="Times New Roman" w:hAnsi="Times New Roman" w:eastAsia="FangSong" w:cs="Times New Roman"/>
+        </w:rPr>
+        <w:t>溶液中</w:t>
+      </w:r>
+      <w:r>
+        <w:rPr>
+          <w:rFonts w:hint="eastAsia" w:ascii="Times New Roman" w:hAnsi="Times New Roman" w:eastAsia="Times New Roman" w:cs="Times New Roman"/>
+        </w:rPr>
+        <w:t>，</w:t>
+      </w:r>
+      <w:r>
+        <w:rPr>
+          <w:rFonts w:hint="eastAsia" w:ascii="Times New Roman" w:hAnsi="Times New Roman" w:eastAsia="FangSong" w:cs="Times New Roman"/>
+        </w:rPr>
+        <w:t>即有使红色石蕊试纸变蓝的气体</w:t>
+      </w:r>
+    </w:p>
+    <w:p>
+      <w:pPr>
+        <w:pStyle w:val="BodyText"/>
         <w:spacing w:before="0" w:after="0"/>
-      </w:pPr>
-      <w:r>
-        <w:rPr>
-          <w:rFonts w:hint="eastAsia" w:ascii="Times New Roman" w:hAnsi="Times New Roman" w:eastAsia="Times New Roman" w:cs="Times New Roman"/>
-        </w:rPr>
-        <w:t>(A)</w:t>
-      </w:r>
-      <w:r>
-        <w:rPr>
-          <w:rFonts w:hint="eastAsia" w:ascii="Times New Roman" w:hAnsi="Times New Roman" w:eastAsia="FangSong" w:cs="Times New Roman"/>
-        </w:rPr>
-        <w:t>溶液中</w:t>
+        <w:ind w:left="480" w:hanging="480"/>
+      </w:pPr>
+      <w:r>
+        <w:rPr>
+          <w:rFonts w:hint="eastAsia" w:ascii="Times New Roman" w:hAnsi="Times New Roman" w:eastAsia="Times New Roman" w:cs="Times New Roman"/>
+        </w:rPr>
+        <w:t>(B)</w:t>
+      </w:r>
+      <w:r>
+        <w:rPr>
+          <w:rFonts w:hint="eastAsia" w:ascii="Times New Roman" w:hAnsi="Times New Roman" w:eastAsia="FangSong" w:cs="Times New Roman"/>
+        </w:rPr>
+        <w:t>放出</w:t>
       </w:r>
       <w:r>
         <w:rPr>
@@ -37490,45 +37555,14 @@
         <w:rPr>
           <w:rFonts w:hint="eastAsia" w:ascii="Times New Roman" w:hAnsi="Times New Roman" w:eastAsia="FangSong" w:cs="Times New Roman"/>
         </w:rPr>
-        <w:t>即有使红色石蕊试纸变蓝的气体</w:t>
+        <w:t>同时溶液中有白色沉淀</w:t>
       </w:r>
     </w:p>
     <w:p>
       <w:pPr>
         <w:pStyle w:val="BodyText"/>
+        <w:spacing w:before="0" w:after="0"/>
         <w:ind w:left="480" w:hanging="480"/>
-        <w:spacing w:before="0" w:after="0"/>
-      </w:pPr>
-      <w:r>
-        <w:rPr>
-          <w:rFonts w:hint="eastAsia" w:ascii="Times New Roman" w:hAnsi="Times New Roman" w:eastAsia="Times New Roman" w:cs="Times New Roman"/>
-        </w:rPr>
-        <w:t>(B)</w:t>
-      </w:r>
-      <w:r>
-        <w:rPr>
-          <w:rFonts w:hint="eastAsia" w:ascii="Times New Roman" w:hAnsi="Times New Roman" w:eastAsia="FangSong" w:cs="Times New Roman"/>
-        </w:rPr>
-        <w:t>放出</w:t>
-      </w:r>
-      <w:r>
-        <w:rPr>
-          <w:rFonts w:hint="eastAsia" w:ascii="Times New Roman" w:hAnsi="Times New Roman" w:eastAsia="Times New Roman" w:cs="Times New Roman"/>
-        </w:rPr>
-        <w:t>，</w:t>
-      </w:r>
-      <w:r>
-        <w:rPr>
-          <w:rFonts w:hint="eastAsia" w:ascii="Times New Roman" w:hAnsi="Times New Roman" w:eastAsia="FangSong" w:cs="Times New Roman"/>
-        </w:rPr>
-        <w:t>同时溶液中有白色沉淀</w:t>
-      </w:r>
-    </w:p>
-    <w:p>
-      <w:pPr>
-        <w:pStyle w:val="BodyText"/>
-        <w:ind w:left="480" w:hanging="480"/>
-        <w:spacing w:before="0" w:after="180"/>
       </w:pPr>
       <w:r>
         <w:rPr>
@@ -38680,6 +38714,7 @@
     <w:p>
       <w:pPr>
         <w:pStyle w:val="BodyText"/>
+        <w:spacing w:before="0" w:after="0"/>
       </w:pPr>
       <w:r>
         <w:rPr>
@@ -39747,7 +39782,7 @@
     <ns0:rPr>
       <ns0:rFonts ns0:ascii="Times New Roman" ns0:cs="Times New Roman" ns0:eastAsia="SimHei" ns0:hAnsi="Times New Roman"/>
       <ns0:b/>
-      <ns0:color ns0:val="17324D"/>
+      <ns0:color ns0:val="000000"/>
       <ns0:sz ns0:val="44"/>
       <ns0:szCs ns0:val="56"/>
     </ns0:rPr>
@@ -39889,7 +39924,7 @@
     <ns0:rPr>
       <ns0:rFonts ns0:ascii="Times New Roman" ns0:cs="Times New Roman" ns0:eastAsia="SimHei" ns0:hAnsi="Times New Roman"/>
       <ns0:b/>
-      <ns0:color ns0:val="17324D"/>
+      <ns0:color ns0:val="000000"/>
       <ns0:sz ns0:val="32"/>
       <ns0:szCs ns0:val="40"/>
     </ns0:rPr>
@@ -39913,7 +39948,7 @@
     <ns0:rPr>
       <ns0:rFonts ns0:ascii="Times New Roman" ns0:cs="Times New Roman" ns0:eastAsia="SimHei" ns0:hAnsi="Times New Roman"/>
       <ns0:b/>
-      <ns0:color ns0:val="17324D"/>
+      <ns0:color ns0:val="000000"/>
       <ns0:sz ns0:val="28"/>
       <ns0:szCs ns0:val="32"/>
     </ns0:rPr>
@@ -39937,7 +39972,7 @@
     <ns0:rPr>
       <ns0:rFonts ns0:ascii="Times New Roman" ns0:cs="Times New Roman" ns0:eastAsia="SimHei" ns0:hAnsi="Times New Roman"/>
       <ns0:b/>
-      <ns0:color ns0:val="17324D"/>
+      <ns0:color ns0:val="000000"/>
       <ns0:sz ns0:val="25"/>
       <ns0:szCs ns0:val="28"/>
     </ns0:rPr>
